--- a/generated/wasteland_firebirds_big_list-base.docx
+++ b/generated/wasteland_firebirds_big_list-base.docx
@@ -404,7 +404,7 @@
               <a:graphicData uri="http://schemas.openxmlformats.org/drawingml/2006/picture">
                 <pic:pic>
                   <pic:nvPicPr>
-                    <pic:cNvPr descr="data/qr_codes/001_Navy_Pier_600_E_Grand_Ave_Chic.png" id="11" name="Picture"/>
+                    <pic:cNvPr descr="generated/oversize/qr_codes/001_Navy_Pier_600_E_Grand_Ave_Chic.png" id="11" name="Picture"/>
                     <pic:cNvPicPr>
                       <a:picLocks noChangeArrowheads="1" noChangeAspect="1"/>
                     </pic:cNvPicPr>
@@ -478,7 +478,7 @@
               <a:graphicData uri="http://schemas.openxmlformats.org/drawingml/2006/picture">
                 <pic:pic>
                   <pic:nvPicPr>
-                    <pic:cNvPr descr="data/qr_codes/002_Billy_Goat_Tavern_Lower_430_No.png" id="14" name="Picture"/>
+                    <pic:cNvPr descr="generated/oversize/qr_codes/002_Billy_Goat_Tavern_Lower_430_No.png" id="14" name="Picture"/>
                     <pic:cNvPicPr>
                       <a:picLocks noChangeArrowheads="1" noChangeAspect="1"/>
                     </pic:cNvPicPr>
@@ -544,7 +544,7 @@
               <a:graphicData uri="http://schemas.openxmlformats.org/drawingml/2006/picture">
                 <pic:pic>
                   <pic:nvPicPr>
-                    <pic:cNvPr descr="data/qr_codes/003_Ohio_House_Motel_600_N_La_Sall.png" id="17" name="Picture"/>
+                    <pic:cNvPr descr="generated/oversize/qr_codes/003_Ohio_House_Motel_600_N_La_Sall.png" id="17" name="Picture"/>
                     <pic:cNvPicPr>
                       <a:picLocks noChangeArrowheads="1" noChangeAspect="1"/>
                     </pic:cNvPicPr>
@@ -630,7 +630,7 @@
               <a:graphicData uri="http://schemas.openxmlformats.org/drawingml/2006/picture">
                 <pic:pic>
                   <pic:nvPicPr>
-                    <pic:cNvPr descr="data/qr_codes/004_Cloud_Gate_mirrored_bean_sculp.png" id="20" name="Picture"/>
+                    <pic:cNvPr descr="generated/oversize/qr_codes/004_Cloud_Gate_mirrored_bean_sculp.png" id="20" name="Picture"/>
                     <pic:cNvPicPr>
                       <a:picLocks noChangeArrowheads="1" noChangeAspect="1"/>
                     </pic:cNvPicPr>
@@ -704,7 +704,7 @@
               <a:graphicData uri="http://schemas.openxmlformats.org/drawingml/2006/picture">
                 <pic:pic>
                   <pic:nvPicPr>
-                    <pic:cNvPr descr="data/qr_codes/005_Chicago_Athletic_Association_1.png" id="23" name="Picture"/>
+                    <pic:cNvPr descr="generated/oversize/qr_codes/005_Chicago_Athletic_Association_1.png" id="23" name="Picture"/>
                     <pic:cNvPicPr>
                       <a:picLocks noChangeArrowheads="1" noChangeAspect="1"/>
                     </pic:cNvPicPr>
@@ -778,7 +778,7 @@
               <a:graphicData uri="http://schemas.openxmlformats.org/drawingml/2006/picture">
                 <pic:pic>
                   <pic:nvPicPr>
-                    <pic:cNvPr descr="data/qr_codes/006_Art_Institute_of_Chicago_111_S.png" id="26" name="Picture"/>
+                    <pic:cNvPr descr="generated/oversize/qr_codes/006_Art_Institute_of_Chicago_111_S.png" id="26" name="Picture"/>
                     <pic:cNvPicPr>
                       <a:picLocks noChangeArrowheads="1" noChangeAspect="1"/>
                     </pic:cNvPicPr>
@@ -864,7 +864,7 @@
               <a:graphicData uri="http://schemas.openxmlformats.org/drawingml/2006/picture">
                 <pic:pic>
                   <pic:nvPicPr>
-                    <pic:cNvPr descr="data/qr_codes/007_Historic_Route_66_sign_E_Adams.png" id="29" name="Picture"/>
+                    <pic:cNvPr descr="generated/oversize/qr_codes/007_Historic_Route_66_sign_E_Adams.png" id="29" name="Picture"/>
                     <pic:cNvPicPr>
                       <a:picLocks noChangeArrowheads="1" noChangeAspect="1"/>
                     </pic:cNvPicPr>
@@ -938,7 +938,7 @@
               <a:graphicData uri="http://schemas.openxmlformats.org/drawingml/2006/picture">
                 <pic:pic>
                   <pic:nvPicPr>
-                    <pic:cNvPr descr="data/qr_codes/008_Lou_Mitchells_565_W_Jackson_Bl.png" id="32" name="Picture"/>
+                    <pic:cNvPr descr="generated/oversize/qr_codes/008_Lou_Mitchells_565_W_Jackson_Bl.png" id="32" name="Picture"/>
                     <pic:cNvPicPr>
                       <a:picLocks noChangeArrowheads="1" noChangeAspect="1"/>
                     </pic:cNvPicPr>
@@ -1012,7 +1012,7 @@
               <a:graphicData uri="http://schemas.openxmlformats.org/drawingml/2006/picture">
                 <pic:pic>
                   <pic:nvPicPr>
-                    <pic:cNvPr descr="data/qr_codes/009_Lulus_Hot_Dogs_1000_S_Leavitt_.png" id="35" name="Picture"/>
+                    <pic:cNvPr descr="generated/oversize/qr_codes/009_Lulus_Hot_Dogs_1000_S_Leavitt_.png" id="35" name="Picture"/>
                     <pic:cNvPicPr>
                       <a:picLocks noChangeArrowheads="1" noChangeAspect="1"/>
                     </pic:cNvPicPr>
@@ -1086,7 +1086,7 @@
               <a:graphicData uri="http://schemas.openxmlformats.org/drawingml/2006/picture">
                 <pic:pic>
                   <pic:nvPicPr>
-                    <pic:cNvPr descr="data/qr_codes/010_Steak_n_Egger_5647_Ogden_Ave_C.png" id="38" name="Picture"/>
+                    <pic:cNvPr descr="generated/oversize/qr_codes/010_Steak_n_Egger_5647_Ogden_Ave_C.png" id="38" name="Picture"/>
                     <pic:cNvPicPr>
                       <a:picLocks noChangeArrowheads="1" noChangeAspect="1"/>
                     </pic:cNvPicPr>
@@ -1152,7 +1152,7 @@
               <a:graphicData uri="http://schemas.openxmlformats.org/drawingml/2006/picture">
                 <pic:pic>
                   <pic:nvPicPr>
-                    <pic:cNvPr descr="data/qr_codes/011_Henrys_Drive-In_6031_Ogden_Ave.png" id="41" name="Picture"/>
+                    <pic:cNvPr descr="generated/oversize/qr_codes/011_Henrys_Drive-In_6031_Ogden_Ave.png" id="41" name="Picture"/>
                     <pic:cNvPicPr>
                       <a:picLocks noChangeArrowheads="1" noChangeAspect="1"/>
                     </pic:cNvPicPr>
@@ -1218,7 +1218,7 @@
               <a:graphicData uri="http://schemas.openxmlformats.org/drawingml/2006/picture">
                 <pic:pic>
                   <pic:nvPicPr>
-                    <pic:cNvPr descr="data/qr_codes/012_Cigars__Stripes_BBQ_Lounge_671.png" id="44" name="Picture"/>
+                    <pic:cNvPr descr="generated/oversize/qr_codes/012_Cigars__Stripes_BBQ_Lounge_671.png" id="44" name="Picture"/>
                     <pic:cNvPicPr>
                       <a:picLocks noChangeArrowheads="1" noChangeAspect="1"/>
                     </pic:cNvPicPr>
@@ -1304,7 +1304,7 @@
               <a:graphicData uri="http://schemas.openxmlformats.org/drawingml/2006/picture">
                 <pic:pic>
                   <pic:nvPicPr>
-                    <pic:cNvPr descr="data/qr_codes/013_Dell_Rheas_Chicken_Basket_645_.png" id="47" name="Picture"/>
+                    <pic:cNvPr descr="generated/oversize/qr_codes/013_Dell_Rheas_Chicken_Basket_645_.png" id="47" name="Picture"/>
                     <pic:cNvPicPr>
                       <a:picLocks noChangeArrowheads="1" noChangeAspect="1"/>
                     </pic:cNvPicPr>
@@ -1378,7 +1378,7 @@
               <a:graphicData uri="http://schemas.openxmlformats.org/drawingml/2006/picture">
                 <pic:pic>
                   <pic:nvPicPr>
-                    <pic:cNvPr descr="data/qr_codes/014_White_Fence_Farm_Restaurant_13.png" id="50" name="Picture"/>
+                    <pic:cNvPr descr="generated/oversize/qr_codes/014_White_Fence_Farm_Restaurant_13.png" id="50" name="Picture"/>
                     <pic:cNvPicPr>
                       <a:picLocks noChangeArrowheads="1" noChangeAspect="1"/>
                     </pic:cNvPicPr>
@@ -1444,7 +1444,7 @@
               <a:graphicData uri="http://schemas.openxmlformats.org/drawingml/2006/picture">
                 <pic:pic>
                   <pic:nvPicPr>
-                    <pic:cNvPr descr="data/qr_codes/015_Old_Joliet_Prison_1125_Collins.png" id="53" name="Picture"/>
+                    <pic:cNvPr descr="generated/oversize/qr_codes/015_Old_Joliet_Prison_1125_Collins.png" id="53" name="Picture"/>
                     <pic:cNvPicPr>
                       <a:picLocks noChangeArrowheads="1" noChangeAspect="1"/>
                     </pic:cNvPicPr>
@@ -1518,7 +1518,7 @@
               <a:graphicData uri="http://schemas.openxmlformats.org/drawingml/2006/picture">
                 <pic:pic>
                   <pic:nvPicPr>
-                    <pic:cNvPr descr="data/qr_codes/016_Rialto_Square_Theatre_102_N_Ch.png" id="56" name="Picture"/>
+                    <pic:cNvPr descr="generated/oversize/qr_codes/016_Rialto_Square_Theatre_102_N_Ch.png" id="56" name="Picture"/>
                     <pic:cNvPicPr>
                       <a:picLocks noChangeArrowheads="1" noChangeAspect="1"/>
                     </pic:cNvPicPr>
@@ -1592,7 +1592,7 @@
               <a:graphicData uri="http://schemas.openxmlformats.org/drawingml/2006/picture">
                 <pic:pic>
                   <pic:nvPicPr>
-                    <pic:cNvPr descr="data/qr_codes/017_Blues_Brothers_Copmobile_2410_.png" id="59" name="Picture"/>
+                    <pic:cNvPr descr="generated/oversize/qr_codes/017_Blues_Brothers_Copmobile_2410_.png" id="59" name="Picture"/>
                     <pic:cNvPicPr>
                       <a:picLocks noChangeArrowheads="1" noChangeAspect="1"/>
                     </pic:cNvPicPr>
@@ -1666,7 +1666,7 @@
               <a:graphicData uri="http://schemas.openxmlformats.org/drawingml/2006/picture">
                 <pic:pic>
                   <pic:nvPicPr>
-                    <pic:cNvPr descr="data/qr_codes/018_Gemini_Giant_201_Bridge_St_Wil.png" id="62" name="Picture"/>
+                    <pic:cNvPr descr="generated/oversize/qr_codes/018_Gemini_Giant_201_Bridge_St_Wil.png" id="62" name="Picture"/>
                     <pic:cNvPicPr>
                       <a:picLocks noChangeArrowheads="1" noChangeAspect="1"/>
                     </pic:cNvPicPr>
@@ -1740,7 +1740,7 @@
               <a:graphicData uri="http://schemas.openxmlformats.org/drawingml/2006/picture">
                 <pic:pic>
                   <pic:nvPicPr>
-                    <pic:cNvPr descr="data/qr_codes/019_Polk-A-Dot_Drive_In_222_N_Fron.png" id="65" name="Picture"/>
+                    <pic:cNvPr descr="generated/oversize/qr_codes/019_Polk-A-Dot_Drive_In_222_N_Fron.png" id="65" name="Picture"/>
                     <pic:cNvPicPr>
                       <a:picLocks noChangeArrowheads="1" noChangeAspect="1"/>
                     </pic:cNvPicPr>
@@ -1806,7 +1806,7 @@
               <a:graphicData uri="http://schemas.openxmlformats.org/drawingml/2006/picture">
                 <pic:pic>
                   <pic:nvPicPr>
-                    <pic:cNvPr descr="data/qr_codes/020_Shop_on_Route_66_315_N_Center_.png" id="68" name="Picture"/>
+                    <pic:cNvPr descr="generated/oversize/qr_codes/020_Shop_on_Route_66_315_N_Center_.png" id="68" name="Picture"/>
                     <pic:cNvPicPr>
                       <a:picLocks noChangeArrowheads="1" noChangeAspect="1"/>
                     </pic:cNvPicPr>
@@ -1872,7 +1872,7 @@
               <a:graphicData uri="http://schemas.openxmlformats.org/drawingml/2006/picture">
                 <pic:pic>
                   <pic:nvPicPr>
-                    <pic:cNvPr descr="data/qr_codes/021_Gothic_Church_Dwight_Townhall_.png" id="71" name="Picture"/>
+                    <pic:cNvPr descr="generated/oversize/qr_codes/021_Gothic_Church_Dwight_Townhall_.png" id="71" name="Picture"/>
                     <pic:cNvPicPr>
                       <a:picLocks noChangeArrowheads="1" noChangeAspect="1"/>
                     </pic:cNvPicPr>
@@ -1938,7 +1938,7 @@
               <a:graphicData uri="http://schemas.openxmlformats.org/drawingml/2006/picture">
                 <pic:pic>
                   <pic:nvPicPr>
-                    <pic:cNvPr descr="data/qr_codes/022_80s_Car_Museum_316_W_Waupansie.png" id="74" name="Picture"/>
+                    <pic:cNvPr descr="generated/oversize/qr_codes/022_80s_Car_Museum_316_W_Waupansie.png" id="74" name="Picture"/>
                     <pic:cNvPicPr>
                       <a:picLocks noChangeArrowheads="1" noChangeAspect="1"/>
                     </pic:cNvPicPr>
@@ -2012,7 +2012,7 @@
               <a:graphicData uri="http://schemas.openxmlformats.org/drawingml/2006/picture">
                 <pic:pic>
                   <pic:nvPicPr>
-                    <pic:cNvPr descr="data/qr_codes/023_Dwight_Coin_Laundry_404_W_Waup.png" id="77" name="Picture"/>
+                    <pic:cNvPr descr="generated/oversize/qr_codes/023_Dwight_Coin_Laundry_404_W_Waup.png" id="77" name="Picture"/>
                     <pic:cNvPicPr>
                       <a:picLocks noChangeArrowheads="1" noChangeAspect="1"/>
                     </pic:cNvPicPr>
@@ -2078,7 +2078,7 @@
               <a:graphicData uri="http://schemas.openxmlformats.org/drawingml/2006/picture">
                 <pic:pic>
                   <pic:nvPicPr>
-                    <pic:cNvPr descr="data/qr_codes/024_Amblers_Texaco_Gas_Station_W_W.png" id="80" name="Picture"/>
+                    <pic:cNvPr descr="generated/oversize/qr_codes/024_Amblers_Texaco_Gas_Station_W_W.png" id="80" name="Picture"/>
                     <pic:cNvPicPr>
                       <a:picLocks noChangeArrowheads="1" noChangeAspect="1"/>
                     </pic:cNvPicPr>
@@ -2144,7 +2144,7 @@
               <a:graphicData uri="http://schemas.openxmlformats.org/drawingml/2006/picture">
                 <pic:pic>
                   <pic:nvPicPr>
-                    <pic:cNvPr descr="data/qr_codes/025_Standard_Oil_Gas_Station_400_S.png" id="83" name="Picture"/>
+                    <pic:cNvPr descr="generated/oversize/qr_codes/025_Standard_Oil_Gas_Station_400_S.png" id="83" name="Picture"/>
                     <pic:cNvPicPr>
                       <a:picLocks noChangeArrowheads="1" noChangeAspect="1"/>
                     </pic:cNvPicPr>
@@ -2210,7 +2210,7 @@
               <a:graphicData uri="http://schemas.openxmlformats.org/drawingml/2006/picture">
                 <pic:pic>
                   <pic:nvPicPr>
-                    <pic:cNvPr descr="data/qr_codes/026_Old_Log_Cabin_restaurant_18700.png" id="86" name="Picture"/>
+                    <pic:cNvPr descr="generated/oversize/qr_codes/026_Old_Log_Cabin_restaurant_18700.png" id="86" name="Picture"/>
                     <pic:cNvPicPr>
                       <a:picLocks noChangeArrowheads="1" noChangeAspect="1"/>
                     </pic:cNvPicPr>
@@ -2284,7 +2284,7 @@
               <a:graphicData uri="http://schemas.openxmlformats.org/drawingml/2006/picture">
                 <pic:pic>
                   <pic:nvPicPr>
-                    <pic:cNvPr descr="data/qr_codes/027_Route_66_Association_of_Illino.png" id="89" name="Picture"/>
+                    <pic:cNvPr descr="generated/oversize/qr_codes/027_Route_66_Association_of_Illino.png" id="89" name="Picture"/>
                     <pic:cNvPicPr>
                       <a:picLocks noChangeArrowheads="1" noChangeAspect="1"/>
                     </pic:cNvPicPr>
@@ -2376,7 +2376,7 @@
               <a:graphicData uri="http://schemas.openxmlformats.org/drawingml/2006/picture">
                 <pic:pic>
                   <pic:nvPicPr>
-                    <pic:cNvPr descr="data/qr_codes/028_Pontiac_Oakland_Auto_Museum_20.png" id="92" name="Picture"/>
+                    <pic:cNvPr descr="generated/oversize/qr_codes/028_Pontiac_Oakland_Auto_Museum_20.png" id="92" name="Picture"/>
                     <pic:cNvPicPr>
                       <a:picLocks noChangeArrowheads="1" noChangeAspect="1"/>
                     </pic:cNvPicPr>
@@ -2450,7 +2450,7 @@
               <a:graphicData uri="http://schemas.openxmlformats.org/drawingml/2006/picture">
                 <pic:pic>
                   <pic:nvPicPr>
-                    <pic:cNvPr descr="data/qr_codes/029_Wallys_1_Holiday_Rd_Pontiac_IL.png" id="95" name="Picture"/>
+                    <pic:cNvPr descr="generated/oversize/qr_codes/029_Wallys_1_Holiday_Rd_Pontiac_IL.png" id="95" name="Picture"/>
                     <pic:cNvPicPr>
                       <a:picLocks noChangeArrowheads="1" noChangeAspect="1"/>
                     </pic:cNvPicPr>
@@ -2524,7 +2524,7 @@
               <a:graphicData uri="http://schemas.openxmlformats.org/drawingml/2006/picture">
                 <pic:pic>
                   <pic:nvPicPr>
-                    <pic:cNvPr descr="data/qr_codes/030_Route_66_of_Chenoa_Roadside_At.png" id="98" name="Picture"/>
+                    <pic:cNvPr descr="generated/oversize/qr_codes/030_Route_66_of_Chenoa_Roadside_At.png" id="98" name="Picture"/>
                     <pic:cNvPicPr>
                       <a:picLocks noChangeArrowheads="1" noChangeAspect="1"/>
                     </pic:cNvPicPr>
@@ -2598,7 +2598,7 @@
               <a:graphicData uri="http://schemas.openxmlformats.org/drawingml/2006/picture">
                 <pic:pic>
                   <pic:nvPicPr>
-                    <pic:cNvPr descr="data/qr_codes/031_Lexington_Route_66_Memory_Lane.png" id="101" name="Picture"/>
+                    <pic:cNvPr descr="generated/oversize/qr_codes/031_Lexington_Route_66_Memory_Lane.png" id="101" name="Picture"/>
                     <pic:cNvPicPr>
                       <a:picLocks noChangeArrowheads="1" noChangeAspect="1"/>
                     </pic:cNvPicPr>
@@ -2672,7 +2672,7 @@
               <a:graphicData uri="http://schemas.openxmlformats.org/drawingml/2006/picture">
                 <pic:pic>
                   <pic:nvPicPr>
-                    <pic:cNvPr descr="data/qr_codes/032_Shake_Shack_512_W_Main_St_Lexi.png" id="104" name="Picture"/>
+                    <pic:cNvPr descr="generated/oversize/qr_codes/032_Shake_Shack_512_W_Main_St_Lexi.png" id="104" name="Picture"/>
                     <pic:cNvPicPr>
                       <a:picLocks noChangeArrowheads="1" noChangeAspect="1"/>
                     </pic:cNvPicPr>
@@ -2746,7 +2746,7 @@
               <a:graphicData uri="http://schemas.openxmlformats.org/drawingml/2006/picture">
                 <pic:pic>
                   <pic:nvPicPr>
-                    <pic:cNvPr descr="data/qr_codes/033_Spragues_Super_Service_Station.png" id="107" name="Picture"/>
+                    <pic:cNvPr descr="generated/oversize/qr_codes/033_Spragues_Super_Service_Station.png" id="107" name="Picture"/>
                     <pic:cNvPicPr>
                       <a:picLocks noChangeArrowheads="1" noChangeAspect="1"/>
                     </pic:cNvPicPr>
@@ -2820,7 +2820,7 @@
               <a:graphicData uri="http://schemas.openxmlformats.org/drawingml/2006/picture">
                 <pic:pic>
                   <pic:nvPicPr>
-                    <pic:cNvPr descr="data/qr_codes/034_Carls_Ice_Cream_Factory_1700_W.png" id="110" name="Picture"/>
+                    <pic:cNvPr descr="generated/oversize/qr_codes/034_Carls_Ice_Cream_Factory_1700_W.png" id="110" name="Picture"/>
                     <pic:cNvPicPr>
                       <a:picLocks noChangeArrowheads="1" noChangeAspect="1"/>
                     </pic:cNvPicPr>
@@ -2894,7 +2894,7 @@
               <a:graphicData uri="http://schemas.openxmlformats.org/drawingml/2006/picture">
                 <pic:pic>
                   <pic:nvPicPr>
-                    <pic:cNvPr descr="data/qr_codes/035_Funks_Grove_Pure_Maple_Sirup_F.png" id="113" name="Picture"/>
+                    <pic:cNvPr descr="generated/oversize/qr_codes/035_Funks_Grove_Pure_Maple_Sirup_F.png" id="113" name="Picture"/>
                     <pic:cNvPicPr>
                       <a:picLocks noChangeArrowheads="1" noChangeAspect="1"/>
                     </pic:cNvPicPr>
@@ -2968,7 +2968,7 @@
               <a:graphicData uri="http://schemas.openxmlformats.org/drawingml/2006/picture">
                 <pic:pic>
                   <pic:nvPicPr>
-                    <pic:cNvPr descr="data/qr_codes/036_Arcadia_Americas_Playable_Arca.png" id="116" name="Picture"/>
+                    <pic:cNvPr descr="generated/oversize/qr_codes/036_Arcadia_Americas_Playable_Arca.png" id="116" name="Picture"/>
                     <pic:cNvPicPr>
                       <a:picLocks noChangeArrowheads="1" noChangeAspect="1"/>
                     </pic:cNvPicPr>
@@ -3042,7 +3042,7 @@
               <a:graphicData uri="http://schemas.openxmlformats.org/drawingml/2006/picture">
                 <pic:pic>
                   <pic:nvPicPr>
-                    <pic:cNvPr descr="data/qr_codes/037_Country-Aire_Restaurant_606_E_.png" id="119" name="Picture"/>
+                    <pic:cNvPr descr="generated/oversize/qr_codes/037_Country-Aire_Restaurant_606_E_.png" id="119" name="Picture"/>
                     <pic:cNvPicPr>
                       <a:picLocks noChangeArrowheads="1" noChangeAspect="1"/>
                     </pic:cNvPicPr>
@@ -3116,7 +3116,7 @@
               <a:graphicData uri="http://schemas.openxmlformats.org/drawingml/2006/picture">
                 <pic:pic>
                   <pic:nvPicPr>
-                    <pic:cNvPr descr="data/qr_codes/038_American_Giants_Museum_100_SW_.png" id="122" name="Picture"/>
+                    <pic:cNvPr descr="generated/oversize/qr_codes/038_American_Giants_Museum_100_SW_.png" id="122" name="Picture"/>
                     <pic:cNvPicPr>
                       <a:picLocks noChangeArrowheads="1" noChangeAspect="1"/>
                     </pic:cNvPicPr>
@@ -3190,7 +3190,7 @@
               <a:graphicData uri="http://schemas.openxmlformats.org/drawingml/2006/picture">
                 <pic:pic>
                   <pic:nvPicPr>
-                    <pic:cNvPr descr="data/qr_codes/039_Hot_Dog_Muffler_Man_112_SW_Arc.png" id="125" name="Picture"/>
+                    <pic:cNvPr descr="generated/oversize/qr_codes/039_Hot_Dog_Muffler_Man_112_SW_Arc.png" id="125" name="Picture"/>
                     <pic:cNvPicPr>
                       <a:picLocks noChangeArrowheads="1" noChangeAspect="1"/>
                     </pic:cNvPicPr>
@@ -3256,7 +3256,7 @@
               <a:graphicData uri="http://schemas.openxmlformats.org/drawingml/2006/picture">
                 <pic:pic>
                   <pic:nvPicPr>
-                    <pic:cNvPr descr="data/qr_codes/040_Mill_Museum_738_S_Washington_S.png" id="128" name="Picture"/>
+                    <pic:cNvPr descr="generated/oversize/qr_codes/040_Mill_Museum_738_S_Washington_S.png" id="128" name="Picture"/>
                     <pic:cNvPicPr>
                       <a:picLocks noChangeArrowheads="1" noChangeAspect="1"/>
                     </pic:cNvPicPr>
@@ -3322,7 +3322,7 @@
               <a:graphicData uri="http://schemas.openxmlformats.org/drawingml/2006/picture">
                 <pic:pic>
                   <pic:nvPicPr>
-                    <pic:cNvPr descr="data/qr_codes/041_Wild_Hare_Cafe_104_Governor_Og.png" id="131" name="Picture"/>
+                    <pic:cNvPr descr="generated/oversize/qr_codes/041_Wild_Hare_Cafe_104_Governor_Og.png" id="131" name="Picture"/>
                     <pic:cNvPicPr>
                       <a:picLocks noChangeArrowheads="1" noChangeAspect="1"/>
                     </pic:cNvPicPr>
@@ -3388,7 +3388,7 @@
               <a:graphicData uri="http://schemas.openxmlformats.org/drawingml/2006/picture">
                 <pic:pic>
                   <pic:nvPicPr>
-                    <pic:cNvPr descr="data/qr_codes/042_Old_Station_117_Elm_St_William.png" id="134" name="Picture"/>
+                    <pic:cNvPr descr="generated/oversize/qr_codes/042_Old_Station_117_Elm_St_William.png" id="134" name="Picture"/>
                     <pic:cNvPicPr>
                       <a:picLocks noChangeArrowheads="1" noChangeAspect="1"/>
                     </pic:cNvPicPr>
@@ -3454,7 +3454,7 @@
               <a:graphicData uri="http://schemas.openxmlformats.org/drawingml/2006/picture">
                 <pic:pic>
                   <pic:nvPicPr>
-                    <pic:cNvPr descr="data/qr_codes/043_Outkast_Tattoo_Studio_2828_N_P.png" id="137" name="Picture"/>
+                    <pic:cNvPr descr="generated/oversize/qr_codes/043_Outkast_Tattoo_Studio_2828_N_P.png" id="137" name="Picture"/>
                     <pic:cNvPicPr>
                       <a:picLocks noChangeArrowheads="1" noChangeAspect="1"/>
                     </pic:cNvPicPr>
@@ -3520,7 +3520,7 @@
               <a:graphicData uri="http://schemas.openxmlformats.org/drawingml/2006/picture">
                 <pic:pic>
                   <pic:nvPicPr>
-                    <pic:cNvPr descr="data/qr_codes/044_Illinois_State_Fair_Route_66_E.png" id="140" name="Picture"/>
+                    <pic:cNvPr descr="generated/oversize/qr_codes/044_Illinois_State_Fair_Route_66_E.png" id="140" name="Picture"/>
                     <pic:cNvPicPr>
                       <a:picLocks noChangeArrowheads="1" noChangeAspect="1"/>
                     </pic:cNvPicPr>
@@ -3594,7 +3594,7 @@
               <a:graphicData uri="http://schemas.openxmlformats.org/drawingml/2006/picture">
                 <pic:pic>
                   <pic:nvPicPr>
-                    <pic:cNvPr descr="data/qr_codes/045_Route_66_Hotel_Conference_Cent.png" id="143" name="Picture"/>
+                    <pic:cNvPr descr="generated/oversize/qr_codes/045_Route_66_Hotel_Conference_Cent.png" id="143" name="Picture"/>
                     <pic:cNvPicPr>
                       <a:picLocks noChangeArrowheads="1" noChangeAspect="1"/>
                     </pic:cNvPicPr>
@@ -3680,7 +3680,7 @@
               <a:graphicData uri="http://schemas.openxmlformats.org/drawingml/2006/picture">
                 <pic:pic>
                   <pic:nvPicPr>
-                    <pic:cNvPr descr="data/qr_codes/046_Sheas_Filling_Station_2075_N_P.png" id="146" name="Picture"/>
+                    <pic:cNvPr descr="generated/oversize/qr_codes/046_Sheas_Filling_Station_2075_N_P.png" id="146" name="Picture"/>
                     <pic:cNvPicPr>
                       <a:picLocks noChangeArrowheads="1" noChangeAspect="1"/>
                     </pic:cNvPicPr>
@@ -3746,7 +3746,7 @@
               <a:graphicData uri="http://schemas.openxmlformats.org/drawingml/2006/picture">
                 <pic:pic>
                   <pic:nvPicPr>
-                    <pic:cNvPr descr="data/qr_codes/047_Maid-Rite_118_N_Pasfield_St_Sp.png" id="149" name="Picture"/>
+                    <pic:cNvPr descr="generated/oversize/qr_codes/047_Maid-Rite_118_N_Pasfield_St_Sp.png" id="149" name="Picture"/>
                     <pic:cNvPicPr>
                       <a:picLocks noChangeArrowheads="1" noChangeAspect="1"/>
                     </pic:cNvPicPr>
@@ -3812,7 +3812,7 @@
               <a:graphicData uri="http://schemas.openxmlformats.org/drawingml/2006/picture">
                 <pic:pic>
                   <pic:nvPicPr>
-                    <pic:cNvPr descr="data/qr_codes/048_Pharmacy_Gallery_Art_Space_623.png" id="152" name="Picture"/>
+                    <pic:cNvPr descr="generated/oversize/qr_codes/048_Pharmacy_Gallery_Art_Space_623.png" id="152" name="Picture"/>
                     <pic:cNvPicPr>
                       <a:picLocks noChangeArrowheads="1" noChangeAspect="1"/>
                     </pic:cNvPicPr>
@@ -3886,7 +3886,7 @@
               <a:graphicData uri="http://schemas.openxmlformats.org/drawingml/2006/picture">
                 <pic:pic>
                   <pic:nvPicPr>
-                    <pic:cNvPr descr="data/qr_codes/049_Springfield_Southeast_High_Sch.png" id="155" name="Picture"/>
+                    <pic:cNvPr descr="generated/oversize/qr_codes/049_Springfield_Southeast_High_Sch.png" id="155" name="Picture"/>
                     <pic:cNvPicPr>
                       <a:picLocks noChangeArrowheads="1" noChangeAspect="1"/>
                     </pic:cNvPicPr>
@@ -3960,7 +3960,7 @@
               <a:graphicData uri="http://schemas.openxmlformats.org/drawingml/2006/picture">
                 <pic:pic>
                   <pic:nvPicPr>
-                    <pic:cNvPr descr="data/qr_codes/050_Mel-O-Cream_Donuts_217_E_Laure.png" id="158" name="Picture"/>
+                    <pic:cNvPr descr="generated/oversize/qr_codes/050_Mel-O-Cream_Donuts_217_E_Laure.png" id="158" name="Picture"/>
                     <pic:cNvPicPr>
                       <a:picLocks noChangeArrowheads="1" noChangeAspect="1"/>
                     </pic:cNvPicPr>
@@ -4026,7 +4026,7 @@
               <a:graphicData uri="http://schemas.openxmlformats.org/drawingml/2006/picture">
                 <pic:pic>
                   <pic:nvPicPr>
-                    <pic:cNvPr descr="data/qr_codes/051_Ace_Sign_Co_2540_S_1st_St_Spri.png" id="161" name="Picture"/>
+                    <pic:cNvPr descr="generated/oversize/qr_codes/051_Ace_Sign_Co_2540_S_1st_St_Spri.png" id="161" name="Picture"/>
                     <pic:cNvPicPr>
                       <a:picLocks noChangeArrowheads="1" noChangeAspect="1"/>
                     </pic:cNvPicPr>
@@ -4100,7 +4100,7 @@
               <a:graphicData uri="http://schemas.openxmlformats.org/drawingml/2006/picture">
                 <pic:pic>
                   <pic:nvPicPr>
-                    <pic:cNvPr descr="data/qr_codes/052_Charlie_Parkers_Diner_700_W_No.png" id="164" name="Picture"/>
+                    <pic:cNvPr descr="generated/oversize/qr_codes/052_Charlie_Parkers_Diner_700_W_No.png" id="164" name="Picture"/>
                     <pic:cNvPicPr>
                       <a:picLocks noChangeArrowheads="1" noChangeAspect="1"/>
                     </pic:cNvPicPr>
@@ -4166,7 +4166,7 @@
               <a:graphicData uri="http://schemas.openxmlformats.org/drawingml/2006/picture">
                 <pic:pic>
                   <pic:nvPicPr>
-                    <pic:cNvPr descr="data/qr_codes/053_Lauterbach_Muffler_Man_1569_Wa.png" id="167" name="Picture"/>
+                    <pic:cNvPr descr="generated/oversize/qr_codes/053_Lauterbach_Muffler_Man_1569_Wa.png" id="167" name="Picture"/>
                     <pic:cNvPicPr>
                       <a:picLocks noChangeArrowheads="1" noChangeAspect="1"/>
                     </pic:cNvPicPr>
@@ -4232,7 +4232,7 @@
               <a:graphicData uri="http://schemas.openxmlformats.org/drawingml/2006/picture">
                 <pic:pic>
                   <pic:nvPicPr>
-                    <pic:cNvPr descr="data/qr_codes/054_Pinky_Elephant_with_Martini_27.png" id="170" name="Picture"/>
+                    <pic:cNvPr descr="generated/oversize/qr_codes/054_Pinky_Elephant_with_Martini_27.png" id="170" name="Picture"/>
                     <pic:cNvPicPr>
                       <a:picLocks noChangeArrowheads="1" noChangeAspect="1"/>
                     </pic:cNvPicPr>
@@ -4306,7 +4306,7 @@
               <a:graphicData uri="http://schemas.openxmlformats.org/drawingml/2006/picture">
                 <pic:pic>
                   <pic:nvPicPr>
-                    <pic:cNvPr descr="data/qr_codes/055_Cozy_Dog_2935_S_6th_St_Springf.png" id="173" name="Picture"/>
+                    <pic:cNvPr descr="generated/oversize/qr_codes/055_Cozy_Dog_2935_S_6th_St_Springf.png" id="173" name="Picture"/>
                     <pic:cNvPicPr>
                       <a:picLocks noChangeArrowheads="1" noChangeAspect="1"/>
                     </pic:cNvPicPr>
@@ -4380,7 +4380,7 @@
               <a:graphicData uri="http://schemas.openxmlformats.org/drawingml/2006/picture">
                 <pic:pic>
                   <pic:nvPicPr>
-                    <pic:cNvPr descr="data/qr_codes/056_Route_66_Motorheads_Bar_and_Gr.png" id="176" name="Picture"/>
+                    <pic:cNvPr descr="generated/oversize/qr_codes/056_Route_66_Motorheads_Bar_and_Gr.png" id="176" name="Picture"/>
                     <pic:cNvPicPr>
                       <a:picLocks noChangeArrowheads="1" noChangeAspect="1"/>
                     </pic:cNvPicPr>
@@ -4454,7 +4454,7 @@
               <a:graphicData uri="http://schemas.openxmlformats.org/drawingml/2006/picture">
                 <pic:pic>
                   <pic:nvPicPr>
-                    <pic:cNvPr descr="data/qr_codes/057_Chatham_Railroad_Museum_100_N_.png" id="179" name="Picture"/>
+                    <pic:cNvPr descr="generated/oversize/qr_codes/057_Chatham_Railroad_Museum_100_N_.png" id="179" name="Picture"/>
                     <pic:cNvPicPr>
                       <a:picLocks noChangeArrowheads="1" noChangeAspect="1"/>
                     </pic:cNvPicPr>
@@ -4520,7 +4520,7 @@
               <a:graphicData uri="http://schemas.openxmlformats.org/drawingml/2006/picture">
                 <pic:pic>
                   <pic:nvPicPr>
-                    <pic:cNvPr descr="data/qr_codes/058_Illinois_Brick_Road_4995-4790_.png" id="182" name="Picture"/>
+                    <pic:cNvPr descr="generated/oversize/qr_codes/058_Illinois_Brick_Road_4995-4790_.png" id="182" name="Picture"/>
                     <pic:cNvPicPr>
                       <a:picLocks noChangeArrowheads="1" noChangeAspect="1"/>
                     </pic:cNvPicPr>
@@ -4594,7 +4594,7 @@
               <a:graphicData uri="http://schemas.openxmlformats.org/drawingml/2006/picture">
                 <pic:pic>
                   <pic:nvPicPr>
-                    <pic:cNvPr descr="data/qr_codes/059_Sly_Fox_Bookstore_123_N_Spring.png" id="185" name="Picture"/>
+                    <pic:cNvPr descr="generated/oversize/qr_codes/059_Sly_Fox_Bookstore_123_N_Spring.png" id="185" name="Picture"/>
                     <pic:cNvPicPr>
                       <a:picLocks noChangeArrowheads="1" noChangeAspect="1"/>
                     </pic:cNvPicPr>
@@ -4660,7 +4660,7 @@
               <a:graphicData uri="http://schemas.openxmlformats.org/drawingml/2006/picture">
                 <pic:pic>
                   <pic:nvPicPr>
-                    <pic:cNvPr descr="data/qr_codes/060_Docs_Just_Off_66_133_S_2nd_St_.png" id="188" name="Picture"/>
+                    <pic:cNvPr descr="generated/oversize/qr_codes/060_Docs_Just_Off_66_133_S_2nd_St_.png" id="188" name="Picture"/>
                     <pic:cNvPicPr>
                       <a:picLocks noChangeArrowheads="1" noChangeAspect="1"/>
                     </pic:cNvPicPr>
@@ -4726,7 +4726,7 @@
               <a:graphicData uri="http://schemas.openxmlformats.org/drawingml/2006/picture">
                 <pic:pic>
                   <pic:nvPicPr>
-                    <pic:cNvPr descr="data/qr_codes/061_Whirl_A_Whip_309_S_3rd_St_Gira.png" id="191" name="Picture"/>
+                    <pic:cNvPr descr="generated/oversize/qr_codes/061_Whirl_A_Whip_309_S_3rd_St_Gira.png" id="191" name="Picture"/>
                     <pic:cNvPicPr>
                       <a:picLocks noChangeArrowheads="1" noChangeAspect="1"/>
                     </pic:cNvPicPr>
@@ -4792,7 +4792,7 @@
               <a:graphicData uri="http://schemas.openxmlformats.org/drawingml/2006/picture">
                 <pic:pic>
                   <pic:nvPicPr>
-                    <pic:cNvPr descr="data/qr_codes/062_Turkey_Tracks_26618-27306_Dona.png" id="194" name="Picture"/>
+                    <pic:cNvPr descr="generated/oversize/qr_codes/062_Turkey_Tracks_26618-27306_Dona.png" id="194" name="Picture"/>
                     <pic:cNvPicPr>
                       <a:picLocks noChangeArrowheads="1" noChangeAspect="1"/>
                     </pic:cNvPicPr>
@@ -4866,7 +4866,7 @@
               <a:graphicData uri="http://schemas.openxmlformats.org/drawingml/2006/picture">
                 <pic:pic>
                   <pic:nvPicPr>
-                    <pic:cNvPr descr="data/qr_codes/063_Skyview_Drive-In_1500_Old_Rte_.png" id="197" name="Picture"/>
+                    <pic:cNvPr descr="generated/oversize/qr_codes/063_Skyview_Drive-In_1500_Old_Rte_.png" id="197" name="Picture"/>
                     <pic:cNvPicPr>
                       <a:picLocks noChangeArrowheads="1" noChangeAspect="1"/>
                     </pic:cNvPicPr>
@@ -4932,7 +4932,7 @@
               <a:graphicData uri="http://schemas.openxmlformats.org/drawingml/2006/picture">
                 <pic:pic>
                   <pic:nvPicPr>
-                    <pic:cNvPr descr="data/qr_codes/064_Niehaus_Cycle_Sales_718_Old_Rt.png" id="200" name="Picture"/>
+                    <pic:cNvPr descr="generated/oversize/qr_codes/064_Niehaus_Cycle_Sales_718_Old_Rt.png" id="200" name="Picture"/>
                     <pic:cNvPicPr>
                       <a:picLocks noChangeArrowheads="1" noChangeAspect="1"/>
                     </pic:cNvPicPr>
@@ -4998,7 +4998,7 @@
               <a:graphicData uri="http://schemas.openxmlformats.org/drawingml/2006/picture">
                 <pic:pic>
                   <pic:nvPicPr>
-                    <pic:cNvPr descr="data/qr_codes/065_Ariston_Cafe_413_Old_Rte_66_N_.png" id="203" name="Picture"/>
+                    <pic:cNvPr descr="generated/oversize/qr_codes/065_Ariston_Cafe_413_Old_Rte_66_N_.png" id="203" name="Picture"/>
                     <pic:cNvPicPr>
                       <a:picLocks noChangeArrowheads="1" noChangeAspect="1"/>
                     </pic:cNvPicPr>
@@ -5064,7 +5064,7 @@
               <a:graphicData uri="http://schemas.openxmlformats.org/drawingml/2006/picture">
                 <pic:pic>
                   <pic:nvPicPr>
-                    <pic:cNvPr descr="data/qr_codes/066_Litchfield_Museum_334_Old_Rte_.png" id="206" name="Picture"/>
+                    <pic:cNvPr descr="generated/oversize/qr_codes/066_Litchfield_Museum_334_Old_Rte_.png" id="206" name="Picture"/>
                     <pic:cNvPicPr>
                       <a:picLocks noChangeArrowheads="1" noChangeAspect="1"/>
                     </pic:cNvPicPr>
@@ -5130,7 +5130,7 @@
               <a:graphicData uri="http://schemas.openxmlformats.org/drawingml/2006/picture">
                 <pic:pic>
                   <pic:nvPicPr>
-                    <pic:cNvPr descr="data/qr_codes/067_Soulsby_Service_Station_710_W_.png" id="209" name="Picture"/>
+                    <pic:cNvPr descr="generated/oversize/qr_codes/067_Soulsby_Service_Station_710_W_.png" id="209" name="Picture"/>
                     <pic:cNvPicPr>
                       <a:picLocks noChangeArrowheads="1" noChangeAspect="1"/>
                     </pic:cNvPicPr>
@@ -5204,7 +5204,7 @@
               <a:graphicData uri="http://schemas.openxmlformats.org/drawingml/2006/picture">
                 <pic:pic>
                   <pic:nvPicPr>
-                    <pic:cNvPr descr="data/qr_codes/068_Henrys_Rabbit_Ranch_1107_Histo.png" id="212" name="Picture"/>
+                    <pic:cNvPr descr="generated/oversize/qr_codes/068_Henrys_Rabbit_Ranch_1107_Histo.png" id="212" name="Picture"/>
                     <pic:cNvPicPr>
                       <a:picLocks noChangeArrowheads="1" noChangeAspect="1"/>
                     </pic:cNvPicPr>
@@ -5278,7 +5278,7 @@
               <a:graphicData uri="http://schemas.openxmlformats.org/drawingml/2006/picture">
                 <pic:pic>
                   <pic:nvPicPr>
-                    <pic:cNvPr descr="data/qr_codes/069_DeCamp_Station_8767_State_Rte_.png" id="215" name="Picture"/>
+                    <pic:cNvPr descr="generated/oversize/qr_codes/069_DeCamp_Station_8767_State_Rte_.png" id="215" name="Picture"/>
                     <pic:cNvPicPr>
                       <a:picLocks noChangeArrowheads="1" noChangeAspect="1"/>
                     </pic:cNvPicPr>
@@ -5344,7 +5344,7 @@
               <a:graphicData uri="http://schemas.openxmlformats.org/drawingml/2006/picture">
                 <pic:pic>
                   <pic:nvPicPr>
-                    <pic:cNvPr descr="data/qr_codes/070_Pink_Elephant_Antique_Mall_908.png" id="218" name="Picture"/>
+                    <pic:cNvPr descr="generated/oversize/qr_codes/070_Pink_Elephant_Antique_Mall_908.png" id="218" name="Picture"/>
                     <pic:cNvPicPr>
                       <a:picLocks noChangeArrowheads="1" noChangeAspect="1"/>
                     </pic:cNvPicPr>
@@ -5418,7 +5418,7 @@
               <a:graphicData uri="http://schemas.openxmlformats.org/drawingml/2006/picture">
                 <pic:pic>
                   <pic:nvPicPr>
-                    <pic:cNvPr descr="data/qr_codes/071_Route_66_Creamery_11_S_Old_Rte.png" id="221" name="Picture"/>
+                    <pic:cNvPr descr="generated/oversize/qr_codes/071_Route_66_Creamery_11_S_Old_Rte.png" id="221" name="Picture"/>
                     <pic:cNvPicPr>
                       <a:picLocks noChangeArrowheads="1" noChangeAspect="1"/>
                     </pic:cNvPicPr>
@@ -5492,7 +5492,7 @@
               <a:graphicData uri="http://schemas.openxmlformats.org/drawingml/2006/picture">
                 <pic:pic>
                   <pic:nvPicPr>
-                    <pic:cNvPr descr="data/qr_codes/072_Weezys_108_Old_Rte_66_Hamel_IL.png" id="224" name="Picture"/>
+                    <pic:cNvPr descr="generated/oversize/qr_codes/072_Weezys_108_Old_Rte_66_Hamel_IL.png" id="224" name="Picture"/>
                     <pic:cNvPicPr>
                       <a:picLocks noChangeArrowheads="1" noChangeAspect="1"/>
                     </pic:cNvPicPr>
@@ -5558,7 +5558,7 @@
               <a:graphicData uri="http://schemas.openxmlformats.org/drawingml/2006/picture">
                 <pic:pic>
                   <pic:nvPicPr>
-                    <pic:cNvPr descr="data/qr_codes/073_Wildey_Theatre_252_N_Main_St_E.png" id="227" name="Picture"/>
+                    <pic:cNvPr descr="generated/oversize/qr_codes/073_Wildey_Theatre_252_N_Main_St_E.png" id="227" name="Picture"/>
                     <pic:cNvPicPr>
                       <a:picLocks noChangeArrowheads="1" noChangeAspect="1"/>
                     </pic:cNvPicPr>
@@ -5624,7 +5624,7 @@
               <a:graphicData uri="http://schemas.openxmlformats.org/drawingml/2006/picture">
                 <pic:pic>
                   <pic:nvPicPr>
-                    <pic:cNvPr descr="data/qr_codes/074_West_End_Service_Station_620_S.png" id="230" name="Picture"/>
+                    <pic:cNvPr descr="generated/oversize/qr_codes/074_West_End_Service_Station_620_S.png" id="230" name="Picture"/>
                     <pic:cNvPicPr>
                       <a:picLocks noChangeArrowheads="1" noChangeAspect="1"/>
                     </pic:cNvPicPr>
@@ -5690,7 +5690,7 @@
               <a:graphicData uri="http://schemas.openxmlformats.org/drawingml/2006/picture">
                 <pic:pic>
                   <pic:nvPicPr>
-                    <pic:cNvPr descr="data/qr_codes/075_Luna_Cafe_201_E_Chain_of_Rocks.png" id="233" name="Picture"/>
+                    <pic:cNvPr descr="generated/oversize/qr_codes/075_Luna_Cafe_201_E_Chain_of_Rocks.png" id="233" name="Picture"/>
                     <pic:cNvPicPr>
                       <a:picLocks noChangeArrowheads="1" noChangeAspect="1"/>
                     </pic:cNvPicPr>
@@ -5756,7 +5756,7 @@
               <a:graphicData uri="http://schemas.openxmlformats.org/drawingml/2006/picture">
                 <pic:pic>
                   <pic:nvPicPr>
-                    <pic:cNvPr descr="data/qr_codes/076_Old_Chain_of_Rocks_Bridge_1082.png" id="236" name="Picture"/>
+                    <pic:cNvPr descr="generated/oversize/qr_codes/076_Old_Chain_of_Rocks_Bridge_1082.png" id="236" name="Picture"/>
                     <pic:cNvPicPr>
                       <a:picLocks noChangeArrowheads="1" noChangeAspect="1"/>
                     </pic:cNvPicPr>
@@ -5830,7 +5830,7 @@
               <a:graphicData uri="http://schemas.openxmlformats.org/drawingml/2006/picture">
                 <pic:pic>
                   <pic:nvPicPr>
-                    <pic:cNvPr descr="data/qr_codes/077_OBrien_Tire__Auto_Care_3924_Na.png" id="239" name="Picture"/>
+                    <pic:cNvPr descr="generated/oversize/qr_codes/077_OBrien_Tire__Auto_Care_3924_Na.png" id="239" name="Picture"/>
                     <pic:cNvPicPr>
                       <a:picLocks noChangeArrowheads="1" noChangeAspect="1"/>
                     </pic:cNvPicPr>
@@ -5904,7 +5904,7 @@
               <a:graphicData uri="http://schemas.openxmlformats.org/drawingml/2006/picture">
                 <pic:pic>
                   <pic:nvPicPr>
-                    <pic:cNvPr descr="data/qr_codes/078_Mr_Twist_Ice_Cream_2649_Madiso.png" id="242" name="Picture"/>
+                    <pic:cNvPr descr="generated/oversize/qr_codes/078_Mr_Twist_Ice_Cream_2649_Madiso.png" id="242" name="Picture"/>
                     <pic:cNvPicPr>
                       <a:picLocks noChangeArrowheads="1" noChangeAspect="1"/>
                     </pic:cNvPicPr>
@@ -5970,7 +5970,7 @@
               <a:graphicData uri="http://schemas.openxmlformats.org/drawingml/2006/picture">
                 <pic:pic>
                   <pic:nvPicPr>
-                    <pic:cNvPr descr="data/qr_codes/079_Its_Electric_Neon_Sign_Park_13.png" id="245" name="Picture"/>
+                    <pic:cNvPr descr="generated/oversize/qr_codes/079_Its_Electric_Neon_Sign_Park_13.png" id="245" name="Picture"/>
                     <pic:cNvPicPr>
                       <a:picLocks noChangeArrowheads="1" noChangeAspect="1"/>
                     </pic:cNvPicPr>
@@ -6036,7 +6036,7 @@
               <a:graphicData uri="http://schemas.openxmlformats.org/drawingml/2006/picture">
                 <pic:pic>
                   <pic:nvPicPr>
-                    <pic:cNvPr descr="data/qr_codes/080_614_Niedringhaus_Ave_Granite_C.png" id="248" name="Picture"/>
+                    <pic:cNvPr descr="generated/oversize/qr_codes/080_614_Niedringhaus_Ave_Granite_C.png" id="248" name="Picture"/>
                     <pic:cNvPicPr>
                       <a:picLocks noChangeArrowheads="1" noChangeAspect="1"/>
                     </pic:cNvPicPr>
@@ -6110,7 +6110,7 @@
               <a:graphicData uri="http://schemas.openxmlformats.org/drawingml/2006/picture">
                 <pic:pic>
                   <pic:nvPicPr>
-                    <pic:cNvPr descr="data/qr_codes/081_Crown_Candy_Kitchen_1401_St_Lo.png" id="251" name="Picture"/>
+                    <pic:cNvPr descr="generated/oversize/qr_codes/081_Crown_Candy_Kitchen_1401_St_Lo.png" id="251" name="Picture"/>
                     <pic:cNvPicPr>
                       <a:picLocks noChangeArrowheads="1" noChangeAspect="1"/>
                     </pic:cNvPicPr>
@@ -6184,7 +6184,7 @@
               <a:graphicData uri="http://schemas.openxmlformats.org/drawingml/2006/picture">
                 <pic:pic>
                   <pic:nvPicPr>
-                    <pic:cNvPr descr="data/qr_codes/082_Chili_Macs_Diner_510_Pine_St_S.png" id="254" name="Picture"/>
+                    <pic:cNvPr descr="generated/oversize/qr_codes/082_Chili_Macs_Diner_510_Pine_St_S.png" id="254" name="Picture"/>
                     <pic:cNvPicPr>
                       <a:picLocks noChangeArrowheads="1" noChangeAspect="1"/>
                     </pic:cNvPicPr>
@@ -6270,7 +6270,7 @@
               <a:graphicData uri="http://schemas.openxmlformats.org/drawingml/2006/picture">
                 <pic:pic>
                   <pic:nvPicPr>
-                    <pic:cNvPr descr="data/qr_codes/083_Neon_Museum_of_St_Louis_3537_C.png" id="257" name="Picture"/>
+                    <pic:cNvPr descr="generated/oversize/qr_codes/083_Neon_Museum_of_St_Louis_3537_C.png" id="257" name="Picture"/>
                     <pic:cNvPicPr>
                       <a:picLocks noChangeArrowheads="1" noChangeAspect="1"/>
                     </pic:cNvPicPr>
@@ -6344,7 +6344,7 @@
               <a:graphicData uri="http://schemas.openxmlformats.org/drawingml/2006/picture">
                 <pic:pic>
                   <pic:nvPicPr>
-                    <pic:cNvPr descr="data/qr_codes/084_Donut_Drive_In_6525_Chippewa_S.png" id="260" name="Picture"/>
+                    <pic:cNvPr descr="generated/oversize/qr_codes/084_Donut_Drive_In_6525_Chippewa_S.png" id="260" name="Picture"/>
                     <pic:cNvPicPr>
                       <a:picLocks noChangeArrowheads="1" noChangeAspect="1"/>
                     </pic:cNvPicPr>
@@ -6418,7 +6418,7 @@
               <a:graphicData uri="http://schemas.openxmlformats.org/drawingml/2006/picture">
                 <pic:pic>
                   <pic:nvPicPr>
-                    <pic:cNvPr descr="data/qr_codes/085_Ted_Drewes_Frozen_Custard_6726.png" id="263" name="Picture"/>
+                    <pic:cNvPr descr="generated/oversize/qr_codes/085_Ted_Drewes_Frozen_Custard_6726.png" id="263" name="Picture"/>
                     <pic:cNvPicPr>
                       <a:picLocks noChangeArrowheads="1" noChangeAspect="1"/>
                     </pic:cNvPicPr>
@@ -6484,7 +6484,7 @@
               <a:graphicData uri="http://schemas.openxmlformats.org/drawingml/2006/picture">
                 <pic:pic>
                   <pic:nvPicPr>
-                    <pic:cNvPr descr="data/qr_codes/086_Wallys_950_Assembly_Pkwy_Fento.png" id="266" name="Picture"/>
+                    <pic:cNvPr descr="generated/oversize/qr_codes/086_Wallys_950_Assembly_Pkwy_Fento.png" id="266" name="Picture"/>
                     <pic:cNvPicPr>
                       <a:picLocks noChangeArrowheads="1" noChangeAspect="1"/>
                     </pic:cNvPicPr>
@@ -6550,7 +6550,7 @@
               <a:graphicData uri="http://schemas.openxmlformats.org/drawingml/2006/picture">
                 <pic:pic>
                   <pic:nvPicPr>
-                    <pic:cNvPr descr="data/qr_codes/087_Malt_Shop_1751_Smizer_Station_.png" id="269" name="Picture"/>
+                    <pic:cNvPr descr="generated/oversize/qr_codes/087_Malt_Shop_1751_Smizer_Station_.png" id="269" name="Picture"/>
                     <pic:cNvPicPr>
                       <a:picLocks noChangeArrowheads="1" noChangeAspect="1"/>
                     </pic:cNvPicPr>
@@ -6636,7 +6636,7 @@
               <a:graphicData uri="http://schemas.openxmlformats.org/drawingml/2006/picture">
                 <pic:pic>
                   <pic:nvPicPr>
-                    <pic:cNvPr descr="data/qr_codes/088_Route_66_State_Park_97_N_Outer.png" id="272" name="Picture"/>
+                    <pic:cNvPr descr="generated/oversize/qr_codes/088_Route_66_State_Park_97_N_Outer.png" id="272" name="Picture"/>
                     <pic:cNvPicPr>
                       <a:picLocks noChangeArrowheads="1" noChangeAspect="1"/>
                     </pic:cNvPicPr>
@@ -6702,7 +6702,7 @@
               <a:graphicData uri="http://schemas.openxmlformats.org/drawingml/2006/picture">
                 <pic:pic>
                   <pic:nvPicPr>
-                    <pic:cNvPr descr="data/qr_codes/089_Campbells_Service_18625_Histor.png" id="275" name="Picture"/>
+                    <pic:cNvPr descr="generated/oversize/qr_codes/089_Campbells_Service_18625_Histor.png" id="275" name="Picture"/>
                     <pic:cNvPicPr>
                       <a:picLocks noChangeArrowheads="1" noChangeAspect="1"/>
                     </pic:cNvPicPr>
@@ -6768,7 +6768,7 @@
               <a:graphicData uri="http://schemas.openxmlformats.org/drawingml/2006/picture">
                 <pic:pic>
                   <pic:nvPicPr>
-                    <pic:cNvPr descr="data/qr_codes/090_Red_Cedar_Inn_Museum_and_Visit.png" id="278" name="Picture"/>
+                    <pic:cNvPr descr="generated/oversize/qr_codes/090_Red_Cedar_Inn_Museum_and_Visit.png" id="278" name="Picture"/>
                     <pic:cNvPicPr>
                       <a:picLocks noChangeArrowheads="1" noChangeAspect="1"/>
                     </pic:cNvPicPr>
@@ -6834,7 +6834,7 @@
               <a:graphicData uri="http://schemas.openxmlformats.org/drawingml/2006/picture">
                 <pic:pic>
                   <pic:nvPicPr>
-                    <pic:cNvPr descr="data/qr_codes/091_Hoffmans_Drive-In_306_S_1st_St.png" id="281" name="Picture"/>
+                    <pic:cNvPr descr="generated/oversize/qr_codes/091_Hoffmans_Drive-In_306_S_1st_St.png" id="281" name="Picture"/>
                     <pic:cNvPicPr>
                       <a:picLocks noChangeArrowheads="1" noChangeAspect="1"/>
                     </pic:cNvPicPr>
@@ -6900,7 +6900,7 @@
               <a:graphicData uri="http://schemas.openxmlformats.org/drawingml/2006/picture">
                 <pic:pic>
                   <pic:nvPicPr>
-                    <pic:cNvPr descr="data/qr_codes/092_Gardenway_Motel_sign_2827_MO-1.png" id="284" name="Picture"/>
+                    <pic:cNvPr descr="generated/oversize/qr_codes/092_Gardenway_Motel_sign_2827_MO-1.png" id="284" name="Picture"/>
                     <pic:cNvPicPr>
                       <a:picLocks noChangeArrowheads="1" noChangeAspect="1"/>
                     </pic:cNvPicPr>
@@ -6974,7 +6974,7 @@
               <a:graphicData uri="http://schemas.openxmlformats.org/drawingml/2006/picture">
                 <pic:pic>
                   <pic:nvPicPr>
-                    <pic:cNvPr descr="data/qr_codes/093_Old_Sunset_Motel_976_Osage_Vil.png" id="287" name="Picture"/>
+                    <pic:cNvPr descr="generated/oversize/qr_codes/093_Old_Sunset_Motel_976_Osage_Vil.png" id="287" name="Picture"/>
                     <pic:cNvPicPr>
                       <a:picLocks noChangeArrowheads="1" noChangeAspect="1"/>
                     </pic:cNvPicPr>
@@ -7040,7 +7040,7 @@
               <a:graphicData uri="http://schemas.openxmlformats.org/drawingml/2006/picture">
                 <pic:pic>
                   <pic:nvPicPr>
-                    <pic:cNvPr descr="data/qr_codes/094_International_Shoe_Company_Bui.png" id="290" name="Picture"/>
+                    <pic:cNvPr descr="generated/oversize/qr_codes/094_International_Shoe_Company_Bui.png" id="290" name="Picture"/>
                     <pic:cNvPicPr>
                       <a:picLocks noChangeArrowheads="1" noChangeAspect="1"/>
                     </pic:cNvPicPr>
@@ -7106,7 +7106,7 @@
               <a:graphicData uri="http://schemas.openxmlformats.org/drawingml/2006/picture">
                 <pic:pic>
                   <pic:nvPicPr>
-                    <pic:cNvPr descr="data/qr_codes/095_Creative_Chainsaw_Carvings_151.png" id="293" name="Picture"/>
+                    <pic:cNvPr descr="generated/oversize/qr_codes/095_Creative_Chainsaw_Carvings_151.png" id="293" name="Picture"/>
                     <pic:cNvPicPr>
                       <a:picLocks noChangeArrowheads="1" noChangeAspect="1"/>
                     </pic:cNvPicPr>
@@ -7180,7 +7180,7 @@
               <a:graphicData uri="http://schemas.openxmlformats.org/drawingml/2006/picture">
                 <pic:pic>
                   <pic:nvPicPr>
-                    <pic:cNvPr descr="data/qr_codes/096_Meramec_Caverns_1135_Hwy_W_Sul.png" id="296" name="Picture"/>
+                    <pic:cNvPr descr="generated/oversize/qr_codes/096_Meramec_Caverns_1135_Hwy_W_Sul.png" id="296" name="Picture"/>
                     <pic:cNvPicPr>
                       <a:picLocks noChangeArrowheads="1" noChangeAspect="1"/>
                     </pic:cNvPicPr>
@@ -7254,7 +7254,7 @@
               <a:graphicData uri="http://schemas.openxmlformats.org/drawingml/2006/picture">
                 <pic:pic>
                   <pic:nvPicPr>
-                    <pic:cNvPr descr="data/qr_codes/097_Terror_On_Route_66_1143_N_Serv.png" id="299" name="Picture"/>
+                    <pic:cNvPr descr="generated/oversize/qr_codes/097_Terror_On_Route_66_1143_N_Serv.png" id="299" name="Picture"/>
                     <pic:cNvPicPr>
                       <a:picLocks noChangeArrowheads="1" noChangeAspect="1"/>
                     </pic:cNvPicPr>
@@ -7328,7 +7328,7 @@
               <a:graphicData uri="http://schemas.openxmlformats.org/drawingml/2006/picture">
                 <pic:pic>
                   <pic:nvPicPr>
-                    <pic:cNvPr descr="data/qr_codes/098_Shamrock_Court_Motel_101_Shamr.png" id="302" name="Picture"/>
+                    <pic:cNvPr descr="generated/oversize/qr_codes/098_Shamrock_Court_Motel_101_Shamr.png" id="302" name="Picture"/>
                     <pic:cNvPicPr>
                       <a:picLocks noChangeArrowheads="1" noChangeAspect="1"/>
                     </pic:cNvPicPr>
@@ -7402,7 +7402,7 @@
               <a:graphicData uri="http://schemas.openxmlformats.org/drawingml/2006/picture">
                 <pic:pic>
                   <pic:nvPicPr>
-                    <pic:cNvPr descr="data/qr_codes/099_Missouri_Hick_Barbeque_913_E_W.png" id="305" name="Picture"/>
+                    <pic:cNvPr descr="generated/oversize/qr_codes/099_Missouri_Hick_Barbeque_913_E_W.png" id="305" name="Picture"/>
                     <pic:cNvPicPr>
                       <a:picLocks noChangeArrowheads="1" noChangeAspect="1"/>
                     </pic:cNvPicPr>
@@ -7468,7 +7468,7 @@
               <a:graphicData uri="http://schemas.openxmlformats.org/drawingml/2006/picture">
                 <pic:pic>
                   <pic:nvPicPr>
-                    <pic:cNvPr descr="data/qr_codes/100_Wagon_Wheel_Motel_901_E_Washin.png" id="308" name="Picture"/>
+                    <pic:cNvPr descr="generated/oversize/qr_codes/100_Wagon_Wheel_Motel_901_E_Washin.png" id="308" name="Picture"/>
                     <pic:cNvPicPr>
                       <a:picLocks noChangeArrowheads="1" noChangeAspect="1"/>
                     </pic:cNvPicPr>
@@ -7542,7 +7542,7 @@
               <a:graphicData uri="http://schemas.openxmlformats.org/drawingml/2006/picture">
                 <pic:pic>
                   <pic:nvPicPr>
-                    <pic:cNvPr descr="data/qr_codes/101_Weir_on_66_Richs_Famous_Burger.png" id="311" name="Picture"/>
+                    <pic:cNvPr descr="generated/oversize/qr_codes/101_Weir_on_66_Richs_Famous_Burger.png" id="311" name="Picture"/>
                     <pic:cNvPicPr>
                       <a:picLocks noChangeArrowheads="1" noChangeAspect="1"/>
                     </pic:cNvPicPr>
@@ -7616,7 +7616,7 @@
               <a:graphicData uri="http://schemas.openxmlformats.org/drawingml/2006/picture">
                 <pic:pic>
                   <pic:nvPicPr>
-                    <pic:cNvPr descr="data/qr_codes/102_Fanning_Outpost_Rocking_Chair_.png" id="314" name="Picture"/>
+                    <pic:cNvPr descr="generated/oversize/qr_codes/102_Fanning_Outpost_Rocking_Chair_.png" id="314" name="Picture"/>
                     <pic:cNvPicPr>
                       <a:picLocks noChangeArrowheads="1" noChangeAspect="1"/>
                     </pic:cNvPicPr>
@@ -7690,7 +7690,7 @@
               <a:graphicData uri="http://schemas.openxmlformats.org/drawingml/2006/picture">
                 <pic:pic>
                   <pic:nvPicPr>
-                    <pic:cNvPr descr="data/qr_codes/103_Mule_Trading_Post_11160_Dillon.png" id="317" name="Picture"/>
+                    <pic:cNvPr descr="generated/oversize/qr_codes/103_Mule_Trading_Post_11160_Dillon.png" id="317" name="Picture"/>
                     <pic:cNvPicPr>
                       <a:picLocks noChangeArrowheads="1" noChangeAspect="1"/>
                     </pic:cNvPicPr>
@@ -7764,7 +7764,7 @@
               <a:graphicData uri="http://schemas.openxmlformats.org/drawingml/2006/picture">
                 <pic:pic>
                   <pic:nvPicPr>
-                    <pic:cNvPr descr="data/qr_codes/104_Vernelles_Motel_10887_Arlingto.png" id="320" name="Picture"/>
+                    <pic:cNvPr descr="generated/oversize/qr_codes/104_Vernelles_Motel_10887_Arlingto.png" id="320" name="Picture"/>
                     <pic:cNvPicPr>
                       <a:picLocks noChangeArrowheads="1" noChangeAspect="1"/>
                     </pic:cNvPicPr>
@@ -7838,7 +7838,7 @@
               <a:graphicData uri="http://schemas.openxmlformats.org/drawingml/2006/picture">
                 <pic:pic>
                   <pic:nvPicPr>
-                    <pic:cNvPr descr="data/qr_codes/105_Johns_Modern_Cabins_11107_Arli.png" id="323" name="Picture"/>
+                    <pic:cNvPr descr="generated/oversize/qr_codes/105_Johns_Modern_Cabins_11107_Arli.png" id="323" name="Picture"/>
                     <pic:cNvPicPr>
                       <a:picLocks noChangeArrowheads="1" noChangeAspect="1"/>
                     </pic:cNvPicPr>
@@ -7904,7 +7904,7 @@
               <a:graphicData uri="http://schemas.openxmlformats.org/drawingml/2006/picture">
                 <pic:pic>
                   <pic:nvPicPr>
-                    <pic:cNvPr descr="data/qr_codes/106_Devils_Elbow_Bridge_Big_Piney_.png" id="326" name="Picture"/>
+                    <pic:cNvPr descr="generated/oversize/qr_codes/106_Devils_Elbow_Bridge_Big_Piney_.png" id="326" name="Picture"/>
                     <pic:cNvPicPr>
                       <a:picLocks noChangeArrowheads="1" noChangeAspect="1"/>
                     </pic:cNvPicPr>
@@ -7970,7 +7970,7 @@
               <a:graphicData uri="http://schemas.openxmlformats.org/drawingml/2006/picture">
                 <pic:pic>
                   <pic:nvPicPr>
-                    <pic:cNvPr descr="data/qr_codes/107_Uranus_Fudge_Factory_14400_Sta.png" id="329" name="Picture"/>
+                    <pic:cNvPr descr="generated/oversize/qr_codes/107_Uranus_Fudge_Factory_14400_Sta.png" id="329" name="Picture"/>
                     <pic:cNvPicPr>
                       <a:picLocks noChangeArrowheads="1" noChangeAspect="1"/>
                     </pic:cNvPicPr>
@@ -8056,7 +8056,7 @@
               <a:graphicData uri="http://schemas.openxmlformats.org/drawingml/2006/picture">
                 <pic:pic>
                   <pic:nvPicPr>
-                    <pic:cNvPr descr="data/qr_codes/108_Route_66_Diner_126_St_Robert_B.png" id="332" name="Picture"/>
+                    <pic:cNvPr descr="generated/oversize/qr_codes/108_Route_66_Diner_126_St_Robert_B.png" id="332" name="Picture"/>
                     <pic:cNvPicPr>
                       <a:picLocks noChangeArrowheads="1" noChangeAspect="1"/>
                     </pic:cNvPicPr>
@@ -8130,7 +8130,7 @@
               <a:graphicData uri="http://schemas.openxmlformats.org/drawingml/2006/picture">
                 <pic:pic>
                   <pic:nvPicPr>
-                    <pic:cNvPr descr="data/qr_codes/109_Route_66_Neon_Sign_Park_133_Re.png" id="335" name="Picture"/>
+                    <pic:cNvPr descr="generated/oversize/qr_codes/109_Route_66_Neon_Sign_Park_133_Re.png" id="335" name="Picture"/>
                     <pic:cNvPicPr>
                       <a:picLocks noChangeArrowheads="1" noChangeAspect="1"/>
                     </pic:cNvPicPr>
@@ -8196,7 +8196,7 @@
               <a:graphicData uri="http://schemas.openxmlformats.org/drawingml/2006/picture">
                 <pic:pic>
                   <pic:nvPicPr>
-                    <pic:cNvPr descr="data/qr_codes/110_Old_Stagecoach_Stop_106_N_Lynn.png" id="338" name="Picture"/>
+                    <pic:cNvPr descr="generated/oversize/qr_codes/110_Old_Stagecoach_Stop_106_N_Lynn.png" id="338" name="Picture"/>
                     <pic:cNvPicPr>
                       <a:picLocks noChangeArrowheads="1" noChangeAspect="1"/>
                     </pic:cNvPicPr>
@@ -8270,7 +8270,7 @@
               <a:graphicData uri="http://schemas.openxmlformats.org/drawingml/2006/picture">
                 <pic:pic>
                   <pic:nvPicPr>
-                    <pic:cNvPr descr="data/qr_codes/111_Gascozark_Store_30568_State_Hw.png" id="341" name="Picture"/>
+                    <pic:cNvPr descr="generated/oversize/qr_codes/111_Gascozark_Store_30568_State_Hw.png" id="341" name="Picture"/>
                     <pic:cNvPicPr>
                       <a:picLocks noChangeArrowheads="1" noChangeAspect="1"/>
                     </pic:cNvPicPr>
@@ -8336,7 +8336,7 @@
               <a:graphicData uri="http://schemas.openxmlformats.org/drawingml/2006/picture">
                 <pic:pic>
                   <pic:nvPicPr>
-                    <pic:cNvPr descr="data/qr_codes/112_Route_66_Gasconade_Bridge_Rich.png" id="344" name="Picture"/>
+                    <pic:cNvPr descr="generated/oversize/qr_codes/112_Route_66_Gasconade_Bridge_Rich.png" id="344" name="Picture"/>
                     <pic:cNvPicPr>
                       <a:picLocks noChangeArrowheads="1" noChangeAspect="1"/>
                     </pic:cNvPicPr>
@@ -8402,7 +8402,7 @@
               <a:graphicData uri="http://schemas.openxmlformats.org/drawingml/2006/picture">
                 <pic:pic>
                   <pic:nvPicPr>
-                    <pic:cNvPr descr="data/qr_codes/113_Munger_Moss_Motel_1336_US_Rt_6.png" id="347" name="Picture"/>
+                    <pic:cNvPr descr="generated/oversize/qr_codes/113_Munger_Moss_Motel_1336_US_Rt_6.png" id="347" name="Picture"/>
                     <pic:cNvPicPr>
                       <a:picLocks noChangeArrowheads="1" noChangeAspect="1"/>
                     </pic:cNvPicPr>
@@ -8476,7 +8476,7 @@
               <a:graphicData uri="http://schemas.openxmlformats.org/drawingml/2006/picture">
                 <pic:pic>
                   <pic:nvPicPr>
-                    <pic:cNvPr descr="data/qr_codes/114_Smokin_Jones_BBQ_Wrinks_Market.png" id="350" name="Picture"/>
+                    <pic:cNvPr descr="generated/oversize/qr_codes/114_Smokin_Jones_BBQ_Wrinks_Market.png" id="350" name="Picture"/>
                     <pic:cNvPicPr>
                       <a:picLocks noChangeArrowheads="1" noChangeAspect="1"/>
                     </pic:cNvPicPr>
@@ -8550,7 +8550,7 @@
               <a:graphicData uri="http://schemas.openxmlformats.org/drawingml/2006/picture">
                 <pic:pic>
                   <pic:nvPicPr>
-                    <pic:cNvPr descr="data/qr_codes/115_Taylors_Dairy_Joy_1205_US_Rte_.png" id="353" name="Picture"/>
+                    <pic:cNvPr descr="generated/oversize/qr_codes/115_Taylors_Dairy_Joy_1205_US_Rte_.png" id="353" name="Picture"/>
                     <pic:cNvPicPr>
                       <a:picLocks noChangeArrowheads="1" noChangeAspect="1"/>
                     </pic:cNvPicPr>
@@ -8616,7 +8616,7 @@
               <a:graphicData uri="http://schemas.openxmlformats.org/drawingml/2006/picture">
                 <pic:pic>
                   <pic:nvPicPr>
-                    <pic:cNvPr descr="data/qr_codes/116_Manor_Inn_505_E_Elm_St_Lebanon.png" id="356" name="Picture"/>
+                    <pic:cNvPr descr="generated/oversize/qr_codes/116_Manor_Inn_505_E_Elm_St_Lebanon.png" id="356" name="Picture"/>
                     <pic:cNvPicPr>
                       <a:picLocks noChangeArrowheads="1" noChangeAspect="1"/>
                     </pic:cNvPicPr>
@@ -8682,7 +8682,7 @@
               <a:graphicData uri="http://schemas.openxmlformats.org/drawingml/2006/picture">
                 <pic:pic>
                   <pic:nvPicPr>
-                    <pic:cNvPr descr="data/qr_codes/117_Boswell_Park_Camp_Joy_51_Drury.png" id="359" name="Picture"/>
+                    <pic:cNvPr descr="generated/oversize/qr_codes/117_Boswell_Park_Camp_Joy_51_Drury.png" id="359" name="Picture"/>
                     <pic:cNvPicPr>
                       <a:picLocks noChangeArrowheads="1" noChangeAspect="1"/>
                     </pic:cNvPicPr>
@@ -8756,7 +8756,7 @@
               <a:graphicData uri="http://schemas.openxmlformats.org/drawingml/2006/picture">
                 <pic:pic>
                   <pic:nvPicPr>
-                    <pic:cNvPr descr="data/qr_codes/118_Redmons_Candy_Factory_330_Pine.png" id="362" name="Picture"/>
+                    <pic:cNvPr descr="generated/oversize/qr_codes/118_Redmons_Candy_Factory_330_Pine.png" id="362" name="Picture"/>
                     <pic:cNvPicPr>
                       <a:picLocks noChangeArrowheads="1" noChangeAspect="1"/>
                     </pic:cNvPicPr>
@@ -8822,7 +8822,7 @@
               <a:graphicData uri="http://schemas.openxmlformats.org/drawingml/2006/picture">
                 <pic:pic>
                   <pic:nvPicPr>
-                    <pic:cNvPr descr="data/qr_codes/119_Little_Clay_House_238_N_Clay_S.png" id="365" name="Picture"/>
+                    <pic:cNvPr descr="generated/oversize/qr_codes/119_Little_Clay_House_238_N_Clay_S.png" id="365" name="Picture"/>
                     <pic:cNvPicPr>
                       <a:picLocks noChangeArrowheads="1" noChangeAspect="1"/>
                     </pic:cNvPicPr>
@@ -8896,7 +8896,7 @@
               <a:graphicData uri="http://schemas.openxmlformats.org/drawingml/2006/picture">
                 <pic:pic>
                   <pic:nvPicPr>
-                    <pic:cNvPr descr="data/qr_codes/120_Buc-ees_3284_N_Mulroy_Rd_Sprin.png" id="368" name="Picture"/>
+                    <pic:cNvPr descr="generated/oversize/qr_codes/120_Buc-ees_3284_N_Mulroy_Rd_Sprin.png" id="368" name="Picture"/>
                     <pic:cNvPicPr>
                       <a:picLocks noChangeArrowheads="1" noChangeAspect="1"/>
                     </pic:cNvPicPr>
@@ -8976,7 +8976,7 @@
               <a:graphicData uri="http://schemas.openxmlformats.org/drawingml/2006/picture">
                 <pic:pic>
                   <pic:nvPicPr>
-                    <pic:cNvPr descr="data/qr_codes/121_Rest_Haven_Court_2000_E_Kearne.png" id="371" name="Picture"/>
+                    <pic:cNvPr descr="generated/oversize/qr_codes/121_Rest_Haven_Court_2000_E_Kearne.png" id="371" name="Picture"/>
                     <pic:cNvPicPr>
                       <a:picLocks noChangeArrowheads="1" noChangeAspect="1"/>
                     </pic:cNvPicPr>
@@ -9042,7 +9042,7 @@
               <a:graphicData uri="http://schemas.openxmlformats.org/drawingml/2006/picture">
                 <pic:pic>
                   <pic:nvPicPr>
-                    <pic:cNvPr descr="data/qr_codes/122_Andys_Frozen_Custard_2119_N_Gl.png" id="374" name="Picture"/>
+                    <pic:cNvPr descr="generated/oversize/qr_codes/122_Andys_Frozen_Custard_2119_N_Gl.png" id="374" name="Picture"/>
                     <pic:cNvPicPr>
                       <a:picLocks noChangeArrowheads="1" noChangeAspect="1"/>
                     </pic:cNvPicPr>
@@ -9108,7 +9108,7 @@
               <a:graphicData uri="http://schemas.openxmlformats.org/drawingml/2006/picture">
                 <pic:pic>
                   <pic:nvPicPr>
-                    <pic:cNvPr descr="data/qr_codes/123_Glenstone_Court_Motel_2023_N_G.png" id="377" name="Picture"/>
+                    <pic:cNvPr descr="generated/oversize/qr_codes/123_Glenstone_Court_Motel_2023_N_G.png" id="377" name="Picture"/>
                     <pic:cNvPicPr>
                       <a:picLocks noChangeArrowheads="1" noChangeAspect="1"/>
                     </pic:cNvPicPr>
@@ -9174,7 +9174,7 @@
               <a:graphicData uri="http://schemas.openxmlformats.org/drawingml/2006/picture">
                 <pic:pic>
                   <pic:nvPicPr>
-                    <pic:cNvPr descr="data/qr_codes/124_Best_Western_Route_66_Rail_Hav.png" id="380" name="Picture"/>
+                    <pic:cNvPr descr="generated/oversize/qr_codes/124_Best_Western_Route_66_Rail_Hav.png" id="380" name="Picture"/>
                     <pic:cNvPicPr>
                       <a:picLocks noChangeArrowheads="1" noChangeAspect="1"/>
                     </pic:cNvPicPr>
@@ -9248,7 +9248,7 @@
               <a:graphicData uri="http://schemas.openxmlformats.org/drawingml/2006/picture">
                 <pic:pic>
                   <pic:nvPicPr>
-                    <pic:cNvPr descr="data/qr_codes/125_Steak_n_Shake_1158_E_St_Louis_.png" id="383" name="Picture"/>
+                    <pic:cNvPr descr="generated/oversize/qr_codes/125_Steak_n_Shake_1158_E_St_Louis_.png" id="383" name="Picture"/>
                     <pic:cNvPicPr>
                       <a:picLocks noChangeArrowheads="1" noChangeAspect="1"/>
                     </pic:cNvPicPr>
@@ -9314,7 +9314,7 @@
               <a:graphicData uri="http://schemas.openxmlformats.org/drawingml/2006/picture">
                 <pic:pic>
                   <pic:nvPicPr>
-                    <pic:cNvPr descr="data/qr_codes/126_Gillioz_Theatre_325_Park_Centr.png" id="386" name="Picture"/>
+                    <pic:cNvPr descr="generated/oversize/qr_codes/126_Gillioz_Theatre_325_Park_Centr.png" id="386" name="Picture"/>
                     <pic:cNvPicPr>
                       <a:picLocks noChangeArrowheads="1" noChangeAspect="1"/>
                     </pic:cNvPicPr>
@@ -9380,7 +9380,7 @@
               <a:graphicData uri="http://schemas.openxmlformats.org/drawingml/2006/picture">
                 <pic:pic>
                   <pic:nvPicPr>
-                    <pic:cNvPr descr="data/qr_codes/127_History_Museum_on_the_Square_1.png" id="389" name="Picture"/>
+                    <pic:cNvPr descr="generated/oversize/qr_codes/127_History_Museum_on_the_Square_1.png" id="389" name="Picture"/>
                     <pic:cNvPicPr>
                       <a:picLocks noChangeArrowheads="1" noChangeAspect="1"/>
                     </pic:cNvPicPr>
@@ -9472,7 +9472,7 @@
               <a:graphicData uri="http://schemas.openxmlformats.org/drawingml/2006/picture">
                 <pic:pic>
                   <pic:nvPicPr>
-                    <pic:cNvPr descr="data/qr_codes/128_1984_Arcade_400_S_Jefferson_Av.png" id="392" name="Picture"/>
+                    <pic:cNvPr descr="generated/oversize/qr_codes/128_1984_Arcade_400_S_Jefferson_Av.png" id="392" name="Picture"/>
                     <pic:cNvPicPr>
                       <a:picLocks noChangeArrowheads="1" noChangeAspect="1"/>
                     </pic:cNvPicPr>
@@ -9538,7 +9538,7 @@
               <a:graphicData uri="http://schemas.openxmlformats.org/drawingml/2006/picture">
                 <pic:pic>
                   <pic:nvPicPr>
-                    <pic:cNvPr descr="data/qr_codes/129_639_W_Walnut_St_Springfield_MO.png" id="395" name="Picture"/>
+                    <pic:cNvPr descr="generated/oversize/qr_codes/129_639_W_Walnut_St_Springfield_MO.png" id="395" name="Picture"/>
                     <pic:cNvPicPr>
                       <a:picLocks noChangeArrowheads="1" noChangeAspect="1"/>
                     </pic:cNvPicPr>
@@ -9612,7 +9612,7 @@
               <a:graphicData uri="http://schemas.openxmlformats.org/drawingml/2006/picture">
                 <pic:pic>
                   <pic:nvPicPr>
-                    <pic:cNvPr descr="data/qr_codes/130_College_Street_Cafe_1622_W_Col.png" id="398" name="Picture"/>
+                    <pic:cNvPr descr="generated/oversize/qr_codes/130_College_Street_Cafe_1622_W_Col.png" id="398" name="Picture"/>
                     <pic:cNvPicPr>
                       <a:picLocks noChangeArrowheads="1" noChangeAspect="1"/>
                     </pic:cNvPicPr>
@@ -9678,7 +9678,7 @@
               <a:graphicData uri="http://schemas.openxmlformats.org/drawingml/2006/picture">
                 <pic:pic>
                   <pic:nvPicPr>
-                    <pic:cNvPr descr="data/qr_codes/131_Route_66_Car_Museum_1634_W_Col.png" id="401" name="Picture"/>
+                    <pic:cNvPr descr="generated/oversize/qr_codes/131_Route_66_Car_Museum_1634_W_Col.png" id="401" name="Picture"/>
                     <pic:cNvPicPr>
                       <a:picLocks noChangeArrowheads="1" noChangeAspect="1"/>
                     </pic:cNvPicPr>
@@ -9752,7 +9752,7 @@
               <a:graphicData uri="http://schemas.openxmlformats.org/drawingml/2006/picture">
                 <pic:pic>
                   <pic:nvPicPr>
-                    <pic:cNvPr descr="data/qr_codes/132_Rockwood_Motor_Court_2200_W_Co.png" id="404" name="Picture"/>
+                    <pic:cNvPr descr="generated/oversize/qr_codes/132_Rockwood_Motor_Court_2200_W_Co.png" id="404" name="Picture"/>
                     <pic:cNvPicPr>
                       <a:picLocks noChangeArrowheads="1" noChangeAspect="1"/>
                     </pic:cNvPicPr>
@@ -9818,7 +9818,7 @@
               <a:graphicData uri="http://schemas.openxmlformats.org/drawingml/2006/picture">
                 <pic:pic>
                   <pic:nvPicPr>
-                    <pic:cNvPr descr="data/qr_codes/133_Route_66_KOA_Holiday_5775_W_Fa.png" id="407" name="Picture"/>
+                    <pic:cNvPr descr="generated/oversize/qr_codes/133_Route_66_KOA_Holiday_5775_W_Fa.png" id="407" name="Picture"/>
                     <pic:cNvPicPr>
                       <a:picLocks noChangeArrowheads="1" noChangeAspect="1"/>
                     </pic:cNvPicPr>
@@ -9884,7 +9884,7 @@
               <a:graphicData uri="http://schemas.openxmlformats.org/drawingml/2006/picture">
                 <pic:pic>
                   <pic:nvPicPr>
-                    <pic:cNvPr descr="data/qr_codes/134_Garys_Gay_Parita_Sinclair_2111.png" id="410" name="Picture"/>
+                    <pic:cNvPr descr="generated/oversize/qr_codes/134_Garys_Gay_Parita_Sinclair_2111.png" id="410" name="Picture"/>
                     <pic:cNvPicPr>
                       <a:picLocks noChangeArrowheads="1" noChangeAspect="1"/>
                     </pic:cNvPicPr>
@@ -9958,7 +9958,7 @@
               <a:graphicData uri="http://schemas.openxmlformats.org/drawingml/2006/picture">
                 <pic:pic>
                   <pic:nvPicPr>
-                    <pic:cNvPr descr="data/qr_codes/135_Spencer_Station_19720_Lawrence.png" id="413" name="Picture"/>
+                    <pic:cNvPr descr="generated/oversize/qr_codes/135_Spencer_Station_19720_Lawrence.png" id="413" name="Picture"/>
                     <pic:cNvPicPr>
                       <a:picLocks noChangeArrowheads="1" noChangeAspect="1"/>
                     </pic:cNvPicPr>
@@ -10024,7 +10024,7 @@
               <a:graphicData uri="http://schemas.openxmlformats.org/drawingml/2006/picture">
                 <pic:pic>
                   <pic:nvPicPr>
-                    <pic:cNvPr descr="data/qr_codes/136_Red_Oak_II_12275_Kafir_Rd_Cart.png" id="416" name="Picture"/>
+                    <pic:cNvPr descr="generated/oversize/qr_codes/136_Red_Oak_II_12275_Kafir_Rd_Cart.png" id="416" name="Picture"/>
                     <pic:cNvPicPr>
                       <a:picLocks noChangeArrowheads="1" noChangeAspect="1"/>
                     </pic:cNvPicPr>
@@ -10090,7 +10090,7 @@
               <a:graphicData uri="http://schemas.openxmlformats.org/drawingml/2006/picture">
                 <pic:pic>
                   <pic:nvPicPr>
-                    <pic:cNvPr descr="data/qr_codes/137_426_High_St_Carthage_MO.png" id="419" name="Picture"/>
+                    <pic:cNvPr descr="generated/oversize/qr_codes/137_426_High_St_Carthage_MO.png" id="419" name="Picture"/>
                     <pic:cNvPicPr>
                       <a:picLocks noChangeArrowheads="1" noChangeAspect="1"/>
                     </pic:cNvPicPr>
@@ -10156,7 +10156,7 @@
               <a:graphicData uri="http://schemas.openxmlformats.org/drawingml/2006/picture">
                 <pic:pic>
                   <pic:nvPicPr>
-                    <pic:cNvPr descr="data/qr_codes/138_Boots_Court_Motel_125_S_Garris.png" id="422" name="Picture"/>
+                    <pic:cNvPr descr="generated/oversize/qr_codes/138_Boots_Court_Motel_125_S_Garris.png" id="422" name="Picture"/>
                     <pic:cNvPicPr>
                       <a:picLocks noChangeArrowheads="1" noChangeAspect="1"/>
                     </pic:cNvPicPr>
@@ -10222,7 +10222,7 @@
               <a:graphicData uri="http://schemas.openxmlformats.org/drawingml/2006/picture">
                 <pic:pic>
                   <pic:nvPicPr>
-                    <pic:cNvPr descr="data/qr_codes/139_66_Drive_In_17231_Old_66_Blvd_.png" id="425" name="Picture"/>
+                    <pic:cNvPr descr="generated/oversize/qr_codes/139_66_Drive_In_17231_Old_66_Blvd_.png" id="425" name="Picture"/>
                     <pic:cNvPicPr>
                       <a:picLocks noChangeArrowheads="1" noChangeAspect="1"/>
                     </pic:cNvPicPr>
@@ -10288,7 +10288,7 @@
               <a:graphicData uri="http://schemas.openxmlformats.org/drawingml/2006/picture">
                 <pic:pic>
                   <pic:nvPicPr>
-                    <pic:cNvPr descr="data/qr_codes/140_SuperTam_on_66_221_W_Main_St_C.png" id="428" name="Picture"/>
+                    <pic:cNvPr descr="generated/oversize/qr_codes/140_SuperTam_on_66_221_W_Main_St_C.png" id="428" name="Picture"/>
                     <pic:cNvPicPr>
                       <a:picLocks noChangeArrowheads="1" noChangeAspect="1"/>
                     </pic:cNvPicPr>
@@ -10362,7 +10362,7 @@
               <a:graphicData uri="http://schemas.openxmlformats.org/drawingml/2006/picture">
                 <pic:pic>
                   <pic:nvPicPr>
-                    <pic:cNvPr descr="data/qr_codes/141_Route_66_Center_112_W_Broadway.png" id="431" name="Picture"/>
+                    <pic:cNvPr descr="generated/oversize/qr_codes/141_Route_66_Center_112_W_Broadway.png" id="431" name="Picture"/>
                     <pic:cNvPicPr>
                       <a:picLocks noChangeArrowheads="1" noChangeAspect="1"/>
                     </pic:cNvPicPr>
@@ -10428,7 +10428,7 @@
               <a:graphicData uri="http://schemas.openxmlformats.org/drawingml/2006/picture">
                 <pic:pic>
                   <pic:nvPicPr>
-                    <pic:cNvPr descr="data/qr_codes/142_Granny_Shaffers_Restaurant_272.png" id="434" name="Picture"/>
+                    <pic:cNvPr descr="generated/oversize/qr_codes/142_Granny_Shaffers_Restaurant_272.png" id="434" name="Picture"/>
                     <pic:cNvPicPr>
                       <a:picLocks noChangeArrowheads="1" noChangeAspect="1"/>
                     </pic:cNvPicPr>
@@ -10494,7 +10494,7 @@
               <a:graphicData uri="http://schemas.openxmlformats.org/drawingml/2006/picture">
                 <pic:pic>
                   <pic:nvPicPr>
-                    <pic:cNvPr descr="data/qr_codes/143_Royale_Cinema_Lounge_715_E_Bro.png" id="437" name="Picture"/>
+                    <pic:cNvPr descr="generated/oversize/qr_codes/143_Royale_Cinema_Lounge_715_E_Bro.png" id="437" name="Picture"/>
                     <pic:cNvPicPr>
                       <a:picLocks noChangeArrowheads="1" noChangeAspect="1"/>
                     </pic:cNvPicPr>
@@ -10560,7 +10560,7 @@
               <a:graphicData uri="http://schemas.openxmlformats.org/drawingml/2006/picture">
                 <pic:pic>
                   <pic:nvPicPr>
-                    <pic:cNvPr descr="data/qr_codes/144_Wilders_Steakhouse_1216_S_Main.png" id="440" name="Picture"/>
+                    <pic:cNvPr descr="generated/oversize/qr_codes/144_Wilders_Steakhouse_1216_S_Main.png" id="440" name="Picture"/>
                     <pic:cNvPicPr>
                       <a:picLocks noChangeArrowheads="1" noChangeAspect="1"/>
                     </pic:cNvPicPr>
@@ -10626,7 +10626,7 @@
               <a:graphicData uri="http://schemas.openxmlformats.org/drawingml/2006/picture">
                 <pic:pic>
                   <pic:nvPicPr>
-                    <pic:cNvPr descr="data/qr_codes/145_Cars_on_the_Route_Kan-O-Tex_Se.png" id="443" name="Picture"/>
+                    <pic:cNvPr descr="generated/oversize/qr_codes/145_Cars_on_the_Route_Kan-O-Tex_Se.png" id="443" name="Picture"/>
                     <pic:cNvPicPr>
                       <a:picLocks noChangeArrowheads="1" noChangeAspect="1"/>
                     </pic:cNvPicPr>
@@ -10700,7 +10700,7 @@
               <a:graphicData uri="http://schemas.openxmlformats.org/drawingml/2006/picture">
                 <pic:pic>
                   <pic:nvPicPr>
-                    <pic:cNvPr descr="data/qr_codes/146_Gearhead_Curios_520_S_Main_St_.png" id="446" name="Picture"/>
+                    <pic:cNvPr descr="generated/oversize/qr_codes/146_Gearhead_Curios_520_S_Main_St_.png" id="446" name="Picture"/>
                     <pic:cNvPicPr>
                       <a:picLocks noChangeArrowheads="1" noChangeAspect="1"/>
                     </pic:cNvPicPr>
@@ -10774,7 +10774,7 @@
               <a:graphicData uri="http://schemas.openxmlformats.org/drawingml/2006/picture">
                 <pic:pic>
                   <pic:nvPicPr>
-                    <pic:cNvPr descr="data/qr_codes/147_Galena_Mining__Historical_Muse.png" id="449" name="Picture"/>
+                    <pic:cNvPr descr="generated/oversize/qr_codes/147_Galena_Mining__Historical_Muse.png" id="449" name="Picture"/>
                     <pic:cNvPicPr>
                       <a:picLocks noChangeArrowheads="1" noChangeAspect="1"/>
                     </pic:cNvPicPr>
@@ -10840,7 +10840,7 @@
               <a:graphicData uri="http://schemas.openxmlformats.org/drawingml/2006/picture">
                 <pic:pic>
                   <pic:nvPicPr>
-                    <pic:cNvPr descr="data/qr_codes/148_Old_Riverton_Store_7109_KS-66_.png" id="452" name="Picture"/>
+                    <pic:cNvPr descr="generated/oversize/qr_codes/148_Old_Riverton_Store_7109_KS-66_.png" id="452" name="Picture"/>
                     <pic:cNvPicPr>
                       <a:picLocks noChangeArrowheads="1" noChangeAspect="1"/>
                     </pic:cNvPicPr>
@@ -10906,7 +10906,7 @@
               <a:graphicData uri="http://schemas.openxmlformats.org/drawingml/2006/picture">
                 <pic:pic>
                   <pic:nvPicPr>
-                    <pic:cNvPr descr="data/qr_codes/149_Rainbow_Bridge_SE_Beasley_Rd_B.png" id="455" name="Picture"/>
+                    <pic:cNvPr descr="generated/oversize/qr_codes/149_Rainbow_Bridge_SE_Beasley_Rd_B.png" id="455" name="Picture"/>
                     <pic:cNvPicPr>
                       <a:picLocks noChangeArrowheads="1" noChangeAspect="1"/>
                     </pic:cNvPicPr>
@@ -10972,7 +10972,7 @@
               <a:graphicData uri="http://schemas.openxmlformats.org/drawingml/2006/picture">
                 <pic:pic>
                   <pic:nvPicPr>
-                    <pic:cNvPr descr="data/qr_codes/150_Baxter_Springs_Heritage_Center.png" id="458" name="Picture"/>
+                    <pic:cNvPr descr="generated/oversize/qr_codes/150_Baxter_Springs_Heritage_Center.png" id="458" name="Picture"/>
                     <pic:cNvPicPr>
                       <a:picLocks noChangeArrowheads="1" noChangeAspect="1"/>
                     </pic:cNvPicPr>
@@ -11046,7 +11046,7 @@
               <a:graphicData uri="http://schemas.openxmlformats.org/drawingml/2006/picture">
                 <pic:pic>
                   <pic:nvPicPr>
-                    <pic:cNvPr descr="data/qr_codes/151_Route_66_Visitors_Center_940_M.png" id="461" name="Picture"/>
+                    <pic:cNvPr descr="generated/oversize/qr_codes/151_Route_66_Visitors_Center_940_M.png" id="461" name="Picture"/>
                     <pic:cNvPicPr>
                       <a:picLocks noChangeArrowheads="1" noChangeAspect="1"/>
                     </pic:cNvPicPr>
@@ -11112,7 +11112,7 @@
               <a:graphicData uri="http://schemas.openxmlformats.org/drawingml/2006/picture">
                 <pic:pic>
                   <pic:nvPicPr>
-                    <pic:cNvPr descr="data/qr_codes/152_Dallas_Dairyette_103_N_Main_St.png" id="464" name="Picture"/>
+                    <pic:cNvPr descr="generated/oversize/qr_codes/152_Dallas_Dairyette_103_N_Main_St.png" id="464" name="Picture"/>
                     <pic:cNvPicPr>
                       <a:picLocks noChangeArrowheads="1" noChangeAspect="1"/>
                     </pic:cNvPicPr>
@@ -11210,7 +11210,7 @@
               <a:graphicData uri="http://schemas.openxmlformats.org/drawingml/2006/picture">
                 <pic:pic>
                   <pic:nvPicPr>
-                    <pic:cNvPr descr="data/qr_codes/153_Dairy_King_100_N_Main_St_Comme.png" id="467" name="Picture"/>
+                    <pic:cNvPr descr="generated/oversize/qr_codes/153_Dairy_King_100_N_Main_St_Comme.png" id="467" name="Picture"/>
                     <pic:cNvPicPr>
                       <a:picLocks noChangeArrowheads="1" noChangeAspect="1"/>
                     </pic:cNvPicPr>
@@ -11284,7 +11284,7 @@
               <a:graphicData uri="http://schemas.openxmlformats.org/drawingml/2006/picture">
                 <pic:pic>
                   <pic:nvPicPr>
-                    <pic:cNvPr descr="data/qr_codes/154_Waylans_Ku-Ku_915_N_Main_St_Mi.png" id="470" name="Picture"/>
+                    <pic:cNvPr descr="generated/oversize/qr_codes/154_Waylans_Ku-Ku_915_N_Main_St_Mi.png" id="470" name="Picture"/>
                     <pic:cNvPicPr>
                       <a:picLocks noChangeArrowheads="1" noChangeAspect="1"/>
                     </pic:cNvPicPr>
@@ -11350,7 +11350,7 @@
               <a:graphicData uri="http://schemas.openxmlformats.org/drawingml/2006/picture">
                 <pic:pic>
                   <pic:nvPicPr>
-                    <pic:cNvPr descr="data/qr_codes/155_Coleman_Theater_103_N_Main_St_.png" id="473" name="Picture"/>
+                    <pic:cNvPr descr="generated/oversize/qr_codes/155_Coleman_Theater_103_N_Main_St_.png" id="473" name="Picture"/>
                     <pic:cNvPicPr>
                       <a:picLocks noChangeArrowheads="1" noChangeAspect="1"/>
                     </pic:cNvPicPr>
@@ -11424,7 +11424,7 @@
               <a:graphicData uri="http://schemas.openxmlformats.org/drawingml/2006/picture">
                 <pic:pic>
                   <pic:nvPicPr>
-                    <pic:cNvPr descr="data/qr_codes/156_Route_66_Sidewalk_Hwy_S_540_Rd.png" id="476" name="Picture"/>
+                    <pic:cNvPr descr="generated/oversize/qr_codes/156_Route_66_Sidewalk_Hwy_S_540_Rd.png" id="476" name="Picture"/>
                     <pic:cNvPicPr>
                       <a:picLocks noChangeArrowheads="1" noChangeAspect="1"/>
                     </pic:cNvPicPr>
@@ -11498,7 +11498,7 @@
               <a:graphicData uri="http://schemas.openxmlformats.org/drawingml/2006/picture">
                 <pic:pic>
                   <pic:nvPicPr>
-                    <pic:cNvPr descr="data/qr_codes/157_Crosstar_Flag_and_Tag_Museum_1.png" id="479" name="Picture"/>
+                    <pic:cNvPr descr="generated/oversize/qr_codes/157_Crosstar_Flag_and_Tag_Museum_1.png" id="479" name="Picture"/>
                     <pic:cNvPicPr>
                       <a:picLocks noChangeArrowheads="1" noChangeAspect="1"/>
                     </pic:cNvPicPr>
@@ -11572,7 +11572,7 @@
               <a:graphicData uri="http://schemas.openxmlformats.org/drawingml/2006/picture">
                 <pic:pic>
                   <pic:nvPicPr>
-                    <pic:cNvPr descr="data/qr_codes/158_Clantons_Cafe_319_E_Illinois_A.png" id="482" name="Picture"/>
+                    <pic:cNvPr descr="generated/oversize/qr_codes/158_Clantons_Cafe_319_E_Illinois_A.png" id="482" name="Picture"/>
                     <pic:cNvPicPr>
                       <a:picLocks noChangeArrowheads="1" noChangeAspect="1"/>
                     </pic:cNvPicPr>
@@ -11658,7 +11658,7 @@
               <a:graphicData uri="http://schemas.openxmlformats.org/drawingml/2006/picture">
                 <pic:pic>
                   <pic:nvPicPr>
-                    <pic:cNvPr descr="data/qr_codes/159_Center_Theater_124_S_Wilson_St.png" id="485" name="Picture"/>
+                    <pic:cNvPr descr="generated/oversize/qr_codes/159_Center_Theater_124_S_Wilson_St.png" id="485" name="Picture"/>
                     <pic:cNvPicPr>
                       <a:picLocks noChangeArrowheads="1" noChangeAspect="1"/>
                     </pic:cNvPicPr>
@@ -11724,7 +11724,7 @@
               <a:graphicData uri="http://schemas.openxmlformats.org/drawingml/2006/picture">
                 <pic:pic>
                   <pic:nvPicPr>
-                    <pic:cNvPr descr="data/qr_codes/160_Hi-Way_Cafe_Western_Motel_4379.png" id="488" name="Picture"/>
+                    <pic:cNvPr descr="generated/oversize/qr_codes/160_Hi-Way_Cafe_Western_Motel_4379.png" id="488" name="Picture"/>
                     <pic:cNvPicPr>
                       <a:picLocks noChangeArrowheads="1" noChangeAspect="1"/>
                     </pic:cNvPicPr>
@@ -11798,7 +11798,7 @@
               <a:graphicData uri="http://schemas.openxmlformats.org/drawingml/2006/picture">
                 <pic:pic>
                   <pic:nvPicPr>
-                    <pic:cNvPr descr="data/qr_codes/161_Pryor_Creek_Bridge_Chelsea_OK.png" id="491" name="Picture"/>
+                    <pic:cNvPr descr="generated/oversize/qr_codes/161_Pryor_Creek_Bridge_Chelsea_OK.png" id="491" name="Picture"/>
                     <pic:cNvPicPr>
                       <a:picLocks noChangeArrowheads="1" noChangeAspect="1"/>
                     </pic:cNvPicPr>
@@ -11864,7 +11864,7 @@
               <a:graphicData uri="http://schemas.openxmlformats.org/drawingml/2006/picture">
                 <pic:pic>
                   <pic:nvPicPr>
-                    <pic:cNvPr descr="data/qr_codes/162_Ed_Galloways_Totem_Pole_Park_2.png" id="494" name="Picture"/>
+                    <pic:cNvPr descr="generated/oversize/qr_codes/162_Ed_Galloways_Totem_Pole_Park_2.png" id="494" name="Picture"/>
                     <pic:cNvPicPr>
                       <a:picLocks noChangeArrowheads="1" noChangeAspect="1"/>
                     </pic:cNvPicPr>
@@ -11938,7 +11938,7 @@
               <a:graphicData uri="http://schemas.openxmlformats.org/drawingml/2006/picture">
                 <pic:pic>
                   <pic:nvPicPr>
-                    <pic:cNvPr descr="data/qr_codes/163_Annies_Diner_12015_Poplar_St_C.png" id="497" name="Picture"/>
+                    <pic:cNvPr descr="generated/oversize/qr_codes/163_Annies_Diner_12015_Poplar_St_C.png" id="497" name="Picture"/>
                     <pic:cNvPicPr>
                       <a:picLocks noChangeArrowheads="1" noChangeAspect="1"/>
                     </pic:cNvPicPr>
@@ -12012,7 +12012,7 @@
               <a:graphicData uri="http://schemas.openxmlformats.org/drawingml/2006/picture">
                 <pic:pic>
                   <pic:nvPicPr>
-                    <pic:cNvPr descr="data/qr_codes/164_JM_Davis_Arms_Historical_Museu.png" id="500" name="Picture"/>
+                    <pic:cNvPr descr="generated/oversize/qr_codes/164_JM_Davis_Arms_Historical_Museu.png" id="500" name="Picture"/>
                     <pic:cNvPicPr>
                       <a:picLocks noChangeArrowheads="1" noChangeAspect="1"/>
                     </pic:cNvPicPr>
@@ -12086,7 +12086,7 @@
               <a:graphicData uri="http://schemas.openxmlformats.org/drawingml/2006/picture">
                 <pic:pic>
                   <pic:nvPicPr>
-                    <pic:cNvPr descr="data/qr_codes/165_Blue_Whale_of_Catoosa_2600_OK-.png" id="503" name="Picture"/>
+                    <pic:cNvPr descr="generated/oversize/qr_codes/165_Blue_Whale_of_Catoosa_2600_OK-.png" id="503" name="Picture"/>
                     <pic:cNvPicPr>
                       <a:picLocks noChangeArrowheads="1" noChangeAspect="1"/>
                     </pic:cNvPicPr>
@@ -12160,7 +12160,7 @@
               <a:graphicData uri="http://schemas.openxmlformats.org/drawingml/2006/picture">
                 <pic:pic>
                   <pic:nvPicPr>
-                    <pic:cNvPr descr="data/qr_codes/166_Desert_Hills_Motel_5220_E_11th.png" id="506" name="Picture"/>
+                    <pic:cNvPr descr="generated/oversize/qr_codes/166_Desert_Hills_Motel_5220_E_11th.png" id="506" name="Picture"/>
                     <pic:cNvPicPr>
                       <a:picLocks noChangeArrowheads="1" noChangeAspect="1"/>
                     </pic:cNvPicPr>
@@ -12226,7 +12226,7 @@
               <a:graphicData uri="http://schemas.openxmlformats.org/drawingml/2006/picture">
                 <pic:pic>
                   <pic:nvPicPr>
-                    <pic:cNvPr descr="data/qr_codes/167_Tallys_Good_Food_Cafe_1102_S_Y.png" id="509" name="Picture"/>
+                    <pic:cNvPr descr="generated/oversize/qr_codes/167_Tallys_Good_Food_Cafe_1102_S_Y.png" id="509" name="Picture"/>
                     <pic:cNvPicPr>
                       <a:picLocks noChangeArrowheads="1" noChangeAspect="1"/>
                     </pic:cNvPicPr>
@@ -12292,7 +12292,7 @@
               <a:graphicData uri="http://schemas.openxmlformats.org/drawingml/2006/picture">
                 <pic:pic>
                   <pic:nvPicPr>
-                    <pic:cNvPr descr="data/qr_codes/168_Coney_I-Lander_2838_E_11th_St_.png" id="512" name="Picture"/>
+                    <pic:cNvPr descr="generated/oversize/qr_codes/168_Coney_I-Lander_2838_E_11th_St_.png" id="512" name="Picture"/>
                     <pic:cNvPicPr>
                       <a:picLocks noChangeArrowheads="1" noChangeAspect="1"/>
                     </pic:cNvPicPr>
@@ -12358,7 +12358,7 @@
               <a:graphicData uri="http://schemas.openxmlformats.org/drawingml/2006/picture">
                 <pic:pic>
                   <pic:nvPicPr>
-                    <pic:cNvPr descr="data/qr_codes/169_Campbell_Hotel_2636_E_11th_St_.png" id="515" name="Picture"/>
+                    <pic:cNvPr descr="generated/oversize/qr_codes/169_Campbell_Hotel_2636_E_11th_St_.png" id="515" name="Picture"/>
                     <pic:cNvPicPr>
                       <a:picLocks noChangeArrowheads="1" noChangeAspect="1"/>
                     </pic:cNvPicPr>
@@ -12424,7 +12424,7 @@
               <a:graphicData uri="http://schemas.openxmlformats.org/drawingml/2006/picture">
                 <pic:pic>
                   <pic:nvPicPr>
-                    <pic:cNvPr descr="data/qr_codes/170_Ikes_Chili_1503_E_11th_St_Tuls.png" id="518" name="Picture"/>
+                    <pic:cNvPr descr="generated/oversize/qr_codes/170_Ikes_Chili_1503_E_11th_St_Tuls.png" id="518" name="Picture"/>
                     <pic:cNvPicPr>
                       <a:picLocks noChangeArrowheads="1" noChangeAspect="1"/>
                     </pic:cNvPicPr>
@@ -12498,7 +12498,7 @@
               <a:graphicData uri="http://schemas.openxmlformats.org/drawingml/2006/picture">
                 <pic:pic>
                   <pic:nvPicPr>
-                    <pic:cNvPr descr="data/qr_codes/171_Buck_Atoms_Cosmic_Curios_on_66.png" id="521" name="Picture"/>
+                    <pic:cNvPr descr="generated/oversize/qr_codes/171_Buck_Atoms_Cosmic_Curios_on_66.png" id="521" name="Picture"/>
                     <pic:cNvPicPr>
                       <a:picLocks noChangeArrowheads="1" noChangeAspect="1"/>
                     </pic:cNvPicPr>
@@ -12572,7 +12572,7 @@
               <a:graphicData uri="http://schemas.openxmlformats.org/drawingml/2006/picture">
                 <pic:pic>
                   <pic:nvPicPr>
-                    <pic:cNvPr descr="data/qr_codes/172_Bucks_Vintage_1317_E_11th_St_T.png" id="524" name="Picture"/>
+                    <pic:cNvPr descr="generated/oversize/qr_codes/172_Bucks_Vintage_1317_E_11th_St_T.png" id="524" name="Picture"/>
                     <pic:cNvPicPr>
                       <a:picLocks noChangeArrowheads="1" noChangeAspect="1"/>
                     </pic:cNvPicPr>
@@ -12646,7 +12646,7 @@
               <a:graphicData uri="http://schemas.openxmlformats.org/drawingml/2006/picture">
                 <pic:pic>
                   <pic:nvPicPr>
-                    <pic:cNvPr descr="data/qr_codes/173_Meadow_Gold_Mack_1306_E_11th_S.png" id="527" name="Picture"/>
+                    <pic:cNvPr descr="generated/oversize/qr_codes/173_Meadow_Gold_Mack_1306_E_11th_S.png" id="527" name="Picture"/>
                     <pic:cNvPicPr>
                       <a:picLocks noChangeArrowheads="1" noChangeAspect="1"/>
                     </pic:cNvPicPr>
@@ -12720,7 +12720,7 @@
               <a:graphicData uri="http://schemas.openxmlformats.org/drawingml/2006/picture">
                 <pic:pic>
                   <pic:nvPicPr>
-                    <pic:cNvPr descr="data/qr_codes/174_600_S_Boston_Ave_Tulsa_OK.png" id="530" name="Picture"/>
+                    <pic:cNvPr descr="generated/oversize/qr_codes/174_600_S_Boston_Ave_Tulsa_OK.png" id="530" name="Picture"/>
                     <pic:cNvPicPr>
                       <a:picLocks noChangeArrowheads="1" noChangeAspect="1"/>
                     </pic:cNvPicPr>
@@ -12806,7 +12806,7 @@
               <a:graphicData uri="http://schemas.openxmlformats.org/drawingml/2006/picture">
                 <pic:pic>
                   <pic:nvPicPr>
-                    <pic:cNvPr descr="data/qr_codes/175_Cyrus_Avery_Centennial_Plaza_S.png" id="533" name="Picture"/>
+                    <pic:cNvPr descr="generated/oversize/qr_codes/175_Cyrus_Avery_Centennial_Plaza_S.png" id="533" name="Picture"/>
                     <pic:cNvPicPr>
                       <a:picLocks noChangeArrowheads="1" noChangeAspect="1"/>
                     </pic:cNvPicPr>
@@ -12880,7 +12880,7 @@
               <a:graphicData uri="http://schemas.openxmlformats.org/drawingml/2006/picture">
                 <pic:pic>
                   <pic:nvPicPr>
-                    <pic:cNvPr descr="data/qr_codes/176_Route_66_Neon_Sign_Park_1450_S.png" id="536" name="Picture"/>
+                    <pic:cNvPr descr="generated/oversize/qr_codes/176_Route_66_Neon_Sign_Park_1450_S.png" id="536" name="Picture"/>
                     <pic:cNvPicPr>
                       <a:picLocks noChangeArrowheads="1" noChangeAspect="1"/>
                     </pic:cNvPicPr>
@@ -12946,7 +12946,7 @@
               <a:graphicData uri="http://schemas.openxmlformats.org/drawingml/2006/picture">
                 <pic:pic>
                   <pic:nvPicPr>
-                    <pic:cNvPr descr="data/qr_codes/177_Route_66_Historical_Village_37.png" id="539" name="Picture"/>
+                    <pic:cNvPr descr="generated/oversize/qr_codes/177_Route_66_Historical_Village_37.png" id="539" name="Picture"/>
                     <pic:cNvPicPr>
                       <a:picLocks noChangeArrowheads="1" noChangeAspect="1"/>
                     </pic:cNvPicPr>
@@ -13012,7 +13012,7 @@
               <a:graphicData uri="http://schemas.openxmlformats.org/drawingml/2006/picture">
                 <pic:pic>
                   <pic:nvPicPr>
-                    <pic:cNvPr descr="data/qr_codes/178_Ollies_Station_4070_Southwest_.png" id="542" name="Picture"/>
+                    <pic:cNvPr descr="generated/oversize/qr_codes/178_Ollies_Station_4070_Southwest_.png" id="542" name="Picture"/>
                     <pic:cNvPicPr>
                       <a:picLocks noChangeArrowheads="1" noChangeAspect="1"/>
                     </pic:cNvPicPr>
@@ -13078,7 +13078,7 @@
               <a:graphicData uri="http://schemas.openxmlformats.org/drawingml/2006/picture">
                 <pic:pic>
                   <pic:nvPicPr>
-                    <pic:cNvPr descr="data/qr_codes/179_Roller_Dome_9661_New_Sapulpa_R.png" id="545" name="Picture"/>
+                    <pic:cNvPr descr="generated/oversize/qr_codes/179_Roller_Dome_9661_New_Sapulpa_R.png" id="545" name="Picture"/>
                     <pic:cNvPicPr>
                       <a:picLocks noChangeArrowheads="1" noChangeAspect="1"/>
                     </pic:cNvPicPr>
@@ -13152,7 +13152,7 @@
               <a:graphicData uri="http://schemas.openxmlformats.org/drawingml/2006/picture">
                 <pic:pic>
                   <pic:nvPicPr>
-                    <pic:cNvPr descr="data/qr_codes/180_Happy_Burger_215_N_Mission_St_.png" id="548" name="Picture"/>
+                    <pic:cNvPr descr="generated/oversize/qr_codes/180_Happy_Burger_215_N_Mission_St_.png" id="548" name="Picture"/>
                     <pic:cNvPicPr>
                       <a:picLocks noChangeArrowheads="1" noChangeAspect="1"/>
                     </pic:cNvPicPr>
@@ -13218,7 +13218,7 @@
               <a:graphicData uri="http://schemas.openxmlformats.org/drawingml/2006/picture">
                 <pic:pic>
                   <pic:nvPicPr>
-                    <pic:cNvPr descr="data/qr_codes/181_Gasoline_Alley_Classics_24_N_M.png" id="551" name="Picture"/>
+                    <pic:cNvPr descr="generated/oversize/qr_codes/181_Gasoline_Alley_Classics_24_N_M.png" id="551" name="Picture"/>
                     <pic:cNvPicPr>
                       <a:picLocks noChangeArrowheads="1" noChangeAspect="1"/>
                     </pic:cNvPicPr>
@@ -13292,7 +13292,7 @@
               <a:graphicData uri="http://schemas.openxmlformats.org/drawingml/2006/picture">
                 <pic:pic>
                   <pic:nvPicPr>
-                    <pic:cNvPr descr="data/qr_codes/182_Heart_of_Route_66_Auto_Museum_.png" id="554" name="Picture"/>
+                    <pic:cNvPr descr="generated/oversize/qr_codes/182_Heart_of_Route_66_Auto_Museum_.png" id="554" name="Picture"/>
                     <pic:cNvPicPr>
                       <a:picLocks noChangeArrowheads="1" noChangeAspect="1"/>
                     </pic:cNvPicPr>
@@ -13358,7 +13358,7 @@
               <a:graphicData uri="http://schemas.openxmlformats.org/drawingml/2006/picture">
                 <pic:pic>
                   <pic:nvPicPr>
-                    <pic:cNvPr descr="data/qr_codes/183_Rock_Creek_Bridge_W_Ozark_Trai.png" id="557" name="Picture"/>
+                    <pic:cNvPr descr="generated/oversize/qr_codes/183_Rock_Creek_Bridge_W_Ozark_Trai.png" id="557" name="Picture"/>
                     <pic:cNvPicPr>
                       <a:picLocks noChangeArrowheads="1" noChangeAspect="1"/>
                     </pic:cNvPicPr>
@@ -13424,7 +13424,7 @@
               <a:graphicData uri="http://schemas.openxmlformats.org/drawingml/2006/picture">
                 <pic:pic>
                   <pic:nvPicPr>
-                    <pic:cNvPr descr="data/qr_codes/184_Tee_Pee_Drive-in_13166_W_Ozark.png" id="560" name="Picture"/>
+                    <pic:cNvPr descr="generated/oversize/qr_codes/184_Tee_Pee_Drive-in_13166_W_Ozark.png" id="560" name="Picture"/>
                     <pic:cNvPicPr>
                       <a:picLocks noChangeArrowheads="1" noChangeAspect="1"/>
                     </pic:cNvPicPr>
@@ -13490,7 +13490,7 @@
               <a:graphicData uri="http://schemas.openxmlformats.org/drawingml/2006/picture">
                 <pic:pic>
                   <pic:nvPicPr>
-                    <pic:cNvPr descr="data/qr_codes/185_Js_Country_Kitchen_31_Oak_St_K.png" id="563" name="Picture"/>
+                    <pic:cNvPr descr="generated/oversize/qr_codes/185_Js_Country_Kitchen_31_Oak_St_K.png" id="563" name="Picture"/>
                     <pic:cNvPicPr>
                       <a:picLocks noChangeArrowheads="1" noChangeAspect="1"/>
                     </pic:cNvPicPr>
@@ -13556,7 +13556,7 @@
               <a:graphicData uri="http://schemas.openxmlformats.org/drawingml/2006/picture">
                 <pic:pic>
                   <pic:nvPicPr>
-                    <pic:cNvPr descr="data/qr_codes/186_Bristow_Train_Depot_Museum_1_R.png" id="566" name="Picture"/>
+                    <pic:cNvPr descr="generated/oversize/qr_codes/186_Bristow_Train_Depot_Museum_1_R.png" id="566" name="Picture"/>
                     <pic:cNvPicPr>
                       <a:picLocks noChangeArrowheads="1" noChangeAspect="1"/>
                     </pic:cNvPicPr>
@@ -13622,7 +13622,7 @@
               <a:graphicData uri="http://schemas.openxmlformats.org/drawingml/2006/picture">
                 <pic:pic>
                   <pic:nvPicPr>
-                    <pic:cNvPr descr="data/qr_codes/187_Rock_Cafe_114_W_Main_St_Stroud.png" id="569" name="Picture"/>
+                    <pic:cNvPr descr="generated/oversize/qr_codes/187_Rock_Cafe_114_W_Main_St_Stroud.png" id="569" name="Picture"/>
                     <pic:cNvPicPr>
                       <a:picLocks noChangeArrowheads="1" noChangeAspect="1"/>
                     </pic:cNvPicPr>
@@ -13696,7 +13696,7 @@
               <a:graphicData uri="http://schemas.openxmlformats.org/drawingml/2006/picture">
                 <pic:pic>
                   <pic:nvPicPr>
-                    <pic:cNvPr descr="data/qr_codes/188_Route_66_Spirit_of_America_Mus.png" id="572" name="Picture"/>
+                    <pic:cNvPr descr="generated/oversize/qr_codes/188_Route_66_Spirit_of_America_Mus.png" id="572" name="Picture"/>
                     <pic:cNvPicPr>
                       <a:picLocks noChangeArrowheads="1" noChangeAspect="1"/>
                     </pic:cNvPicPr>
@@ -13770,7 +13770,7 @@
               <a:graphicData uri="http://schemas.openxmlformats.org/drawingml/2006/picture">
                 <pic:pic>
                   <pic:nvPicPr>
-                    <pic:cNvPr descr="data/qr_codes/189_Skyliner_Motel_717_W_Main_St_S.png" id="575" name="Picture"/>
+                    <pic:cNvPr descr="generated/oversize/qr_codes/189_Skyliner_Motel_717_W_Main_St_S.png" id="575" name="Picture"/>
                     <pic:cNvPicPr>
                       <a:picLocks noChangeArrowheads="1" noChangeAspect="1"/>
                     </pic:cNvPicPr>
@@ -13844,7 +13844,7 @@
               <a:graphicData uri="http://schemas.openxmlformats.org/drawingml/2006/picture">
                 <pic:pic>
                   <pic:nvPicPr>
-                    <pic:cNvPr descr="data/qr_codes/190_Route_66_Bowl_920_E_1st_St_Cha.png" id="578" name="Picture"/>
+                    <pic:cNvPr descr="generated/oversize/qr_codes/190_Route_66_Bowl_920_E_1st_St_Cha.png" id="578" name="Picture"/>
                     <pic:cNvPicPr>
                       <a:picLocks noChangeArrowheads="1" noChangeAspect="1"/>
                     </pic:cNvPicPr>
@@ -13910,7 +13910,7 @@
               <a:graphicData uri="http://schemas.openxmlformats.org/drawingml/2006/picture">
                 <pic:pic>
                   <pic:nvPicPr>
-                    <pic:cNvPr descr="data/qr_codes/191_Lincoln_Motel_740_E_1st_St_Cha.png" id="581" name="Picture"/>
+                    <pic:cNvPr descr="generated/oversize/qr_codes/191_Lincoln_Motel_740_E_1st_St_Cha.png" id="581" name="Picture"/>
                     <pic:cNvPicPr>
                       <a:picLocks noChangeArrowheads="1" noChangeAspect="1"/>
                     </pic:cNvPicPr>
@@ -13976,7 +13976,7 @@
               <a:graphicData uri="http://schemas.openxmlformats.org/drawingml/2006/picture">
                 <pic:pic>
                   <pic:nvPicPr>
-                    <pic:cNvPr descr="data/qr_codes/192_McJerrys_Route_66_Gallery_306_.png" id="584" name="Picture"/>
+                    <pic:cNvPr descr="generated/oversize/qr_codes/192_McJerrys_Route_66_Gallery_306_.png" id="584" name="Picture"/>
                     <pic:cNvPicPr>
                       <a:picLocks noChangeArrowheads="1" noChangeAspect="1"/>
                     </pic:cNvPicPr>
@@ -14050,7 +14050,7 @@
               <a:graphicData uri="http://schemas.openxmlformats.org/drawingml/2006/picture">
                 <pic:pic>
                   <pic:nvPicPr>
-                    <pic:cNvPr descr="data/qr_codes/193_Westfall_Phillips_66_Station_7.png" id="587" name="Picture"/>
+                    <pic:cNvPr descr="generated/oversize/qr_codes/193_Westfall_Phillips_66_Station_7.png" id="587" name="Picture"/>
                     <pic:cNvPicPr>
                       <a:picLocks noChangeArrowheads="1" noChangeAspect="1"/>
                     </pic:cNvPicPr>
@@ -14116,7 +14116,7 @@
               <a:graphicData uri="http://schemas.openxmlformats.org/drawingml/2006/picture">
                 <pic:pic>
                   <pic:nvPicPr>
-                    <pic:cNvPr descr="data/qr_codes/194_Seaba_Station_Motorcycle_Museu.png" id="590" name="Picture"/>
+                    <pic:cNvPr descr="generated/oversize/qr_codes/194_Seaba_Station_Motorcycle_Museu.png" id="590" name="Picture"/>
                     <pic:cNvPicPr>
                       <a:picLocks noChangeArrowheads="1" noChangeAspect="1"/>
                     </pic:cNvPicPr>
@@ -14182,7 +14182,7 @@
               <a:graphicData uri="http://schemas.openxmlformats.org/drawingml/2006/picture">
                 <pic:pic>
                   <pic:nvPicPr>
-                    <pic:cNvPr descr="data/qr_codes/195_Johns_Place_Museum_13441_OK-66.png" id="593" name="Picture"/>
+                    <pic:cNvPr descr="generated/oversize/qr_codes/195_Johns_Place_Museum_13441_OK-66.png" id="593" name="Picture"/>
                     <pic:cNvPicPr>
                       <a:picLocks noChangeArrowheads="1" noChangeAspect="1"/>
                     </pic:cNvPicPr>
@@ -14248,7 +14248,7 @@
               <a:graphicData uri="http://schemas.openxmlformats.org/drawingml/2006/picture">
                 <pic:pic>
                   <pic:nvPicPr>
-                    <pic:cNvPr descr="data/qr_codes/196_Chicken_Shack_212_OK-66_Arcadi.png" id="596" name="Picture"/>
+                    <pic:cNvPr descr="generated/oversize/qr_codes/196_Chicken_Shack_212_OK-66_Arcadi.png" id="596" name="Picture"/>
                     <pic:cNvPicPr>
                       <a:picLocks noChangeArrowheads="1" noChangeAspect="1"/>
                     </pic:cNvPicPr>
@@ -14314,7 +14314,7 @@
               <a:graphicData uri="http://schemas.openxmlformats.org/drawingml/2006/picture">
                 <pic:pic>
                   <pic:nvPicPr>
-                    <pic:cNvPr descr="data/qr_codes/197_Arcadia_Round_Barn_107_OK-66_A.png" id="599" name="Picture"/>
+                    <pic:cNvPr descr="generated/oversize/qr_codes/197_Arcadia_Round_Barn_107_OK-66_A.png" id="599" name="Picture"/>
                     <pic:cNvPicPr>
                       <a:picLocks noChangeArrowheads="1" noChangeAspect="1"/>
                     </pic:cNvPicPr>
@@ -14380,7 +14380,7 @@
               <a:graphicData uri="http://schemas.openxmlformats.org/drawingml/2006/picture">
                 <pic:pic>
                   <pic:nvPicPr>
-                    <pic:cNvPr descr="data/qr_codes/198_Pops_66_660_OK-66_Arcadia_OK.png" id="602" name="Picture"/>
+                    <pic:cNvPr descr="generated/oversize/qr_codes/198_Pops_66_660_OK-66_Arcadia_OK.png" id="602" name="Picture"/>
                     <pic:cNvPicPr>
                       <a:picLocks noChangeArrowheads="1" noChangeAspect="1"/>
                     </pic:cNvPicPr>
@@ -14454,7 +14454,7 @@
               <a:graphicData uri="http://schemas.openxmlformats.org/drawingml/2006/picture">
                 <pic:pic>
                   <pic:nvPicPr>
-                    <pic:cNvPr descr="data/qr_codes/199_1889_Territorial_School_124_E_.png" id="605" name="Picture"/>
+                    <pic:cNvPr descr="generated/oversize/qr_codes/199_1889_Territorial_School_124_E_.png" id="605" name="Picture"/>
                     <pic:cNvPicPr>
                       <a:picLocks noChangeArrowheads="1" noChangeAspect="1"/>
                     </pic:cNvPicPr>
@@ -14520,7 +14520,7 @@
               <a:graphicData uri="http://schemas.openxmlformats.org/drawingml/2006/picture">
                 <pic:pic>
                   <pic:nvPicPr>
-                    <pic:cNvPr descr="data/qr_codes/200_Tower_Theatre_425_NW_23rd_St_O.png" id="608" name="Picture"/>
+                    <pic:cNvPr descr="generated/oversize/qr_codes/200_Tower_Theatre_425_NW_23rd_St_O.png" id="608" name="Picture"/>
                     <pic:cNvPicPr>
                       <a:picLocks noChangeArrowheads="1" noChangeAspect="1"/>
                     </pic:cNvPicPr>
@@ -14586,7 +14586,7 @@
               <a:graphicData uri="http://schemas.openxmlformats.org/drawingml/2006/picture">
                 <pic:pic>
                   <pic:nvPicPr>
-                    <pic:cNvPr descr="data/qr_codes/201_Milk_Bottle_Grocery_2426_N_Cla.png" id="611" name="Picture"/>
+                    <pic:cNvPr descr="generated/oversize/qr_codes/201_Milk_Bottle_Grocery_2426_N_Cla.png" id="611" name="Picture"/>
                     <pic:cNvPicPr>
                       <a:picLocks noChangeArrowheads="1" noChangeAspect="1"/>
                     </pic:cNvPicPr>
@@ -14652,7 +14652,7 @@
               <a:graphicData uri="http://schemas.openxmlformats.org/drawingml/2006/picture">
                 <pic:pic>
                   <pic:nvPicPr>
-                    <pic:cNvPr descr="data/qr_codes/202_Western_Motel_7600_NW_39th_Exp.png" id="614" name="Picture"/>
+                    <pic:cNvPr descr="generated/oversize/qr_codes/202_Western_Motel_7600_NW_39th_Exp.png" id="614" name="Picture"/>
                     <pic:cNvPicPr>
                       <a:picLocks noChangeArrowheads="1" noChangeAspect="1"/>
                     </pic:cNvPicPr>
@@ -14718,7 +14718,7 @@
               <a:graphicData uri="http://schemas.openxmlformats.org/drawingml/2006/picture">
                 <pic:pic>
                   <pic:nvPicPr>
-                    <pic:cNvPr descr="data/qr_codes/203_Lake_Overholser_Bridge_8703-87.png" id="617" name="Picture"/>
+                    <pic:cNvPr descr="generated/oversize/qr_codes/203_Lake_Overholser_Bridge_8703-87.png" id="617" name="Picture"/>
                     <pic:cNvPicPr>
                       <a:picLocks noChangeArrowheads="1" noChangeAspect="1"/>
                     </pic:cNvPicPr>
@@ -14784,7 +14784,7 @@
               <a:graphicData uri="http://schemas.openxmlformats.org/drawingml/2006/picture">
                 <pic:pic>
                   <pic:nvPicPr>
-                    <pic:cNvPr descr="data/qr_codes/204_Lakeview_Market_9025_N_Overhol.png" id="620" name="Picture"/>
+                    <pic:cNvPr descr="generated/oversize/qr_codes/204_Lakeview_Market_9025_N_Overhol.png" id="620" name="Picture"/>
                     <pic:cNvPicPr>
                       <a:picLocks noChangeArrowheads="1" noChangeAspect="1"/>
                     </pic:cNvPicPr>
@@ -14850,7 +14850,7 @@
               <a:graphicData uri="http://schemas.openxmlformats.org/drawingml/2006/picture">
                 <pic:pic>
                   <pic:nvPicPr>
-                    <pic:cNvPr descr="data/qr_codes/205_Yukon_Mill_Grain_Co_Yukon_OK.png" id="623" name="Picture"/>
+                    <pic:cNvPr descr="generated/oversize/qr_codes/205_Yukon_Mill_Grain_Co_Yukon_OK.png" id="623" name="Picture"/>
                     <pic:cNvPicPr>
                       <a:picLocks noChangeArrowheads="1" noChangeAspect="1"/>
                     </pic:cNvPicPr>
@@ -14916,7 +14916,7 @@
               <a:graphicData uri="http://schemas.openxmlformats.org/drawingml/2006/picture">
                 <pic:pic>
                   <pic:nvPicPr>
-                    <pic:cNvPr descr="data/qr_codes/206_Ranger_Motel_1201_SE_27th_St_E.png" id="626" name="Picture"/>
+                    <pic:cNvPr descr="generated/oversize/qr_codes/206_Ranger_Motel_1201_SE_27th_St_E.png" id="626" name="Picture"/>
                     <pic:cNvPicPr>
                       <a:picLocks noChangeArrowheads="1" noChangeAspect="1"/>
                     </pic:cNvPicPr>
@@ -14982,7 +14982,7 @@
               <a:graphicData uri="http://schemas.openxmlformats.org/drawingml/2006/picture">
                 <pic:pic>
                   <pic:nvPicPr>
-                    <pic:cNvPr descr="data/qr_codes/207_Johnnies_Grill_301_S_Rock_Isla.png" id="629" name="Picture"/>
+                    <pic:cNvPr descr="generated/oversize/qr_codes/207_Johnnies_Grill_301_S_Rock_Isla.png" id="629" name="Picture"/>
                     <pic:cNvPicPr>
                       <a:picLocks noChangeArrowheads="1" noChangeAspect="1"/>
                     </pic:cNvPicPr>
@@ -15056,7 +15056,7 @@
               <a:graphicData uri="http://schemas.openxmlformats.org/drawingml/2006/picture">
                 <pic:pic>
                   <pic:nvPicPr>
-                    <pic:cNvPr descr="data/qr_codes/208_Roberts_Grill_300_S_Bickford_A.png" id="632" name="Picture"/>
+                    <pic:cNvPr descr="generated/oversize/qr_codes/208_Roberts_Grill_300_S_Bickford_A.png" id="632" name="Picture"/>
                     <pic:cNvPicPr>
                       <a:picLocks noChangeArrowheads="1" noChangeAspect="1"/>
                     </pic:cNvPicPr>
@@ -15130,7 +15130,7 @@
               <a:graphicData uri="http://schemas.openxmlformats.org/drawingml/2006/picture">
                 <pic:pic>
                   <pic:nvPicPr>
-                    <pic:cNvPr descr="data/qr_codes/209_Sids_Diner_300_S_Choctaw_Ave_E.png" id="635" name="Picture"/>
+                    <pic:cNvPr descr="generated/oversize/qr_codes/209_Sids_Diner_300_S_Choctaw_Ave_E.png" id="635" name="Picture"/>
                     <pic:cNvPicPr>
                       <a:picLocks noChangeArrowheads="1" noChangeAspect="1"/>
                     </pic:cNvPicPr>
@@ -15204,7 +15204,7 @@
               <a:graphicData uri="http://schemas.openxmlformats.org/drawingml/2006/picture">
                 <pic:pic>
                   <pic:nvPicPr>
-                    <pic:cNvPr descr="data/qr_codes/210_Jobes_Country_Boy_Drive-In_122.png" id="638" name="Picture"/>
+                    <pic:cNvPr descr="generated/oversize/qr_codes/210_Jobes_Country_Boy_Drive-In_122.png" id="638" name="Picture"/>
                     <pic:cNvPicPr>
                       <a:picLocks noChangeArrowheads="1" noChangeAspect="1"/>
                     </pic:cNvPicPr>
@@ -15278,7 +15278,7 @@
               <a:graphicData uri="http://schemas.openxmlformats.org/drawingml/2006/picture">
                 <pic:pic>
                   <pic:nvPicPr>
-                    <pic:cNvPr descr="data/qr_codes/211_Indian_Trading_Post_825_S_Walb.png" id="641" name="Picture"/>
+                    <pic:cNvPr descr="generated/oversize/qr_codes/211_Indian_Trading_Post_825_S_Walb.png" id="641" name="Picture"/>
                     <pic:cNvPicPr>
                       <a:picLocks noChangeArrowheads="1" noChangeAspect="1"/>
                     </pic:cNvPicPr>
@@ -15344,7 +15344,7 @@
               <a:graphicData uri="http://schemas.openxmlformats.org/drawingml/2006/picture">
                 <pic:pic>
                   <pic:nvPicPr>
-                    <pic:cNvPr descr="data/qr_codes/212_Bridgeport_Bridge_US-281_Hinto.png" id="644" name="Picture"/>
+                    <pic:cNvPr descr="generated/oversize/qr_codes/212_Bridgeport_Bridge_US-281_Hinto.png" id="644" name="Picture"/>
                     <pic:cNvPicPr>
                       <a:picLocks noChangeArrowheads="1" noChangeAspect="1"/>
                     </pic:cNvPicPr>
@@ -15410,7 +15410,7 @@
               <a:graphicData uri="http://schemas.openxmlformats.org/drawingml/2006/picture">
                 <pic:pic>
                   <pic:nvPicPr>
-                    <pic:cNvPr descr="data/qr_codes/213_Hinton_Junctions_Courts_and_Ca.png" id="647" name="Picture"/>
+                    <pic:cNvPr descr="generated/oversize/qr_codes/213_Hinton_Junctions_Courts_and_Ca.png" id="647" name="Picture"/>
                     <pic:cNvPicPr>
                       <a:picLocks noChangeArrowheads="1" noChangeAspect="1"/>
                     </pic:cNvPicPr>
@@ -15476,7 +15476,7 @@
               <a:graphicData uri="http://schemas.openxmlformats.org/drawingml/2006/picture">
                 <pic:pic>
                   <pic:nvPicPr>
-                    <pic:cNvPr descr="data/qr_codes/214_Lucilles_Historic_Highway_Gas_.png" id="650" name="Picture"/>
+                    <pic:cNvPr descr="generated/oversize/qr_codes/214_Lucilles_Historic_Highway_Gas_.png" id="650" name="Picture"/>
                     <pic:cNvPicPr>
                       <a:picLocks noChangeArrowheads="1" noChangeAspect="1"/>
                     </pic:cNvPicPr>
@@ -15542,7 +15542,7 @@
               <a:graphicData uri="http://schemas.openxmlformats.org/drawingml/2006/picture">
                 <pic:pic>
                   <pic:nvPicPr>
-                    <pic:cNvPr descr="data/qr_codes/215_Major_Tom_Astronaut_201_W_Main.png" id="653" name="Picture"/>
+                    <pic:cNvPr descr="generated/oversize/qr_codes/215_Major_Tom_Astronaut_201_W_Main.png" id="653" name="Picture"/>
                     <pic:cNvPicPr>
                       <a:picLocks noChangeArrowheads="1" noChangeAspect="1"/>
                     </pic:cNvPicPr>
@@ -15616,7 +15616,7 @@
               <a:graphicData uri="http://schemas.openxmlformats.org/drawingml/2006/picture">
                 <pic:pic>
                   <pic:nvPicPr>
-                    <pic:cNvPr descr="data/qr_codes/216_Glancy_Motel_217_W_Gary_Blvd_C.png" id="656" name="Picture"/>
+                    <pic:cNvPr descr="generated/oversize/qr_codes/216_Glancy_Motel_217_W_Gary_Blvd_C.png" id="656" name="Picture"/>
                     <pic:cNvPicPr>
                       <a:picLocks noChangeArrowheads="1" noChangeAspect="1"/>
                     </pic:cNvPicPr>
@@ -15720,7 +15720,7 @@
               <a:graphicData uri="http://schemas.openxmlformats.org/drawingml/2006/picture">
                 <pic:pic>
                   <pic:nvPicPr>
-                    <pic:cNvPr descr="data/qr_codes/217_Cotton_Boll_Motel_sign_605_Old.png" id="659" name="Picture"/>
+                    <pic:cNvPr descr="generated/oversize/qr_codes/217_Cotton_Boll_Motel_sign_605_Old.png" id="659" name="Picture"/>
                     <pic:cNvPicPr>
                       <a:picLocks noChangeArrowheads="1" noChangeAspect="1"/>
                     </pic:cNvPicPr>
@@ -15794,7 +15794,7 @@
               <a:graphicData uri="http://schemas.openxmlformats.org/drawingml/2006/picture">
                 <pic:pic>
                   <pic:nvPicPr>
-                    <pic:cNvPr descr="data/qr_codes/218_United_Supermarkets_2700_W_3rd.png" id="662" name="Picture"/>
+                    <pic:cNvPr descr="generated/oversize/qr_codes/218_United_Supermarkets_2700_W_3rd.png" id="662" name="Picture"/>
                     <pic:cNvPicPr>
                       <a:picLocks noChangeArrowheads="1" noChangeAspect="1"/>
                     </pic:cNvPicPr>
@@ -15868,7 +15868,7 @@
               <a:graphicData uri="http://schemas.openxmlformats.org/drawingml/2006/picture">
                 <pic:pic>
                   <pic:nvPicPr>
-                    <pic:cNvPr descr="data/qr_codes/219_National_Route_66__Transportat.png" id="665" name="Picture"/>
+                    <pic:cNvPr descr="generated/oversize/qr_codes/219_National_Route_66__Transportat.png" id="665" name="Picture"/>
                     <pic:cNvPicPr>
                       <a:picLocks noChangeArrowheads="1" noChangeAspect="1"/>
                     </pic:cNvPicPr>
@@ -15942,7 +15942,7 @@
               <a:graphicData uri="http://schemas.openxmlformats.org/drawingml/2006/picture">
                 <pic:pic>
                   <pic:nvPicPr>
-                    <pic:cNvPr descr="data/qr_codes/220_Sandhill_Curiosity_Shop_201_S_.png" id="668" name="Picture"/>
+                    <pic:cNvPr descr="generated/oversize/qr_codes/220_Sandhill_Curiosity_Shop_201_S_.png" id="668" name="Picture"/>
                     <pic:cNvPicPr>
                       <a:picLocks noChangeArrowheads="1" noChangeAspect="1"/>
                     </pic:cNvPicPr>
@@ -16016,7 +16016,7 @@
               <a:graphicData uri="http://schemas.openxmlformats.org/drawingml/2006/picture">
                 <pic:pic>
                   <pic:nvPicPr>
-                    <pic:cNvPr descr="data/qr_codes/221_Sams_Town_on_66_401_W_Roger_Mi.png" id="671" name="Picture"/>
+                    <pic:cNvPr descr="generated/oversize/qr_codes/221_Sams_Town_on_66_401_W_Roger_Mi.png" id="671" name="Picture"/>
                     <pic:cNvPicPr>
                       <a:picLocks noChangeArrowheads="1" noChangeAspect="1"/>
                     </pic:cNvPicPr>
@@ -16090,7 +16090,7 @@
               <a:graphicData uri="http://schemas.openxmlformats.org/drawingml/2006/picture">
                 <pic:pic>
                   <pic:nvPicPr>
-                    <pic:cNvPr descr="data/qr_codes/222_West_Winds_Motel_617_W_Roger_M.png" id="674" name="Picture"/>
+                    <pic:cNvPr descr="generated/oversize/qr_codes/222_West_Winds_Motel_617_W_Roger_M.png" id="674" name="Picture"/>
                     <pic:cNvPicPr>
                       <a:picLocks noChangeArrowheads="1" noChangeAspect="1"/>
                     </pic:cNvPicPr>
@@ -16164,7 +16164,7 @@
               <a:graphicData uri="http://schemas.openxmlformats.org/drawingml/2006/picture">
                 <pic:pic>
                   <pic:nvPicPr>
-                    <pic:cNvPr descr="data/qr_codes/223_U-Drop_Inn_Cafe_105_E_12th_St_.png" id="677" name="Picture"/>
+                    <pic:cNvPr descr="generated/oversize/qr_codes/223_U-Drop_Inn_Cafe_105_E_12th_St_.png" id="677" name="Picture"/>
                     <pic:cNvPicPr>
                       <a:picLocks noChangeArrowheads="1" noChangeAspect="1"/>
                     </pic:cNvPicPr>
@@ -16230,7 +16230,7 @@
               <a:graphicData uri="http://schemas.openxmlformats.org/drawingml/2006/picture">
                 <pic:pic>
                   <pic:nvPicPr>
-                    <pic:cNvPr descr="data/qr_codes/224_Restored_1929_Route_66_Gas_Sta.png" id="680" name="Picture"/>
+                    <pic:cNvPr descr="generated/oversize/qr_codes/224_Restored_1929_Route_66_Gas_Sta.png" id="680" name="Picture"/>
                     <pic:cNvPicPr>
                       <a:picLocks noChangeArrowheads="1" noChangeAspect="1"/>
                     </pic:cNvPicPr>
@@ -16296,7 +16296,7 @@
               <a:graphicData uri="http://schemas.openxmlformats.org/drawingml/2006/picture">
                 <pic:pic>
                   <pic:nvPicPr>
-                    <pic:cNvPr descr="data/qr_codes/225_Cactus_Inn_101_Pine_St_McLean_.png" id="683" name="Picture"/>
+                    <pic:cNvPr descr="generated/oversize/qr_codes/225_Cactus_Inn_101_Pine_St_McLean_.png" id="683" name="Picture"/>
                     <pic:cNvPicPr>
                       <a:picLocks noChangeArrowheads="1" noChangeAspect="1"/>
                     </pic:cNvPicPr>
@@ -16362,7 +16362,7 @@
               <a:graphicData uri="http://schemas.openxmlformats.org/drawingml/2006/picture">
                 <pic:pic>
                   <pic:nvPicPr>
-                    <pic:cNvPr descr="data/qr_codes/226_Red_River_Steakhouse_101_US_Rt.png" id="686" name="Picture"/>
+                    <pic:cNvPr descr="generated/oversize/qr_codes/226_Red_River_Steakhouse_101_US_Rt.png" id="686" name="Picture"/>
                     <pic:cNvPicPr>
                       <a:picLocks noChangeArrowheads="1" noChangeAspect="1"/>
                     </pic:cNvPicPr>
@@ -16428,7 +16428,7 @@
               <a:graphicData uri="http://schemas.openxmlformats.org/drawingml/2006/picture">
                 <pic:pic>
                   <pic:nvPicPr>
-                    <pic:cNvPr descr="data/qr_codes/227_Alanreed_Alanreed_TX.png" id="689" name="Picture"/>
+                    <pic:cNvPr descr="generated/oversize/qr_codes/227_Alanreed_Alanreed_TX.png" id="689" name="Picture"/>
                     <pic:cNvPicPr>
                       <a:picLocks noChangeArrowheads="1" noChangeAspect="1"/>
                     </pic:cNvPicPr>
@@ -16494,7 +16494,7 @@
               <a:graphicData uri="http://schemas.openxmlformats.org/drawingml/2006/picture">
                 <pic:pic>
                   <pic:nvPicPr>
-                    <pic:cNvPr descr="data/qr_codes/228_Jericho_Gap_5989_State_Hwy_70_.png" id="692" name="Picture"/>
+                    <pic:cNvPr descr="generated/oversize/qr_codes/228_Jericho_Gap_5989_State_Hwy_70_.png" id="692" name="Picture"/>
                     <pic:cNvPicPr>
                       <a:picLocks noChangeArrowheads="1" noChangeAspect="1"/>
                     </pic:cNvPicPr>
@@ -16560,7 +16560,7 @@
               <a:graphicData uri="http://schemas.openxmlformats.org/drawingml/2006/picture">
                 <pic:pic>
                   <pic:nvPicPr>
-                    <pic:cNvPr descr="data/qr_codes/229_Leaning_Tower_of_Texas_Groom_T.png" id="695" name="Picture"/>
+                    <pic:cNvPr descr="generated/oversize/qr_codes/229_Leaning_Tower_of_Texas_Groom_T.png" id="695" name="Picture"/>
                     <pic:cNvPicPr>
                       <a:picLocks noChangeArrowheads="1" noChangeAspect="1"/>
                     </pic:cNvPicPr>
@@ -16634,7 +16634,7 @@
               <a:graphicData uri="http://schemas.openxmlformats.org/drawingml/2006/picture">
                 <pic:pic>
                   <pic:nvPicPr>
-                    <pic:cNvPr descr="data/qr_codes/230_Buc-ees_9900_E_I-40_Amarillo_T.png" id="698" name="Picture"/>
+                    <pic:cNvPr descr="generated/oversize/qr_codes/230_Buc-ees_9900_E_I-40_Amarillo_T.png" id="698" name="Picture"/>
                     <pic:cNvPicPr>
                       <a:picLocks noChangeArrowheads="1" noChangeAspect="1"/>
                     </pic:cNvPicPr>
@@ -16708,7 +16708,7 @@
               <a:graphicData uri="http://schemas.openxmlformats.org/drawingml/2006/picture">
                 <pic:pic>
                   <pic:nvPicPr>
-                    <pic:cNvPr descr="data/qr_codes/231_Big_Texan_Steak_Ranch__Brewery.png" id="701" name="Picture"/>
+                    <pic:cNvPr descr="generated/oversize/qr_codes/231_Big_Texan_Steak_Ranch__Brewery.png" id="701" name="Picture"/>
                     <pic:cNvPicPr>
                       <a:picLocks noChangeArrowheads="1" noChangeAspect="1"/>
                     </pic:cNvPicPr>
@@ -16782,7 +16782,7 @@
               <a:graphicData uri="http://schemas.openxmlformats.org/drawingml/2006/picture">
                 <pic:pic>
                   <pic:nvPicPr>
-                    <pic:cNvPr descr="data/qr_codes/232_Slug_Bug_Ranch_1415_Sunrise_Dr.png" id="704" name="Picture"/>
+                    <pic:cNvPr descr="generated/oversize/qr_codes/232_Slug_Bug_Ranch_1415_Sunrise_Dr.png" id="704" name="Picture"/>
                     <pic:cNvPicPr>
                       <a:picLocks noChangeArrowheads="1" noChangeAspect="1"/>
                     </pic:cNvPicPr>
@@ -16856,7 +16856,7 @@
               <a:graphicData uri="http://schemas.openxmlformats.org/drawingml/2006/picture">
                 <pic:pic>
                   <pic:nvPicPr>
-                    <pic:cNvPr descr="data/qr_codes/233_Texas_Route_66_Visitor_Center_.png" id="707" name="Picture"/>
+                    <pic:cNvPr descr="generated/oversize/qr_codes/233_Texas_Route_66_Visitor_Center_.png" id="707" name="Picture"/>
                     <pic:cNvPicPr>
                       <a:picLocks noChangeArrowheads="1" noChangeAspect="1"/>
                     </pic:cNvPicPr>
@@ -16922,7 +16922,7 @@
               <a:graphicData uri="http://schemas.openxmlformats.org/drawingml/2006/picture">
                 <pic:pic>
                   <pic:nvPicPr>
-                    <pic:cNvPr descr="data/qr_codes/234_Elmos_Drive_Inn_2618_SW_3rd_Av.png" id="710" name="Picture"/>
+                    <pic:cNvPr descr="generated/oversize/qr_codes/234_Elmos_Drive_Inn_2618_SW_3rd_Av.png" id="710" name="Picture"/>
                     <pic:cNvPicPr>
                       <a:picLocks noChangeArrowheads="1" noChangeAspect="1"/>
                     </pic:cNvPicPr>
@@ -16996,7 +16996,7 @@
               <a:graphicData uri="http://schemas.openxmlformats.org/drawingml/2006/picture">
                 <pic:pic>
                   <pic:nvPicPr>
-                    <pic:cNvPr descr="data/qr_codes/235_Lile_Art_Gallery_2719_SW_6th_A.png" id="713" name="Picture"/>
+                    <pic:cNvPr descr="generated/oversize/qr_codes/235_Lile_Art_Gallery_2719_SW_6th_A.png" id="713" name="Picture"/>
                     <pic:cNvPicPr>
                       <a:picLocks noChangeArrowheads="1" noChangeAspect="1"/>
                     </pic:cNvPicPr>
@@ -17106,7 +17106,7 @@
               <a:graphicData uri="http://schemas.openxmlformats.org/drawingml/2006/picture">
                 <pic:pic>
                   <pic:nvPicPr>
-                    <pic:cNvPr descr="data/qr_codes/236_Smokey_Joes_2903_SW_6th_Ave_Am.png" id="716" name="Picture"/>
+                    <pic:cNvPr descr="generated/oversize/qr_codes/236_Smokey_Joes_2903_SW_6th_Ave_Am.png" id="716" name="Picture"/>
                     <pic:cNvPicPr>
                       <a:picLocks noChangeArrowheads="1" noChangeAspect="1"/>
                     </pic:cNvPicPr>
@@ -17172,7 +17172,7 @@
               <a:graphicData uri="http://schemas.openxmlformats.org/drawingml/2006/picture">
                 <pic:pic>
                   <pic:nvPicPr>
-                    <pic:cNvPr descr="data/qr_codes/237_GoldenLight_Cafe__Cantina_2906.png" id="719" name="Picture"/>
+                    <pic:cNvPr descr="generated/oversize/qr_codes/237_GoldenLight_Cafe__Cantina_2906.png" id="719" name="Picture"/>
                     <pic:cNvPicPr>
                       <a:picLocks noChangeArrowheads="1" noChangeAspect="1"/>
                     </pic:cNvPicPr>
@@ -17238,7 +17238,7 @@
               <a:graphicData uri="http://schemas.openxmlformats.org/drawingml/2006/picture">
                 <pic:pic>
                   <pic:nvPicPr>
-                    <pic:cNvPr descr="data/qr_codes/238_Texas_Ivy_Antiques_3511_SW_6th.png" id="722" name="Picture"/>
+                    <pic:cNvPr descr="generated/oversize/qr_codes/238_Texas_Ivy_Antiques_3511_SW_6th.png" id="722" name="Picture"/>
                     <pic:cNvPicPr>
                       <a:picLocks noChangeArrowheads="1" noChangeAspect="1"/>
                     </pic:cNvPicPr>
@@ -17304,7 +17304,7 @@
               <a:graphicData uri="http://schemas.openxmlformats.org/drawingml/2006/picture">
                 <pic:pic>
                   <pic:nvPicPr>
-                    <pic:cNvPr descr="data/qr_codes/239_Handle_Bar_and_Grill_3514_SW_6.png" id="725" name="Picture"/>
+                    <pic:cNvPr descr="generated/oversize/qr_codes/239_Handle_Bar_and_Grill_3514_SW_6.png" id="725" name="Picture"/>
                     <pic:cNvPicPr>
                       <a:picLocks noChangeArrowheads="1" noChangeAspect="1"/>
                     </pic:cNvPicPr>
@@ -17370,7 +17370,7 @@
               <a:graphicData uri="http://schemas.openxmlformats.org/drawingml/2006/picture">
                 <pic:pic>
                   <pic:nvPicPr>
-                    <pic:cNvPr descr="data/qr_codes/240_Memes_Cafe_3700_SW_6th_Ave_Ama.png" id="728" name="Picture"/>
+                    <pic:cNvPr descr="generated/oversize/qr_codes/240_Memes_Cafe_3700_SW_6th_Ave_Ama.png" id="728" name="Picture"/>
                     <pic:cNvPicPr>
                       <a:picLocks noChangeArrowheads="1" noChangeAspect="1"/>
                     </pic:cNvPicPr>
@@ -17436,7 +17436,7 @@
               <a:graphicData uri="http://schemas.openxmlformats.org/drawingml/2006/picture">
                 <pic:pic>
                   <pic:nvPicPr>
-                    <pic:cNvPr descr="data/qr_codes/241_2nd_Amendment_Cowboy_Muffler_M.png" id="731" name="Picture"/>
+                    <pic:cNvPr descr="generated/oversize/qr_codes/241_2nd_Amendment_Cowboy_Muffler_M.png" id="731" name="Picture"/>
                     <pic:cNvPicPr>
                       <a:picLocks noChangeArrowheads="1" noChangeAspect="1"/>
                     </pic:cNvPicPr>
@@ -17510,7 +17510,7 @@
               <a:graphicData uri="http://schemas.openxmlformats.org/drawingml/2006/picture">
                 <pic:pic>
                   <pic:nvPicPr>
-                    <pic:cNvPr descr="data/qr_codes/242_Cadillac_Ranch_13651_I-40_Fron.png" id="734" name="Picture"/>
+                    <pic:cNvPr descr="generated/oversize/qr_codes/242_Cadillac_Ranch_13651_I-40_Fron.png" id="734" name="Picture"/>
                     <pic:cNvPicPr>
                       <a:picLocks noChangeArrowheads="1" noChangeAspect="1"/>
                     </pic:cNvPicPr>
@@ -17602,7 +17602,7 @@
               <a:graphicData uri="http://schemas.openxmlformats.org/drawingml/2006/picture">
                 <pic:pic>
                   <pic:nvPicPr>
-                    <pic:cNvPr descr="data/qr_codes/243_Milburn-Price_Culture_Museum_1.png" id="737" name="Picture"/>
+                    <pic:cNvPr descr="generated/oversize/qr_codes/243_Milburn-Price_Culture_Museum_1.png" id="737" name="Picture"/>
                     <pic:cNvPicPr>
                       <a:picLocks noChangeArrowheads="1" noChangeAspect="1"/>
                     </pic:cNvPicPr>
@@ -17676,7 +17676,7 @@
               <a:graphicData uri="http://schemas.openxmlformats.org/drawingml/2006/picture">
                 <pic:pic>
                   <pic:nvPicPr>
-                    <pic:cNvPr descr="data/qr_codes/244_Mama_Jos_Pies_922_E_Main_St_Ve.png" id="740" name="Picture"/>
+                    <pic:cNvPr descr="generated/oversize/qr_codes/244_Mama_Jos_Pies_922_E_Main_St_Ve.png" id="740" name="Picture"/>
                     <pic:cNvPicPr>
                       <a:picLocks noChangeArrowheads="1" noChangeAspect="1"/>
                     </pic:cNvPicPr>
@@ -17750,7 +17750,7 @@
               <a:graphicData uri="http://schemas.openxmlformats.org/drawingml/2006/picture">
                 <pic:pic>
                   <pic:nvPicPr>
-                    <pic:cNvPr descr="data/qr_codes/245_Midpoint_Cafe_305_Historic_Rte.png" id="743" name="Picture"/>
+                    <pic:cNvPr descr="generated/oversize/qr_codes/245_Midpoint_Cafe_305_Historic_Rte.png" id="743" name="Picture"/>
                     <pic:cNvPicPr>
                       <a:picLocks noChangeArrowheads="1" noChangeAspect="1"/>
                     </pic:cNvPicPr>
@@ -17824,7 +17824,7 @@
               <a:graphicData uri="http://schemas.openxmlformats.org/drawingml/2006/picture">
                 <pic:pic>
                   <pic:nvPicPr>
-                    <pic:cNvPr descr="data/qr_codes/246_Dream_Maker_Station_307_US_Rte.png" id="746" name="Picture"/>
+                    <pic:cNvPr descr="generated/oversize/qr_codes/246_Dream_Maker_Station_307_US_Rte.png" id="746" name="Picture"/>
                     <pic:cNvPicPr>
                       <a:picLocks noChangeArrowheads="1" noChangeAspect="1"/>
                     </pic:cNvPicPr>
@@ -17890,7 +17890,7 @@
               <a:graphicData uri="http://schemas.openxmlformats.org/drawingml/2006/picture">
                 <pic:pic>
                   <pic:nvPicPr>
-                    <pic:cNvPr descr="data/qr_codes/247_Glenrio_TX_Ghost_Town_I-40BL_H.png" id="749" name="Picture"/>
+                    <pic:cNvPr descr="generated/oversize/qr_codes/247_Glenrio_TX_Ghost_Town_I-40BL_H.png" id="749" name="Picture"/>
                     <pic:cNvPicPr>
                       <a:picLocks noChangeArrowheads="1" noChangeAspect="1"/>
                     </pic:cNvPicPr>
@@ -17964,7 +17964,7 @@
               <a:graphicData uri="http://schemas.openxmlformats.org/drawingml/2006/picture">
                 <pic:pic>
                   <pic:nvPicPr>
-                    <pic:cNvPr descr="data/qr_codes/248_Russells_Travel_Center_1583_Fr.png" id="752" name="Picture"/>
+                    <pic:cNvPr descr="generated/oversize/qr_codes/248_Russells_Travel_Center_1583_Fr.png" id="752" name="Picture"/>
                     <pic:cNvPicPr>
                       <a:picLocks noChangeArrowheads="1" noChangeAspect="1"/>
                     </pic:cNvPicPr>
@@ -18038,7 +18038,7 @@
               <a:graphicData uri="http://schemas.openxmlformats.org/drawingml/2006/picture">
                 <pic:pic>
                   <pic:nvPicPr>
-                    <pic:cNvPr descr="data/qr_codes/249_Worlds_Largest_Flip_Flop_602_R.png" id="755" name="Picture"/>
+                    <pic:cNvPr descr="generated/oversize/qr_codes/249_Worlds_Largest_Flip_Flop_602_R.png" id="755" name="Picture"/>
                     <pic:cNvPicPr>
                       <a:picLocks noChangeArrowheads="1" noChangeAspect="1"/>
                     </pic:cNvPicPr>
@@ -18112,7 +18112,7 @@
               <a:graphicData uri="http://schemas.openxmlformats.org/drawingml/2006/picture">
                 <pic:pic>
                   <pic:nvPicPr>
-                    <pic:cNvPr descr="data/qr_codes/250_Palomino_Motel_1215_E_Rte_66_B.png" id="758" name="Picture"/>
+                    <pic:cNvPr descr="generated/oversize/qr_codes/250_Palomino_Motel_1215_E_Rte_66_B.png" id="758" name="Picture"/>
                     <pic:cNvPicPr>
                       <a:picLocks noChangeArrowheads="1" noChangeAspect="1"/>
                     </pic:cNvPicPr>
@@ -18186,7 +18186,7 @@
               <a:graphicData uri="http://schemas.openxmlformats.org/drawingml/2006/picture">
                 <pic:pic>
                   <pic:nvPicPr>
-                    <pic:cNvPr descr="data/qr_codes/251_Watsons_BBQ_502_S_Lake_St_Tucu.png" id="761" name="Picture"/>
+                    <pic:cNvPr descr="generated/oversize/qr_codes/251_Watsons_BBQ_502_S_Lake_St_Tucu.png" id="761" name="Picture"/>
                     <pic:cNvPicPr>
                       <a:picLocks noChangeArrowheads="1" noChangeAspect="1"/>
                     </pic:cNvPicPr>
@@ -18260,7 +18260,7 @@
               <a:graphicData uri="http://schemas.openxmlformats.org/drawingml/2006/picture">
                 <pic:pic>
                   <pic:nvPicPr>
-                    <pic:cNvPr descr="data/qr_codes/252_Dels_Restaurant_1202_US_Rte_66.png" id="764" name="Picture"/>
+                    <pic:cNvPr descr="generated/oversize/qr_codes/252_Dels_Restaurant_1202_US_Rte_66.png" id="764" name="Picture"/>
                     <pic:cNvPicPr>
                       <a:picLocks noChangeArrowheads="1" noChangeAspect="1"/>
                     </pic:cNvPicPr>
@@ -18326,7 +18326,7 @@
               <a:graphicData uri="http://schemas.openxmlformats.org/drawingml/2006/picture">
                 <pic:pic>
                   <pic:nvPicPr>
-                    <pic:cNvPr descr="data/qr_codes/253_Roadrunner_Lodge_Motel_1023_E_.png" id="767" name="Picture"/>
+                    <pic:cNvPr descr="generated/oversize/qr_codes/253_Roadrunner_Lodge_Motel_1023_E_.png" id="767" name="Picture"/>
                     <pic:cNvPicPr>
                       <a:picLocks noChangeArrowheads="1" noChangeAspect="1"/>
                     </pic:cNvPicPr>
@@ -18392,7 +18392,7 @@
               <a:graphicData uri="http://schemas.openxmlformats.org/drawingml/2006/picture">
                 <pic:pic>
                   <pic:nvPicPr>
-                    <pic:cNvPr descr="data/qr_codes/254_TeePee_Curios_924_E_Rte_66_Blv.png" id="770" name="Picture"/>
+                    <pic:cNvPr descr="generated/oversize/qr_codes/254_TeePee_Curios_924_E_Rte_66_Blv.png" id="770" name="Picture"/>
                     <pic:cNvPicPr>
                       <a:picLocks noChangeArrowheads="1" noChangeAspect="1"/>
                     </pic:cNvPicPr>
@@ -18466,7 +18466,7 @@
               <a:graphicData uri="http://schemas.openxmlformats.org/drawingml/2006/picture">
                 <pic:pic>
                   <pic:nvPicPr>
-                    <pic:cNvPr descr="data/qr_codes/255_Blue_Swallow_Motel_815_E_Rte_6.png" id="773" name="Picture"/>
+                    <pic:cNvPr descr="generated/oversize/qr_codes/255_Blue_Swallow_Motel_815_E_Rte_6.png" id="773" name="Picture"/>
                     <pic:cNvPicPr>
                       <a:picLocks noChangeArrowheads="1" noChangeAspect="1"/>
                     </pic:cNvPicPr>
@@ -18540,7 +18540,7 @@
               <a:graphicData uri="http://schemas.openxmlformats.org/drawingml/2006/picture">
                 <pic:pic>
                   <pic:nvPicPr>
-                    <pic:cNvPr descr="data/qr_codes/256_Motel_Safari_722_E_Rte_66_Blvd.png" id="776" name="Picture"/>
+                    <pic:cNvPr descr="generated/oversize/qr_codes/256_Motel_Safari_722_E_Rte_66_Blvd.png" id="776" name="Picture"/>
                     <pic:cNvPicPr>
                       <a:picLocks noChangeArrowheads="1" noChangeAspect="1"/>
                     </pic:cNvPicPr>
@@ -18606,7 +18606,7 @@
               <a:graphicData uri="http://schemas.openxmlformats.org/drawingml/2006/picture">
                 <pic:pic>
                   <pic:nvPicPr>
-                    <pic:cNvPr descr="data/qr_codes/257_Tucumcari_Historical_Museum_41.png" id="779" name="Picture"/>
+                    <pic:cNvPr descr="generated/oversize/qr_codes/257_Tucumcari_Historical_Museum_41.png" id="779" name="Picture"/>
                     <pic:cNvPicPr>
                       <a:picLocks noChangeArrowheads="1" noChangeAspect="1"/>
                     </pic:cNvPicPr>
@@ -18672,7 +18672,7 @@
               <a:graphicData uri="http://schemas.openxmlformats.org/drawingml/2006/picture">
                 <pic:pic>
                   <pic:nvPicPr>
-                    <pic:cNvPr descr="data/qr_codes/258_La_Cita_820_S_1st_St_Tucumcari.png" id="782" name="Picture"/>
+                    <pic:cNvPr descr="generated/oversize/qr_codes/258_La_Cita_820_S_1st_St_Tucumcari.png" id="782" name="Picture"/>
                     <pic:cNvPicPr>
                       <a:picLocks noChangeArrowheads="1" noChangeAspect="1"/>
                     </pic:cNvPicPr>
@@ -18738,7 +18738,7 @@
               <a:graphicData uri="http://schemas.openxmlformats.org/drawingml/2006/picture">
                 <pic:pic>
                   <pic:nvPicPr>
-                    <pic:cNvPr descr="data/qr_codes/259_Blakes_Lotaburger_2523_S_1st_S.png" id="785" name="Picture"/>
+                    <pic:cNvPr descr="generated/oversize/qr_codes/259_Blakes_Lotaburger_2523_S_1st_S.png" id="785" name="Picture"/>
                     <pic:cNvPicPr>
                       <a:picLocks noChangeArrowheads="1" noChangeAspect="1"/>
                     </pic:cNvPicPr>
@@ -18804,7 +18804,7 @@
               <a:graphicData uri="http://schemas.openxmlformats.org/drawingml/2006/picture">
                 <pic:pic>
                   <pic:nvPicPr>
-                    <pic:cNvPr descr="data/qr_codes/260_Ranch_House_Cafe_1017_W_Tucumc.png" id="788" name="Picture"/>
+                    <pic:cNvPr descr="generated/oversize/qr_codes/260_Ranch_House_Cafe_1017_W_Tucumc.png" id="788" name="Picture"/>
                     <pic:cNvPicPr>
                       <a:picLocks noChangeArrowheads="1" noChangeAspect="1"/>
                     </pic:cNvPicPr>
@@ -18870,7 +18870,7 @@
               <a:graphicData uri="http://schemas.openxmlformats.org/drawingml/2006/picture">
                 <pic:pic>
                   <pic:nvPicPr>
-                    <pic:cNvPr descr="data/qr_codes/261_Tristar_Inn_Xpress_1302_W_Rte_.png" id="791" name="Picture"/>
+                    <pic:cNvPr descr="generated/oversize/qr_codes/261_Tristar_Inn_Xpress_1302_W_Rte_.png" id="791" name="Picture"/>
                     <pic:cNvPicPr>
                       <a:picLocks noChangeArrowheads="1" noChangeAspect="1"/>
                     </pic:cNvPicPr>
@@ -18956,7 +18956,7 @@
               <a:graphicData uri="http://schemas.openxmlformats.org/drawingml/2006/picture">
                 <pic:pic>
                   <pic:nvPicPr>
-                    <pic:cNvPr descr="data/qr_codes/262_Richardson_Store_Tucumcari_NM.png" id="794" name="Picture"/>
+                    <pic:cNvPr descr="generated/oversize/qr_codes/262_Richardson_Store_Tucumcari_NM.png" id="794" name="Picture"/>
                     <pic:cNvPicPr>
                       <a:picLocks noChangeArrowheads="1" noChangeAspect="1"/>
                     </pic:cNvPicPr>
@@ -19022,7 +19022,7 @@
               <a:graphicData uri="http://schemas.openxmlformats.org/drawingml/2006/picture">
                 <pic:pic>
                   <pic:nvPicPr>
-                    <pic:cNvPr descr="data/qr_codes/263_Cuervo_Ghost_Town_Cuervo_NM.png" id="797" name="Picture"/>
+                    <pic:cNvPr descr="generated/oversize/qr_codes/263_Cuervo_Ghost_Town_Cuervo_NM.png" id="797" name="Picture"/>
                     <pic:cNvPicPr>
                       <a:picLocks noChangeArrowheads="1" noChangeAspect="1"/>
                     </pic:cNvPicPr>
@@ -19088,7 +19088,7 @@
               <a:graphicData uri="http://schemas.openxmlformats.org/drawingml/2006/picture">
                 <pic:pic>
                   <pic:nvPicPr>
-                    <pic:cNvPr descr="data/qr_codes/264_Route_66_Auto_Museum_2463_Hist.png" id="800" name="Picture"/>
+                    <pic:cNvPr descr="generated/oversize/qr_codes/264_Route_66_Auto_Museum_2463_Hist.png" id="800" name="Picture"/>
                     <pic:cNvPicPr>
                       <a:picLocks noChangeArrowheads="1" noChangeAspect="1"/>
                     </pic:cNvPicPr>
@@ -19154,7 +19154,7 @@
               <a:graphicData uri="http://schemas.openxmlformats.org/drawingml/2006/picture">
                 <pic:pic>
                   <pic:nvPicPr>
-                    <pic:cNvPr descr="data/qr_codes/265_Old_Rio_Pecos_Ranch_Truck_Term.png" id="803" name="Picture"/>
+                    <pic:cNvPr descr="generated/oversize/qr_codes/265_Old_Rio_Pecos_Ranch_Truck_Term.png" id="803" name="Picture"/>
                     <pic:cNvPicPr>
                       <a:picLocks noChangeArrowheads="1" noChangeAspect="1"/>
                     </pic:cNvPicPr>
@@ -19220,7 +19220,7 @@
               <a:graphicData uri="http://schemas.openxmlformats.org/drawingml/2006/picture">
                 <pic:pic>
                   <pic:nvPicPr>
-                    <pic:cNvPr descr="data/qr_codes/266_Sun__Sand_Restaurant_2050_US_R.png" id="806" name="Picture"/>
+                    <pic:cNvPr descr="generated/oversize/qr_codes/266_Sun__Sand_Restaurant_2050_US_R.png" id="806" name="Picture"/>
                     <pic:cNvPicPr>
                       <a:picLocks noChangeArrowheads="1" noChangeAspect="1"/>
                     </pic:cNvPicPr>
@@ -19294,7 +19294,7 @@
               <a:graphicData uri="http://schemas.openxmlformats.org/drawingml/2006/picture">
                 <pic:pic>
                   <pic:nvPicPr>
-                    <pic:cNvPr descr="data/qr_codes/267_Bowlins_Flying_C_Ranch_Exit_23.png" id="809" name="Picture"/>
+                    <pic:cNvPr descr="generated/oversize/qr_codes/267_Bowlins_Flying_C_Ranch_Exit_23.png" id="809" name="Picture"/>
                     <pic:cNvPicPr>
                       <a:picLocks noChangeArrowheads="1" noChangeAspect="1"/>
                     </pic:cNvPicPr>
@@ -19360,7 +19360,7 @@
               <a:graphicData uri="http://schemas.openxmlformats.org/drawingml/2006/picture">
                 <pic:pic>
                   <pic:nvPicPr>
-                    <pic:cNvPr descr="data/qr_codes/268_Clines_Corners_Travel_Center_C.png" id="812" name="Picture"/>
+                    <pic:cNvPr descr="generated/oversize/qr_codes/268_Clines_Corners_Travel_Center_C.png" id="812" name="Picture"/>
                     <pic:cNvPicPr>
                       <a:picLocks noChangeArrowheads="1" noChangeAspect="1"/>
                     </pic:cNvPicPr>
@@ -19446,7 +19446,7 @@
               <a:graphicData uri="http://schemas.openxmlformats.org/drawingml/2006/picture">
                 <pic:pic>
                   <pic:nvPicPr>
-                    <pic:cNvPr descr="data/qr_codes/269_Sal__Inezs_Service_Station_421.png" id="815" name="Picture"/>
+                    <pic:cNvPr descr="generated/oversize/qr_codes/269_Sal__Inezs_Service_Station_421.png" id="815" name="Picture"/>
                     <pic:cNvPicPr>
                       <a:picLocks noChangeArrowheads="1" noChangeAspect="1"/>
                     </pic:cNvPicPr>
@@ -19512,7 +19512,7 @@
               <a:graphicData uri="http://schemas.openxmlformats.org/drawingml/2006/picture">
                 <pic:pic>
                   <pic:nvPicPr>
-                    <pic:cNvPr descr="data/qr_codes/270_Country_Friends_Antiques_1005_.png" id="818" name="Picture"/>
+                    <pic:cNvPr descr="generated/oversize/qr_codes/270_Country_Friends_Antiques_1005_.png" id="818" name="Picture"/>
                     <pic:cNvPicPr>
                       <a:picLocks noChangeArrowheads="1" noChangeAspect="1"/>
                     </pic:cNvPicPr>
@@ -19586,7 +19586,7 @@
               <a:graphicData uri="http://schemas.openxmlformats.org/drawingml/2006/picture">
                 <pic:pic>
                   <pic:nvPicPr>
-                    <pic:cNvPr descr="data/qr_codes/271_Tinkertown_Museum_121_Sandia_C.png" id="821" name="Picture"/>
+                    <pic:cNvPr descr="generated/oversize/qr_codes/271_Tinkertown_Museum_121_Sandia_C.png" id="821" name="Picture"/>
                     <pic:cNvPicPr>
                       <a:picLocks noChangeArrowheads="1" noChangeAspect="1"/>
                     </pic:cNvPicPr>
@@ -19660,7 +19660,7 @@
               <a:graphicData uri="http://schemas.openxmlformats.org/drawingml/2006/picture">
                 <pic:pic>
                   <pic:nvPicPr>
-                    <pic:cNvPr descr="data/qr_codes/272_Bow__Arrow_Lodge_8300_Central_.png" id="824" name="Picture"/>
+                    <pic:cNvPr descr="generated/oversize/qr_codes/272_Bow__Arrow_Lodge_8300_Central_.png" id="824" name="Picture"/>
                     <pic:cNvPicPr>
                       <a:picLocks noChangeArrowheads="1" noChangeAspect="1"/>
                     </pic:cNvPicPr>
@@ -19734,7 +19734,7 @@
               <a:graphicData uri="http://schemas.openxmlformats.org/drawingml/2006/picture">
                 <pic:pic>
                   <pic:nvPicPr>
-                    <pic:cNvPr descr="data/qr_codes/273_Loma_Verde_Motel_sign_7503_Cen.png" id="827" name="Picture"/>
+                    <pic:cNvPr descr="generated/oversize/qr_codes/273_Loma_Verde_Motel_sign_7503_Cen.png" id="827" name="Picture"/>
                     <pic:cNvPicPr>
                       <a:picLocks noChangeArrowheads="1" noChangeAspect="1"/>
                     </pic:cNvPicPr>
@@ -19808,7 +19808,7 @@
               <a:graphicData uri="http://schemas.openxmlformats.org/drawingml/2006/picture">
                 <pic:pic>
                   <pic:nvPicPr>
-                    <pic:cNvPr descr="data/qr_codes/274_Hotel_Zazz_3711_Central_Ave_NE.png" id="830" name="Picture"/>
+                    <pic:cNvPr descr="generated/oversize/qr_codes/274_Hotel_Zazz_3711_Central_Ave_NE.png" id="830" name="Picture"/>
                     <pic:cNvPicPr>
                       <a:picLocks noChangeArrowheads="1" noChangeAspect="1"/>
                     </pic:cNvPicPr>
@@ -19874,7 +19874,7 @@
               <a:graphicData uri="http://schemas.openxmlformats.org/drawingml/2006/picture">
                 <pic:pic>
                   <pic:nvPicPr>
-                    <pic:cNvPr descr="data/qr_codes/275_Mtuccis_Bar_Roma_3222_Central_.png" id="833" name="Picture"/>
+                    <pic:cNvPr descr="generated/oversize/qr_codes/275_Mtuccis_Bar_Roma_3222_Central_.png" id="833" name="Picture"/>
                     <pic:cNvPicPr>
                       <a:picLocks noChangeArrowheads="1" noChangeAspect="1"/>
                     </pic:cNvPicPr>
@@ -19940,7 +19940,7 @@
               <a:graphicData uri="http://schemas.openxmlformats.org/drawingml/2006/picture">
                 <pic:pic>
                   <pic:nvPicPr>
-                    <pic:cNvPr descr="data/qr_codes/276_Frontier_Restaurant_2400_Centr.png" id="836" name="Picture"/>
+                    <pic:cNvPr descr="generated/oversize/qr_codes/276_Frontier_Restaurant_2400_Centr.png" id="836" name="Picture"/>
                     <pic:cNvPicPr>
                       <a:picLocks noChangeArrowheads="1" noChangeAspect="1"/>
                     </pic:cNvPicPr>
@@ -20006,7 +20006,7 @@
               <a:graphicData uri="http://schemas.openxmlformats.org/drawingml/2006/picture">
                 <pic:pic>
                   <pic:nvPicPr>
-                    <pic:cNvPr descr="data/qr_codes/277_66_Diner_1405_Central_Ave_NE_A.png" id="839" name="Picture"/>
+                    <pic:cNvPr descr="generated/oversize/qr_codes/277_66_Diner_1405_Central_Ave_NE_A.png" id="839" name="Picture"/>
                     <pic:cNvPicPr>
                       <a:picLocks noChangeArrowheads="1" noChangeAspect="1"/>
                     </pic:cNvPicPr>
@@ -20080,7 +20080,7 @@
               <a:graphicData uri="http://schemas.openxmlformats.org/drawingml/2006/picture">
                 <pic:pic>
                   <pic:nvPicPr>
-                    <pic:cNvPr descr="data/qr_codes/278_The_Imperial_701_Central_Ave_N.png" id="842" name="Picture"/>
+                    <pic:cNvPr descr="generated/oversize/qr_codes/278_The_Imperial_701_Central_Ave_N.png" id="842" name="Picture"/>
                     <pic:cNvPicPr>
                       <a:picLocks noChangeArrowheads="1" noChangeAspect="1"/>
                     </pic:cNvPicPr>
@@ -20154,7 +20154,7 @@
               <a:graphicData uri="http://schemas.openxmlformats.org/drawingml/2006/picture">
                 <pic:pic>
                   <pic:nvPicPr>
-                    <pic:cNvPr descr="data/qr_codes/279_Kimo_Theatre_423_Central_Ave_N.png" id="845" name="Picture"/>
+                    <pic:cNvPr descr="generated/oversize/qr_codes/279_Kimo_Theatre_423_Central_Ave_N.png" id="845" name="Picture"/>
                     <pic:cNvPicPr>
                       <a:picLocks noChangeArrowheads="1" noChangeAspect="1"/>
                     </pic:cNvPicPr>
@@ -20220,7 +20220,7 @@
               <a:graphicData uri="http://schemas.openxmlformats.org/drawingml/2006/picture">
                 <pic:pic>
                   <pic:nvPicPr>
-                    <pic:cNvPr descr="data/qr_codes/280_Dog_House_Drive_In_1216_Centra.png" id="848" name="Picture"/>
+                    <pic:cNvPr descr="generated/oversize/qr_codes/280_Dog_House_Drive_In_1216_Centra.png" id="848" name="Picture"/>
                     <pic:cNvPicPr>
                       <a:picLocks noChangeArrowheads="1" noChangeAspect="1"/>
                     </pic:cNvPicPr>
@@ -20286,7 +20286,7 @@
               <a:graphicData uri="http://schemas.openxmlformats.org/drawingml/2006/picture">
                 <pic:pic>
                   <pic:nvPicPr>
-                    <pic:cNvPr descr="data/qr_codes/281_El_Vado_Motel_2500_Central_Ave.png" id="851" name="Picture"/>
+                    <pic:cNvPr descr="generated/oversize/qr_codes/281_El_Vado_Motel_2500_Central_Ave.png" id="851" name="Picture"/>
                     <pic:cNvPicPr>
                       <a:picLocks noChangeArrowheads="1" noChangeAspect="1"/>
                     </pic:cNvPicPr>
@@ -20352,7 +20352,7 @@
               <a:graphicData uri="http://schemas.openxmlformats.org/drawingml/2006/picture">
                 <pic:pic>
                   <pic:nvPicPr>
-                    <pic:cNvPr descr="data/qr_codes/282_Golden_Pride_5231_Central_Ave_.png" id="854" name="Picture"/>
+                    <pic:cNvPr descr="generated/oversize/qr_codes/282_Golden_Pride_5231_Central_Ave_.png" id="854" name="Picture"/>
                     <pic:cNvPicPr>
                       <a:picLocks noChangeArrowheads="1" noChangeAspect="1"/>
                     </pic:cNvPicPr>
@@ -20418,7 +20418,7 @@
               <a:graphicData uri="http://schemas.openxmlformats.org/drawingml/2006/picture">
                 <pic:pic>
                   <pic:nvPicPr>
-                    <pic:cNvPr descr="data/qr_codes/283_Western_View_Steak_Diner__Hous.png" id="857" name="Picture"/>
+                    <pic:cNvPr descr="generated/oversize/qr_codes/283_Western_View_Steak_Diner__Hous.png" id="857" name="Picture"/>
                     <pic:cNvPicPr>
                       <a:picLocks noChangeArrowheads="1" noChangeAspect="1"/>
                     </pic:cNvPicPr>
@@ -20484,7 +20484,7 @@
               <a:graphicData uri="http://schemas.openxmlformats.org/drawingml/2006/picture">
                 <pic:pic>
                   <pic:nvPicPr>
-                    <pic:cNvPr descr="data/qr_codes/284_Route_66_Visitor_Center_12300_.png" id="860" name="Picture"/>
+                    <pic:cNvPr descr="generated/oversize/qr_codes/284_Route_66_Visitor_Center_12300_.png" id="860" name="Picture"/>
                     <pic:cNvPicPr>
                       <a:picLocks noChangeArrowheads="1" noChangeAspect="1"/>
                     </pic:cNvPicPr>
@@ -20558,7 +20558,7 @@
               <a:graphicData uri="http://schemas.openxmlformats.org/drawingml/2006/picture">
                 <pic:pic>
                   <pic:nvPicPr>
-                    <pic:cNvPr descr="data/qr_codes/285_Budville_Trading_Post_HC_77_Bo.png" id="863" name="Picture"/>
+                    <pic:cNvPr descr="generated/oversize/qr_codes/285_Budville_Trading_Post_HC_77_Bo.png" id="863" name="Picture"/>
                     <pic:cNvPicPr>
                       <a:picLocks noChangeArrowheads="1" noChangeAspect="1"/>
                     </pic:cNvPicPr>
@@ -20624,7 +20624,7 @@
               <a:graphicData uri="http://schemas.openxmlformats.org/drawingml/2006/picture">
                 <pic:pic>
                   <pic:nvPicPr>
-                    <pic:cNvPr descr="data/qr_codes/286_Villa_de_Cubero_Trading_Post_1.png" id="866" name="Picture"/>
+                    <pic:cNvPr descr="generated/oversize/qr_codes/286_Villa_de_Cubero_Trading_Post_1.png" id="866" name="Picture"/>
                     <pic:cNvPicPr>
                       <a:picLocks noChangeArrowheads="1" noChangeAspect="1"/>
                     </pic:cNvPicPr>
@@ -20690,7 +20690,7 @@
               <a:graphicData uri="http://schemas.openxmlformats.org/drawingml/2006/picture">
                 <pic:pic>
                   <pic:nvPicPr>
-                    <pic:cNvPr descr="data/qr_codes/287_Ruins_of_Whiting_Brothers_Gas_.png" id="869" name="Picture"/>
+                    <pic:cNvPr descr="generated/oversize/qr_codes/287_Ruins_of_Whiting_Brothers_Gas_.png" id="869" name="Picture"/>
                     <pic:cNvPicPr>
                       <a:picLocks noChangeArrowheads="1" noChangeAspect="1"/>
                     </pic:cNvPicPr>
@@ -20756,7 +20756,7 @@
               <a:graphicData uri="http://schemas.openxmlformats.org/drawingml/2006/picture">
                 <pic:pic>
                   <pic:nvPicPr>
-                    <pic:cNvPr descr="data/qr_codes/288_West_Theatre_118_W_Santa_Fe_Av.png" id="872" name="Picture"/>
+                    <pic:cNvPr descr="generated/oversize/qr_codes/288_West_Theatre_118_W_Santa_Fe_Av.png" id="872" name="Picture"/>
                     <pic:cNvPicPr>
                       <a:picLocks noChangeArrowheads="1" noChangeAspect="1"/>
                     </pic:cNvPicPr>
@@ -20822,7 +20822,7 @@
               <a:graphicData uri="http://schemas.openxmlformats.org/drawingml/2006/picture">
                 <pic:pic>
                   <pic:nvPicPr>
-                    <pic:cNvPr descr="data/qr_codes/289_New_Mexico_Mining_Museum_100_I.png" id="875" name="Picture"/>
+                    <pic:cNvPr descr="generated/oversize/qr_codes/289_New_Mexico_Mining_Museum_100_I.png" id="875" name="Picture"/>
                     <pic:cNvPicPr>
                       <a:picLocks noChangeArrowheads="1" noChangeAspect="1"/>
                     </pic:cNvPicPr>
@@ -20896,7 +20896,7 @@
               <a:graphicData uri="http://schemas.openxmlformats.org/drawingml/2006/picture">
                 <pic:pic>
                   <pic:nvPicPr>
-                    <pic:cNvPr descr="data/qr_codes/290_Old_Bluewater_Motel_2331_NM-12.png" id="878" name="Picture"/>
+                    <pic:cNvPr descr="generated/oversize/qr_codes/290_Old_Bluewater_Motel_2331_NM-12.png" id="878" name="Picture"/>
                     <pic:cNvPicPr>
                       <a:picLocks noChangeArrowheads="1" noChangeAspect="1"/>
                     </pic:cNvPicPr>
@@ -20962,7 +20962,7 @@
               <a:graphicData uri="http://schemas.openxmlformats.org/drawingml/2006/picture">
                 <pic:pic>
                   <pic:nvPicPr>
-                    <pic:cNvPr descr="data/qr_codes/291_Bowlins_Bluewater_Outpost_136_.png" id="881" name="Picture"/>
+                    <pic:cNvPr descr="generated/oversize/qr_codes/291_Bowlins_Bluewater_Outpost_136_.png" id="881" name="Picture"/>
                     <pic:cNvPicPr>
                       <a:picLocks noChangeArrowheads="1" noChangeAspect="1"/>
                     </pic:cNvPicPr>
@@ -21028,7 +21028,7 @@
               <a:graphicData uri="http://schemas.openxmlformats.org/drawingml/2006/picture">
                 <pic:pic>
                   <pic:nvPicPr>
-                    <pic:cNvPr descr="data/qr_codes/292_Indian_Village_Gift_Shop_101_U.png" id="884" name="Picture"/>
+                    <pic:cNvPr descr="generated/oversize/qr_codes/292_Indian_Village_Gift_Shop_101_U.png" id="884" name="Picture"/>
                     <pic:cNvPicPr>
                       <a:picLocks noChangeArrowheads="1" noChangeAspect="1"/>
                     </pic:cNvPicPr>
@@ -21094,7 +21094,7 @@
               <a:graphicData uri="http://schemas.openxmlformats.org/drawingml/2006/picture">
                 <pic:pic>
                   <pic:nvPicPr>
-                    <pic:cNvPr descr="data/qr_codes/293_Fort_Wingate_Army_Depot_506_US.png" id="887" name="Picture"/>
+                    <pic:cNvPr descr="generated/oversize/qr_codes/293_Fort_Wingate_Army_Depot_506_US.png" id="887" name="Picture"/>
                     <pic:cNvPicPr>
                       <a:picLocks noChangeArrowheads="1" noChangeAspect="1"/>
                     </pic:cNvPicPr>
@@ -21160,7 +21160,7 @@
               <a:graphicData uri="http://schemas.openxmlformats.org/drawingml/2006/picture">
                 <pic:pic>
                   <pic:nvPicPr>
-                    <pic:cNvPr descr="data/qr_codes/294_Earls_Family_Restaurant_1400_E.png" id="890" name="Picture"/>
+                    <pic:cNvPr descr="generated/oversize/qr_codes/294_Earls_Family_Restaurant_1400_E.png" id="890" name="Picture"/>
                     <pic:cNvPicPr>
                       <a:picLocks noChangeArrowheads="1" noChangeAspect="1"/>
                     </pic:cNvPicPr>
@@ -21234,7 +21234,7 @@
               <a:graphicData uri="http://schemas.openxmlformats.org/drawingml/2006/picture">
                 <pic:pic>
                   <pic:nvPicPr>
-                    <pic:cNvPr descr="data/qr_codes/295_Blue_Spruce_Lodge_1119_E_Hwy_6.png" id="893" name="Picture"/>
+                    <pic:cNvPr descr="generated/oversize/qr_codes/295_Blue_Spruce_Lodge_1119_E_Hwy_6.png" id="893" name="Picture"/>
                     <pic:cNvPicPr>
                       <a:picLocks noChangeArrowheads="1" noChangeAspect="1"/>
                     </pic:cNvPicPr>
@@ -21300,7 +21300,7 @@
               <a:graphicData uri="http://schemas.openxmlformats.org/drawingml/2006/picture">
                 <pic:pic>
                   <pic:nvPicPr>
-                    <pic:cNvPr descr="data/qr_codes/296_Historic_El_Rancho_Hotel_1000_.png" id="896" name="Picture"/>
+                    <pic:cNvPr descr="generated/oversize/qr_codes/296_Historic_El_Rancho_Hotel_1000_.png" id="896" name="Picture"/>
                     <pic:cNvPicPr>
                       <a:picLocks noChangeArrowheads="1" noChangeAspect="1"/>
                     </pic:cNvPicPr>
@@ -21366,7 +21366,7 @@
               <a:graphicData uri="http://schemas.openxmlformats.org/drawingml/2006/picture">
                 <pic:pic>
                   <pic:nvPicPr>
-                    <pic:cNvPr descr="data/qr_codes/297_Johns_Used_Cars_416_W_Coal_Ave.png" id="899" name="Picture"/>
+                    <pic:cNvPr descr="generated/oversize/qr_codes/297_Johns_Used_Cars_416_W_Coal_Ave.png" id="899" name="Picture"/>
                     <pic:cNvPicPr>
                       <a:picLocks noChangeArrowheads="1" noChangeAspect="1"/>
                     </pic:cNvPicPr>
@@ -21440,7 +21440,7 @@
               <a:graphicData uri="http://schemas.openxmlformats.org/drawingml/2006/picture">
                 <pic:pic>
                   <pic:nvPicPr>
-                    <pic:cNvPr descr="data/qr_codes/298_Yellowhorse_Trading_Post_I-40_.png" id="902" name="Picture"/>
+                    <pic:cNvPr descr="generated/oversize/qr_codes/298_Yellowhorse_Trading_Post_I-40_.png" id="902" name="Picture"/>
                     <pic:cNvPicPr>
                       <a:picLocks noChangeArrowheads="1" noChangeAspect="1"/>
                     </pic:cNvPicPr>
@@ -21550,7 +21550,7 @@
               <a:graphicData uri="http://schemas.openxmlformats.org/drawingml/2006/picture">
                 <pic:pic>
                   <pic:nvPicPr>
-                    <pic:cNvPr descr="data/qr_codes/299_Fort_Courage_Houck_AZ.png" id="905" name="Picture"/>
+                    <pic:cNvPr descr="generated/oversize/qr_codes/299_Fort_Courage_Houck_AZ.png" id="905" name="Picture"/>
                     <pic:cNvPicPr>
                       <a:picLocks noChangeArrowheads="1" noChangeAspect="1"/>
                     </pic:cNvPicPr>
@@ -21624,7 +21624,7 @@
               <a:graphicData uri="http://schemas.openxmlformats.org/drawingml/2006/picture">
                 <pic:pic>
                   <pic:nvPicPr>
-                    <pic:cNvPr descr="data/qr_codes/300_Dotch_Windsors_Painted_Desert_.png" id="908" name="Picture"/>
+                    <pic:cNvPr descr="generated/oversize/qr_codes/300_Dotch_Windsors_Painted_Desert_.png" id="908" name="Picture"/>
                     <pic:cNvPicPr>
                       <a:picLocks noChangeArrowheads="1" noChangeAspect="1"/>
                     </pic:cNvPicPr>
@@ -21698,7 +21698,7 @@
               <a:graphicData uri="http://schemas.openxmlformats.org/drawingml/2006/picture">
                 <pic:pic>
                   <pic:nvPicPr>
-                    <pic:cNvPr descr="data/qr_codes/301_Petrified_Forest_National_Park.png" id="911" name="Picture"/>
+                    <pic:cNvPr descr="generated/oversize/qr_codes/301_Petrified_Forest_National_Park.png" id="911" name="Picture"/>
                     <pic:cNvPicPr>
                       <a:picLocks noChangeArrowheads="1" noChangeAspect="1"/>
                     </pic:cNvPicPr>
@@ -21784,7 +21784,7 @@
               <a:graphicData uri="http://schemas.openxmlformats.org/drawingml/2006/picture">
                 <pic:pic>
                   <pic:nvPicPr>
-                    <pic:cNvPr descr="data/qr_codes/302_Stewarts_Petrified_Wood_Shop_W.png" id="914" name="Picture"/>
+                    <pic:cNvPr descr="generated/oversize/qr_codes/302_Stewarts_Petrified_Wood_Shop_W.png" id="914" name="Picture"/>
                     <pic:cNvPicPr>
                       <a:picLocks noChangeArrowheads="1" noChangeAspect="1"/>
                     </pic:cNvPicPr>
@@ -21850,7 +21850,7 @@
               <a:graphicData uri="http://schemas.openxmlformats.org/drawingml/2006/picture">
                 <pic:pic>
                   <pic:nvPicPr>
-                    <pic:cNvPr descr="data/qr_codes/303_Knife_City_Outlet_7699_Sun_Val.png" id="917" name="Picture"/>
+                    <pic:cNvPr descr="generated/oversize/qr_codes/303_Knife_City_Outlet_7699_Sun_Val.png" id="917" name="Picture"/>
                     <pic:cNvPicPr>
                       <a:picLocks noChangeArrowheads="1" noChangeAspect="1"/>
                     </pic:cNvPicPr>
@@ -21924,7 +21924,7 @@
               <a:graphicData uri="http://schemas.openxmlformats.org/drawingml/2006/picture">
                 <pic:pic>
                   <pic:nvPicPr>
-                    <pic:cNvPr descr="data/qr_codes/304_El_Rancho_Restaurant__Motel_86.png" id="920" name="Picture"/>
+                    <pic:cNvPr descr="generated/oversize/qr_codes/304_El_Rancho_Restaurant__Motel_86.png" id="920" name="Picture"/>
                     <pic:cNvPicPr>
                       <a:picLocks noChangeArrowheads="1" noChangeAspect="1"/>
                     </pic:cNvPicPr>
@@ -21990,7 +21990,7 @@
               <a:graphicData uri="http://schemas.openxmlformats.org/drawingml/2006/picture">
                 <pic:pic>
                   <pic:nvPicPr>
-                    <pic:cNvPr descr="data/qr_codes/305_Wigwam_Motel_811_W_Hopi_Dr_Hol.png" id="923" name="Picture"/>
+                    <pic:cNvPr descr="generated/oversize/qr_codes/305_Wigwam_Motel_811_W_Hopi_Dr_Hol.png" id="923" name="Picture"/>
                     <pic:cNvPicPr>
                       <a:picLocks noChangeArrowheads="1" noChangeAspect="1"/>
                     </pic:cNvPicPr>
@@ -22064,7 +22064,7 @@
               <a:graphicData uri="http://schemas.openxmlformats.org/drawingml/2006/picture">
                 <pic:pic>
                   <pic:nvPicPr>
-                    <pic:cNvPr descr="data/qr_codes/306_Geronimo_Trading_Post_5372_Ger.png" id="926" name="Picture"/>
+                    <pic:cNvPr descr="generated/oversize/qr_codes/306_Geronimo_Trading_Post_5372_Ger.png" id="926" name="Picture"/>
                     <pic:cNvPicPr>
                       <a:picLocks noChangeArrowheads="1" noChangeAspect="1"/>
                     </pic:cNvPicPr>
@@ -22130,7 +22130,7 @@
               <a:graphicData uri="http://schemas.openxmlformats.org/drawingml/2006/picture">
                 <pic:pic>
                   <pic:nvPicPr>
-                    <pic:cNvPr descr="data/qr_codes/307_Here_It_Is_Jack_Rabbit_Trading.png" id="929" name="Picture"/>
+                    <pic:cNvPr descr="generated/oversize/qr_codes/307_Here_It_Is_Jack_Rabbit_Trading.png" id="929" name="Picture"/>
                     <pic:cNvPicPr>
                       <a:picLocks noChangeArrowheads="1" noChangeAspect="1"/>
                     </pic:cNvPicPr>
@@ -22204,7 +22204,7 @@
               <a:graphicData uri="http://schemas.openxmlformats.org/drawingml/2006/picture">
                 <pic:pic>
                   <pic:nvPicPr>
-                    <pic:cNvPr descr="data/qr_codes/308_Falcon_Restaurant__Lounge_1113.png" id="932" name="Picture"/>
+                    <pic:cNvPr descr="generated/oversize/qr_codes/308_Falcon_Restaurant__Lounge_1113.png" id="932" name="Picture"/>
                     <pic:cNvPicPr>
                       <a:picLocks noChangeArrowheads="1" noChangeAspect="1"/>
                     </pic:cNvPicPr>
@@ -22270,7 +22270,7 @@
               <a:graphicData uri="http://schemas.openxmlformats.org/drawingml/2006/picture">
                 <pic:pic>
                   <pic:nvPicPr>
-                    <pic:cNvPr descr="data/qr_codes/309_Earls_Route_66_Motor_Court_512.png" id="935" name="Picture"/>
+                    <pic:cNvPr descr="generated/oversize/qr_codes/309_Earls_Route_66_Motor_Court_512.png" id="935" name="Picture"/>
                     <pic:cNvPicPr>
                       <a:picLocks noChangeArrowheads="1" noChangeAspect="1"/>
                     </pic:cNvPicPr>
@@ -22336,7 +22336,7 @@
               <a:graphicData uri="http://schemas.openxmlformats.org/drawingml/2006/picture">
                 <pic:pic>
                   <pic:nvPicPr>
-                    <pic:cNvPr descr="data/qr_codes/310_La_Posada_Hotel_303_E_2nd_St_W.png" id="938" name="Picture"/>
+                    <pic:cNvPr descr="generated/oversize/qr_codes/310_La_Posada_Hotel_303_E_2nd_St_W.png" id="938" name="Picture"/>
                     <pic:cNvPicPr>
                       <a:picLocks noChangeArrowheads="1" noChangeAspect="1"/>
                     </pic:cNvPicPr>
@@ -22410,7 +22410,7 @@
               <a:graphicData uri="http://schemas.openxmlformats.org/drawingml/2006/picture">
                 <pic:pic>
                   <pic:nvPicPr>
-                    <pic:cNvPr descr="data/qr_codes/311_Route_66_Delta_Motel_2141_W_3r.png" id="941" name="Picture"/>
+                    <pic:cNvPr descr="generated/oversize/qr_codes/311_Route_66_Delta_Motel_2141_W_3r.png" id="941" name="Picture"/>
                     <pic:cNvPicPr>
                       <a:picLocks noChangeArrowheads="1" noChangeAspect="1"/>
                     </pic:cNvPicPr>
@@ -22476,7 +22476,7 @@
               <a:graphicData uri="http://schemas.openxmlformats.org/drawingml/2006/picture">
                 <pic:pic>
                   <pic:nvPicPr>
-                    <pic:cNvPr descr="data/qr_codes/312_Meteor_City_Trading_Post_40440.png" id="944" name="Picture"/>
+                    <pic:cNvPr descr="generated/oversize/qr_codes/312_Meteor_City_Trading_Post_40440.png" id="944" name="Picture"/>
                     <pic:cNvPicPr>
                       <a:picLocks noChangeArrowheads="1" noChangeAspect="1"/>
                     </pic:cNvPicPr>
@@ -22550,7 +22550,7 @@
               <a:graphicData uri="http://schemas.openxmlformats.org/drawingml/2006/picture">
                 <pic:pic>
                   <pic:nvPicPr>
-                    <pic:cNvPr descr="data/qr_codes/313_Meteor_Crater_Meteor_Crater_Rd.png" id="947" name="Picture"/>
+                    <pic:cNvPr descr="generated/oversize/qr_codes/313_Meteor_Crater_Meteor_Crater_Rd.png" id="947" name="Picture"/>
                     <pic:cNvPicPr>
                       <a:picLocks noChangeArrowheads="1" noChangeAspect="1"/>
                     </pic:cNvPicPr>
@@ -22616,7 +22616,7 @@
               <a:graphicData uri="http://schemas.openxmlformats.org/drawingml/2006/picture">
                 <pic:pic>
                   <pic:nvPicPr>
-                    <pic:cNvPr descr="data/qr_codes/314_Two_Guns_Two_Guns_AZ.png" id="950" name="Picture"/>
+                    <pic:cNvPr descr="generated/oversize/qr_codes/314_Two_Guns_Two_Guns_AZ.png" id="950" name="Picture"/>
                     <pic:cNvPicPr>
                       <a:picLocks noChangeArrowheads="1" noChangeAspect="1"/>
                     </pic:cNvPicPr>
@@ -22690,7 +22690,7 @@
               <a:graphicData uri="http://schemas.openxmlformats.org/drawingml/2006/picture">
                 <pic:pic>
                   <pic:nvPicPr>
-                    <pic:cNvPr descr="data/qr_codes/315_Twin_Arrows_Trading_Post_Ruins.png" id="953" name="Picture"/>
+                    <pic:cNvPr descr="generated/oversize/qr_codes/315_Twin_Arrows_Trading_Post_Ruins.png" id="953" name="Picture"/>
                     <pic:cNvPicPr>
                       <a:picLocks noChangeArrowheads="1" noChangeAspect="1"/>
                     </pic:cNvPicPr>
@@ -22764,7 +22764,7 @@
               <a:graphicData uri="http://schemas.openxmlformats.org/drawingml/2006/picture">
                 <pic:pic>
                   <pic:nvPicPr>
-                    <pic:cNvPr descr="data/qr_codes/316_Walnut_Canyon_Bridge_Townsend-.png" id="956" name="Picture"/>
+                    <pic:cNvPr descr="generated/oversize/qr_codes/316_Walnut_Canyon_Bridge_Townsend-.png" id="956" name="Picture"/>
                     <pic:cNvPicPr>
                       <a:picLocks noChangeArrowheads="1" noChangeAspect="1"/>
                     </pic:cNvPicPr>
@@ -22830,7 +22830,7 @@
               <a:graphicData uri="http://schemas.openxmlformats.org/drawingml/2006/picture">
                 <pic:pic>
                   <pic:nvPicPr>
-                    <pic:cNvPr descr="data/qr_codes/317_Americana_Motor_Hotel_2650_E_R.png" id="959" name="Picture"/>
+                    <pic:cNvPr descr="generated/oversize/qr_codes/317_Americana_Motor_Hotel_2650_E_R.png" id="959" name="Picture"/>
                     <pic:cNvPicPr>
                       <a:picLocks noChangeArrowheads="1" noChangeAspect="1"/>
                     </pic:cNvPicPr>
@@ -22896,7 +22896,7 @@
               <a:graphicData uri="http://schemas.openxmlformats.org/drawingml/2006/picture">
                 <pic:pic>
                   <pic:nvPicPr>
-                    <pic:cNvPr descr="data/qr_codes/318_Route_66_Dog_Haus_1302_E_Rte_6.png" id="962" name="Picture"/>
+                    <pic:cNvPr descr="generated/oversize/qr_codes/318_Route_66_Dog_Haus_1302_E_Rte_6.png" id="962" name="Picture"/>
                     <pic:cNvPicPr>
                       <a:picLocks noChangeArrowheads="1" noChangeAspect="1"/>
                     </pic:cNvPicPr>
@@ -22962,7 +22962,7 @@
               <a:graphicData uri="http://schemas.openxmlformats.org/drawingml/2006/picture">
                 <pic:pic>
                   <pic:nvPicPr>
-                    <pic:cNvPr descr="data/qr_codes/319_Flagstaff_Visitor_Center_1_E_R.png" id="965" name="Picture"/>
+                    <pic:cNvPr descr="generated/oversize/qr_codes/319_Flagstaff_Visitor_Center_1_E_R.png" id="965" name="Picture"/>
                     <pic:cNvPicPr>
                       <a:picLocks noChangeArrowheads="1" noChangeAspect="1"/>
                     </pic:cNvPicPr>
@@ -23028,7 +23028,7 @@
               <a:graphicData uri="http://schemas.openxmlformats.org/drawingml/2006/picture">
                 <pic:pic>
                   <pic:nvPicPr>
-                    <pic:cNvPr descr="data/qr_codes/320_Weatherford_Hotel_23_N_Leroux_.png" id="968" name="Picture"/>
+                    <pic:cNvPr descr="generated/oversize/qr_codes/320_Weatherford_Hotel_23_N_Leroux_.png" id="968" name="Picture"/>
                     <pic:cNvPicPr>
                       <a:picLocks noChangeArrowheads="1" noChangeAspect="1"/>
                     </pic:cNvPicPr>
@@ -23094,7 +23094,7 @@
               <a:graphicData uri="http://schemas.openxmlformats.org/drawingml/2006/picture">
                 <pic:pic>
                   <pic:nvPicPr>
-                    <pic:cNvPr descr="data/qr_codes/321_J_Lawrence_Walkup_Skydome_1705.png" id="971" name="Picture"/>
+                    <pic:cNvPr descr="generated/oversize/qr_codes/321_J_Lawrence_Walkup_Skydome_1705.png" id="971" name="Picture"/>
                     <pic:cNvPicPr>
                       <a:picLocks noChangeArrowheads="1" noChangeAspect="1"/>
                     </pic:cNvPicPr>
@@ -23168,7 +23168,7 @@
               <a:graphicData uri="http://schemas.openxmlformats.org/drawingml/2006/picture">
                 <pic:pic>
                   <pic:nvPicPr>
-                    <pic:cNvPr descr="data/qr_codes/322_Galaxy_Diner_931_W_Rte_66_Flag.png" id="974" name="Picture"/>
+                    <pic:cNvPr descr="generated/oversize/qr_codes/322_Galaxy_Diner_931_W_Rte_66_Flag.png" id="974" name="Picture"/>
                     <pic:cNvPicPr>
                       <a:picLocks noChangeArrowheads="1" noChangeAspect="1"/>
                     </pic:cNvPicPr>
@@ -23234,7 +23234,7 @@
               <a:graphicData uri="http://schemas.openxmlformats.org/drawingml/2006/picture">
                 <pic:pic>
                   <pic:nvPicPr>
-                    <pic:cNvPr descr="data/qr_codes/323_Pine_Breeze_Inn_10520_W_Rte_66.png" id="977" name="Picture"/>
+                    <pic:cNvPr descr="generated/oversize/qr_codes/323_Pine_Breeze_Inn_10520_W_Rte_66.png" id="977" name="Picture"/>
                     <pic:cNvPicPr>
                       <a:picLocks noChangeArrowheads="1" noChangeAspect="1"/>
                     </pic:cNvPicPr>
@@ -23300,7 +23300,7 @@
               <a:graphicData uri="http://schemas.openxmlformats.org/drawingml/2006/picture">
                 <pic:pic>
                   <pic:nvPicPr>
-                    <pic:cNvPr descr="data/qr_codes/324_Old_Route_66_Parks_Store_12963.png" id="980" name="Picture"/>
+                    <pic:cNvPr descr="generated/oversize/qr_codes/324_Old_Route_66_Parks_Store_12963.png" id="980" name="Picture"/>
                     <pic:cNvPicPr>
                       <a:picLocks noChangeArrowheads="1" noChangeAspect="1"/>
                     </pic:cNvPicPr>
@@ -23366,7 +23366,7 @@
               <a:graphicData uri="http://schemas.openxmlformats.org/drawingml/2006/picture">
                 <pic:pic>
                   <pic:nvPicPr>
-                    <pic:cNvPr descr="data/qr_codes/325_Bearizona_Wildlife_Park_1500_E.png" id="983" name="Picture"/>
+                    <pic:cNvPr descr="generated/oversize/qr_codes/325_Bearizona_Wildlife_Park_1500_E.png" id="983" name="Picture"/>
                     <pic:cNvPicPr>
                       <a:picLocks noChangeArrowheads="1" noChangeAspect="1"/>
                     </pic:cNvPicPr>
@@ -23440,7 +23440,7 @@
               <a:graphicData uri="http://schemas.openxmlformats.org/drawingml/2006/picture">
                 <pic:pic>
                   <pic:nvPicPr>
-                    <pic:cNvPr descr="data/qr_codes/326_Rods_Steak_House_301_E_Histori.png" id="986" name="Picture"/>
+                    <pic:cNvPr descr="generated/oversize/qr_codes/326_Rods_Steak_House_301_E_Histori.png" id="986" name="Picture"/>
                     <pic:cNvPicPr>
                       <a:picLocks noChangeArrowheads="1" noChangeAspect="1"/>
                     </pic:cNvPicPr>
@@ -23514,7 +23514,7 @@
               <a:graphicData uri="http://schemas.openxmlformats.org/drawingml/2006/picture">
                 <pic:pic>
                   <pic:nvPicPr>
-                    <pic:cNvPr descr="data/qr_codes/327_Petes_Route_66_Gas_Station_Mus.png" id="989" name="Picture"/>
+                    <pic:cNvPr descr="generated/oversize/qr_codes/327_Petes_Route_66_Gas_Station_Mus.png" id="989" name="Picture"/>
                     <pic:cNvPicPr>
                       <a:picLocks noChangeArrowheads="1" noChangeAspect="1"/>
                     </pic:cNvPicPr>
@@ -23580,7 +23580,7 @@
               <a:graphicData uri="http://schemas.openxmlformats.org/drawingml/2006/picture">
                 <pic:pic>
                   <pic:nvPicPr>
-                    <pic:cNvPr descr="data/qr_codes/328_Historic_Grand_Canyon_Hotel_14.png" id="992" name="Picture"/>
+                    <pic:cNvPr descr="generated/oversize/qr_codes/328_Historic_Grand_Canyon_Hotel_14.png" id="992" name="Picture"/>
                     <pic:cNvPicPr>
                       <a:picLocks noChangeArrowheads="1" noChangeAspect="1"/>
                     </pic:cNvPicPr>
@@ -23646,7 +23646,7 @@
               <a:graphicData uri="http://schemas.openxmlformats.org/drawingml/2006/picture">
                 <pic:pic>
                   <pic:nvPicPr>
-                    <pic:cNvPr descr="data/qr_codes/329_Williams_Visitor_Center_200_W_.png" id="995" name="Picture"/>
+                    <pic:cNvPr descr="generated/oversize/qr_codes/329_Williams_Visitor_Center_200_W_.png" id="995" name="Picture"/>
                     <pic:cNvPicPr>
                       <a:picLocks noChangeArrowheads="1" noChangeAspect="1"/>
                     </pic:cNvPicPr>
@@ -23712,7 +23712,7 @@
               <a:graphicData uri="http://schemas.openxmlformats.org/drawingml/2006/picture">
                 <pic:pic>
                   <pic:nvPicPr>
-                    <pic:cNvPr descr="data/qr_codes/330_Cruisers_Route_66_Cafe_233_W_R.png" id="998" name="Picture"/>
+                    <pic:cNvPr descr="generated/oversize/qr_codes/330_Cruisers_Route_66_Cafe_233_W_R.png" id="998" name="Picture"/>
                     <pic:cNvPicPr>
                       <a:picLocks noChangeArrowheads="1" noChangeAspect="1"/>
                     </pic:cNvPicPr>
@@ -23778,7 +23778,7 @@
               <a:graphicData uri="http://schemas.openxmlformats.org/drawingml/2006/picture">
                 <pic:pic>
                   <pic:nvPicPr>
-                    <pic:cNvPr descr="data/qr_codes/331_Arizona_9_Motor_Hotel_315_W_Rt.png" id="1001" name="Picture"/>
+                    <pic:cNvPr descr="generated/oversize/qr_codes/331_Arizona_9_Motor_Hotel_315_W_Rt.png" id="1001" name="Picture"/>
                     <pic:cNvPicPr>
                       <a:picLocks noChangeArrowheads="1" noChangeAspect="1"/>
                     </pic:cNvPicPr>
@@ -23844,7 +23844,7 @@
               <a:graphicData uri="http://schemas.openxmlformats.org/drawingml/2006/picture">
                 <pic:pic>
                   <pic:nvPicPr>
-                    <pic:cNvPr descr="data/qr_codes/332_Ash_Fork_Route_66_Museum_901_O.png" id="1004" name="Picture"/>
+                    <pic:cNvPr descr="generated/oversize/qr_codes/332_Ash_Fork_Route_66_Museum_901_O.png" id="1004" name="Picture"/>
                     <pic:cNvPicPr>
                       <a:picLocks noChangeArrowheads="1" noChangeAspect="1"/>
                     </pic:cNvPicPr>
@@ -23918,7 +23918,7 @@
               <a:graphicData uri="http://schemas.openxmlformats.org/drawingml/2006/picture">
                 <pic:pic>
                   <pic:nvPicPr>
-                    <pic:cNvPr descr="data/qr_codes/333_Aztec_Motel__Creative_Space_22.png" id="1007" name="Picture"/>
+                    <pic:cNvPr descr="generated/oversize/qr_codes/333_Aztec_Motel__Creative_Space_22.png" id="1007" name="Picture"/>
                     <pic:cNvPicPr>
                       <a:picLocks noChangeArrowheads="1" noChangeAspect="1"/>
                     </pic:cNvPicPr>
@@ -23984,7 +23984,7 @@
               <a:graphicData uri="http://schemas.openxmlformats.org/drawingml/2006/picture">
                 <pic:pic>
                   <pic:nvPicPr>
-                    <pic:cNvPr descr="data/qr_codes/334_Delgadillos_Snow_Cap_301_AZ-66.png" id="1010" name="Picture"/>
+                    <pic:cNvPr descr="generated/oversize/qr_codes/334_Delgadillos_Snow_Cap_301_AZ-66.png" id="1010" name="Picture"/>
                     <pic:cNvPicPr>
                       <a:picLocks noChangeArrowheads="1" noChangeAspect="1"/>
                     </pic:cNvPicPr>
@@ -24058,7 +24058,7 @@
               <a:graphicData uri="http://schemas.openxmlformats.org/drawingml/2006/picture">
                 <pic:pic>
                   <pic:nvPicPr>
-                    <pic:cNvPr descr="data/qr_codes/335_Route_66_Road_Relics_22255_W_O.png" id="1013" name="Picture"/>
+                    <pic:cNvPr descr="generated/oversize/qr_codes/335_Route_66_Road_Relics_22255_W_O.png" id="1013" name="Picture"/>
                     <pic:cNvPicPr>
                       <a:picLocks noChangeArrowheads="1" noChangeAspect="1"/>
                     </pic:cNvPicPr>
@@ -24124,7 +24124,7 @@
               <a:graphicData uri="http://schemas.openxmlformats.org/drawingml/2006/picture">
                 <pic:pic>
                   <pic:nvPicPr>
-                    <pic:cNvPr descr="data/qr_codes/336_Delgadillos_Gift_Shop_22265_Hi.png" id="1016" name="Picture"/>
+                    <pic:cNvPr descr="generated/oversize/qr_codes/336_Delgadillos_Gift_Shop_22265_Hi.png" id="1016" name="Picture"/>
                     <pic:cNvPicPr>
                       <a:picLocks noChangeArrowheads="1" noChangeAspect="1"/>
                     </pic:cNvPicPr>
@@ -24190,7 +24190,7 @@
               <a:graphicData uri="http://schemas.openxmlformats.org/drawingml/2006/picture">
                 <pic:pic>
                   <pic:nvPicPr>
-                    <pic:cNvPr descr="data/qr_codes/337_Rusty_Bolt_22345_W_Old_Highway.png" id="1019" name="Picture"/>
+                    <pic:cNvPr descr="generated/oversize/qr_codes/337_Rusty_Bolt_22345_W_Old_Highway.png" id="1019" name="Picture"/>
                     <pic:cNvPicPr>
                       <a:picLocks noChangeArrowheads="1" noChangeAspect="1"/>
                     </pic:cNvPicPr>
@@ -24264,7 +24264,7 @@
               <a:graphicData uri="http://schemas.openxmlformats.org/drawingml/2006/picture">
                 <pic:pic>
                   <pic:nvPicPr>
-                    <pic:cNvPr descr="data/qr_codes/338_Supai_Motel_22450_AZ-66_Seligm.png" id="1022" name="Picture"/>
+                    <pic:cNvPr descr="generated/oversize/qr_codes/338_Supai_Motel_22450_AZ-66_Seligm.png" id="1022" name="Picture"/>
                     <pic:cNvPicPr>
                       <a:picLocks noChangeArrowheads="1" noChangeAspect="1"/>
                     </pic:cNvPicPr>
@@ -24350,7 +24350,7 @@
               <a:graphicData uri="http://schemas.openxmlformats.org/drawingml/2006/picture">
                 <pic:pic>
                   <pic:nvPicPr>
-                    <pic:cNvPr descr="data/qr_codes/339_Roadkill_Cafe_22830_W_AZ-66_Se.png" id="1025" name="Picture"/>
+                    <pic:cNvPr descr="generated/oversize/qr_codes/339_Roadkill_Cafe_22830_W_AZ-66_Se.png" id="1025" name="Picture"/>
                     <pic:cNvPicPr>
                       <a:picLocks noChangeArrowheads="1" noChangeAspect="1"/>
                     </pic:cNvPicPr>
@@ -24416,7 +24416,7 @@
               <a:graphicData uri="http://schemas.openxmlformats.org/drawingml/2006/picture">
                 <pic:pic>
                   <pic:nvPicPr>
-                    <pic:cNvPr descr="data/qr_codes/340_Westside_Lilos_Cafe_22855_AZ-6.png" id="1028" name="Picture"/>
+                    <pic:cNvPr descr="generated/oversize/qr_codes/340_Westside_Lilos_Cafe_22855_AZ-6.png" id="1028" name="Picture"/>
                     <pic:cNvPicPr>
                       <a:picLocks noChangeArrowheads="1" noChangeAspect="1"/>
                     </pic:cNvPicPr>
@@ -24482,7 +24482,7 @@
               <a:graphicData uri="http://schemas.openxmlformats.org/drawingml/2006/picture">
                 <pic:pic>
                   <pic:nvPicPr>
-                    <pic:cNvPr descr="data/qr_codes/341_Frontier_Motel_Cafe_16118_Hist.png" id="1031" name="Picture"/>
+                    <pic:cNvPr descr="generated/oversize/qr_codes/341_Frontier_Motel_Cafe_16118_Hist.png" id="1031" name="Picture"/>
                     <pic:cNvPicPr>
                       <a:picLocks noChangeArrowheads="1" noChangeAspect="1"/>
                     </pic:cNvPicPr>
@@ -24556,7 +24556,7 @@
               <a:graphicData uri="http://schemas.openxmlformats.org/drawingml/2006/picture">
                 <pic:pic>
                   <pic:nvPicPr>
-                    <pic:cNvPr descr="data/qr_codes/342_Old_76_Station_12526_Historic_.png" id="1034" name="Picture"/>
+                    <pic:cNvPr descr="generated/oversize/qr_codes/342_Old_76_Station_12526_Historic_.png" id="1034" name="Picture"/>
                     <pic:cNvPicPr>
                       <a:picLocks noChangeArrowheads="1" noChangeAspect="1"/>
                     </pic:cNvPicPr>
@@ -24622,7 +24622,7 @@
               <a:graphicData uri="http://schemas.openxmlformats.org/drawingml/2006/picture">
                 <pic:pic>
                   <pic:nvPicPr>
-                    <pic:cNvPr descr="data/qr_codes/343_Hackberry_General_Store_11255_.png" id="1037" name="Picture"/>
+                    <pic:cNvPr descr="generated/oversize/qr_codes/343_Hackberry_General_Store_11255_.png" id="1037" name="Picture"/>
                     <pic:cNvPicPr>
                       <a:picLocks noChangeArrowheads="1" noChangeAspect="1"/>
                     </pic:cNvPicPr>
@@ -24696,7 +24696,7 @@
               <a:graphicData uri="http://schemas.openxmlformats.org/drawingml/2006/picture">
                 <pic:pic>
                   <pic:nvPicPr>
-                    <pic:cNvPr descr="data/qr_codes/344_Arcadia_Lodge_sign_909_E_Andy_.png" id="1040" name="Picture"/>
+                    <pic:cNvPr descr="generated/oversize/qr_codes/344_Arcadia_Lodge_sign_909_E_Andy_.png" id="1040" name="Picture"/>
                     <pic:cNvPicPr>
                       <a:picLocks noChangeArrowheads="1" noChangeAspect="1"/>
                     </pic:cNvPicPr>
@@ -24762,7 +24762,7 @@
               <a:graphicData uri="http://schemas.openxmlformats.org/drawingml/2006/picture">
                 <pic:pic>
                   <pic:nvPicPr>
-                    <pic:cNvPr descr="data/qr_codes/345_TNT_Auto_Center_535_E_Andy_Dev.png" id="1043" name="Picture"/>
+                    <pic:cNvPr descr="generated/oversize/qr_codes/345_TNT_Auto_Center_535_E_Andy_Dev.png" id="1043" name="Picture"/>
                     <pic:cNvPicPr>
                       <a:picLocks noChangeArrowheads="1" noChangeAspect="1"/>
                     </pic:cNvPicPr>
@@ -24836,7 +24836,7 @@
               <a:graphicData uri="http://schemas.openxmlformats.org/drawingml/2006/picture">
                 <pic:pic>
                   <pic:nvPicPr>
-                    <pic:cNvPr descr="data/qr_codes/346_Kingman_Railroad_Museum_402_E_.png" id="1046" name="Picture"/>
+                    <pic:cNvPr descr="generated/oversize/qr_codes/346_Kingman_Railroad_Museum_402_E_.png" id="1046" name="Picture"/>
                     <pic:cNvPicPr>
                       <a:picLocks noChangeArrowheads="1" noChangeAspect="1"/>
                     </pic:cNvPicPr>
@@ -24902,7 +24902,7 @@
               <a:graphicData uri="http://schemas.openxmlformats.org/drawingml/2006/picture">
                 <pic:pic>
                   <pic:nvPicPr>
-                    <pic:cNvPr descr="data/qr_codes/347_Sirens_Cafe_419_Beale_St_Kingm.png" id="1049" name="Picture"/>
+                    <pic:cNvPr descr="generated/oversize/qr_codes/347_Sirens_Cafe_419_Beale_St_Kingm.png" id="1049" name="Picture"/>
                     <pic:cNvPicPr>
                       <a:picLocks noChangeArrowheads="1" noChangeAspect="1"/>
                     </pic:cNvPicPr>
@@ -24968,7 +24968,7 @@
               <a:graphicData uri="http://schemas.openxmlformats.org/drawingml/2006/picture">
                 <pic:pic>
                   <pic:nvPicPr>
-                    <pic:cNvPr descr="data/qr_codes/348_Hotel_Beale_sign_331_E_Andy_De.png" id="1052" name="Picture"/>
+                    <pic:cNvPr descr="generated/oversize/qr_codes/348_Hotel_Beale_sign_331_E_Andy_De.png" id="1052" name="Picture"/>
                     <pic:cNvPicPr>
                       <a:picLocks noChangeArrowheads="1" noChangeAspect="1"/>
                     </pic:cNvPicPr>
@@ -25042,7 +25042,7 @@
               <a:graphicData uri="http://schemas.openxmlformats.org/drawingml/2006/picture">
                 <pic:pic>
                   <pic:nvPicPr>
-                    <pic:cNvPr descr="data/qr_codes/349_Tin_Can_Alley_211_E_Andy_Devin.png" id="1055" name="Picture"/>
+                    <pic:cNvPr descr="generated/oversize/qr_codes/349_Tin_Can_Alley_211_E_Andy_Devin.png" id="1055" name="Picture"/>
                     <pic:cNvPicPr>
                       <a:picLocks noChangeArrowheads="1" noChangeAspect="1"/>
                     </pic:cNvPicPr>
@@ -25116,7 +25116,7 @@
               <a:graphicData uri="http://schemas.openxmlformats.org/drawingml/2006/picture">
                 <pic:pic>
                   <pic:nvPicPr>
-                    <pic:cNvPr descr="data/qr_codes/350_Mr_Dz_Route_66_Diner_105_E_And.png" id="1058" name="Picture"/>
+                    <pic:cNvPr descr="generated/oversize/qr_codes/350_Mr_Dz_Route_66_Diner_105_E_And.png" id="1058" name="Picture"/>
                     <pic:cNvPicPr>
                       <a:picLocks noChangeArrowheads="1" noChangeAspect="1"/>
                     </pic:cNvPicPr>
@@ -25190,7 +25190,7 @@
               <a:graphicData uri="http://schemas.openxmlformats.org/drawingml/2006/picture">
                 <pic:pic>
                   <pic:nvPicPr>
-                    <pic:cNvPr descr="data/qr_codes/351_Cool_Springs_Station_8275_Oatm.png" id="1061" name="Picture"/>
+                    <pic:cNvPr descr="generated/oversize/qr_codes/351_Cool_Springs_Station_8275_Oatm.png" id="1061" name="Picture"/>
                     <pic:cNvPicPr>
                       <a:picLocks noChangeArrowheads="1" noChangeAspect="1"/>
                     </pic:cNvPicPr>
@@ -25264,7 +25264,7 @@
               <a:graphicData uri="http://schemas.openxmlformats.org/drawingml/2006/picture">
                 <pic:pic>
                   <pic:nvPicPr>
-                    <pic:cNvPr descr="data/qr_codes/352_Oatman_Oatman_AZ.png" id="1064" name="Picture"/>
+                    <pic:cNvPr descr="generated/oversize/qr_codes/352_Oatman_Oatman_AZ.png" id="1064" name="Picture"/>
                     <pic:cNvPicPr>
                       <a:picLocks noChangeArrowheads="1" noChangeAspect="1"/>
                     </pic:cNvPicPr>
@@ -25338,7 +25338,7 @@
               <a:graphicData uri="http://schemas.openxmlformats.org/drawingml/2006/picture">
                 <pic:pic>
                   <pic:nvPicPr>
-                    <pic:cNvPr descr="data/qr_codes/353_Claypool__Co_building_719_W_Br.png" id="1067" name="Picture"/>
+                    <pic:cNvPr descr="generated/oversize/qr_codes/353_Claypool__Co_building_719_W_Br.png" id="1067" name="Picture"/>
                     <pic:cNvPicPr>
                       <a:picLocks noChangeArrowheads="1" noChangeAspect="1"/>
                     </pic:cNvPicPr>
@@ -25404,7 +25404,7 @@
               <a:graphicData uri="http://schemas.openxmlformats.org/drawingml/2006/picture">
                 <pic:pic>
                   <pic:nvPicPr>
-                    <pic:cNvPr descr="data/qr_codes/354_Wagon_Wheel_Restaurant_2420_Ne.png" id="1070" name="Picture"/>
+                    <pic:cNvPr descr="generated/oversize/qr_codes/354_Wagon_Wheel_Restaurant_2420_Ne.png" id="1070" name="Picture"/>
                     <pic:cNvPicPr>
                       <a:picLocks noChangeArrowheads="1" noChangeAspect="1"/>
                     </pic:cNvPicPr>
@@ -25470,7 +25470,7 @@
               <a:graphicData uri="http://schemas.openxmlformats.org/drawingml/2006/picture">
                 <pic:pic>
                   <pic:nvPicPr>
-                    <pic:cNvPr descr="data/qr_codes/355_Rio_Del_Sol_Inn_1111_Pashard_S.png" id="1073" name="Picture"/>
+                    <pic:cNvPr descr="generated/oversize/qr_codes/355_Rio_Del_Sol_Inn_1111_Pashard_S.png" id="1073" name="Picture"/>
                     <pic:cNvPicPr>
                       <a:picLocks noChangeArrowheads="1" noChangeAspect="1"/>
                     </pic:cNvPicPr>
@@ -25536,7 +25536,7 @@
               <a:graphicData uri="http://schemas.openxmlformats.org/drawingml/2006/picture">
                 <pic:pic>
                   <pic:nvPicPr>
-                    <pic:cNvPr descr="data/qr_codes/356_Goffs_Schoolhouse_37198_Lanfai.png" id="1076" name="Picture"/>
+                    <pic:cNvPr descr="generated/oversize/qr_codes/356_Goffs_Schoolhouse_37198_Lanfai.png" id="1076" name="Picture"/>
                     <pic:cNvPicPr>
                       <a:picLocks noChangeArrowheads="1" noChangeAspect="1"/>
                     </pic:cNvPicPr>
@@ -25602,7 +25602,7 @@
               <a:graphicData uri="http://schemas.openxmlformats.org/drawingml/2006/picture">
                 <pic:pic>
                   <pic:nvPicPr>
-                    <pic:cNvPr descr="data/qr_codes/357_Guardian_Lion_East_National_Tr.png" id="1079" name="Picture"/>
+                    <pic:cNvPr descr="generated/oversize/qr_codes/357_Guardian_Lion_East_National_Tr.png" id="1079" name="Picture"/>
                     <pic:cNvPicPr>
                       <a:picLocks noChangeArrowheads="1" noChangeAspect="1"/>
                     </pic:cNvPicPr>
@@ -25676,7 +25676,7 @@
               <a:graphicData uri="http://schemas.openxmlformats.org/drawingml/2006/picture">
                 <pic:pic>
                   <pic:nvPicPr>
-                    <pic:cNvPr descr="data/qr_codes/358_Road_Runners_Retreat_Chambless.png" id="1082" name="Picture"/>
+                    <pic:cNvPr descr="generated/oversize/qr_codes/358_Road_Runners_Retreat_Chambless.png" id="1082" name="Picture"/>
                     <pic:cNvPicPr>
                       <a:picLocks noChangeArrowheads="1" noChangeAspect="1"/>
                     </pic:cNvPicPr>
@@ -25750,7 +25750,7 @@
               <a:graphicData uri="http://schemas.openxmlformats.org/drawingml/2006/picture">
                 <pic:pic>
                   <pic:nvPicPr>
-                    <pic:cNvPr descr="data/qr_codes/359_Guardian_Lion_West_National_Tr.png" id="1085" name="Picture"/>
+                    <pic:cNvPr descr="generated/oversize/qr_codes/359_Guardian_Lion_West_National_Tr.png" id="1085" name="Picture"/>
                     <pic:cNvPicPr>
                       <a:picLocks noChangeArrowheads="1" noChangeAspect="1"/>
                     </pic:cNvPicPr>
@@ -25816,7 +25816,7 @@
               <a:graphicData uri="http://schemas.openxmlformats.org/drawingml/2006/picture">
                 <pic:pic>
                   <pic:nvPicPr>
-                    <pic:cNvPr descr="data/qr_codes/360_Roys_Motel__Cafe_87520_Nationa.png" id="1088" name="Picture"/>
+                    <pic:cNvPr descr="generated/oversize/qr_codes/360_Roys_Motel__Cafe_87520_Nationa.png" id="1088" name="Picture"/>
                     <pic:cNvPicPr>
                       <a:picLocks noChangeArrowheads="1" noChangeAspect="1"/>
                     </pic:cNvPicPr>
@@ -25890,7 +25890,7 @@
               <a:graphicData uri="http://schemas.openxmlformats.org/drawingml/2006/picture">
                 <pic:pic>
                   <pic:nvPicPr>
-                    <pic:cNvPr descr="data/qr_codes/361_Former_Whiting_Brothers_Gas_St.png" id="1091" name="Picture"/>
+                    <pic:cNvPr descr="generated/oversize/qr_codes/361_Former_Whiting_Brothers_Gas_St.png" id="1091" name="Picture"/>
                     <pic:cNvPicPr>
                       <a:picLocks noChangeArrowheads="1" noChangeAspect="1"/>
                     </pic:cNvPicPr>
@@ -25964,7 +25964,7 @@
               <a:graphicData uri="http://schemas.openxmlformats.org/drawingml/2006/picture">
                 <pic:pic>
                   <pic:nvPicPr>
-                    <pic:cNvPr descr="data/qr_codes/362_Ludlow_Cafe_68315_National_Tra.png" id="1094" name="Picture"/>
+                    <pic:cNvPr descr="generated/oversize/qr_codes/362_Ludlow_Cafe_68315_National_Tra.png" id="1094" name="Picture"/>
                     <pic:cNvPicPr>
                       <a:picLocks noChangeArrowheads="1" noChangeAspect="1"/>
                     </pic:cNvPicPr>
@@ -26038,7 +26038,7 @@
               <a:graphicData uri="http://schemas.openxmlformats.org/drawingml/2006/picture">
                 <pic:pic>
                   <pic:nvPicPr>
-                    <pic:cNvPr descr="data/qr_codes/363_Whiting_Brothers_Service_and_T.png" id="1097" name="Picture"/>
+                    <pic:cNvPr descr="generated/oversize/qr_codes/363_Whiting_Brothers_Service_and_T.png" id="1097" name="Picture"/>
                     <pic:cNvPicPr>
                       <a:picLocks noChangeArrowheads="1" noChangeAspect="1"/>
                     </pic:cNvPicPr>
@@ -26112,7 +26112,7 @@
               <a:graphicData uri="http://schemas.openxmlformats.org/drawingml/2006/picture">
                 <pic:pic>
                   <pic:nvPicPr>
-                    <pic:cNvPr descr="data/qr_codes/364_Bagdad_Cafe_46548_National_Tra.png" id="1100" name="Picture"/>
+                    <pic:cNvPr descr="generated/oversize/qr_codes/364_Bagdad_Cafe_46548_National_Tra.png" id="1100" name="Picture"/>
                     <pic:cNvPicPr>
                       <a:picLocks noChangeArrowheads="1" noChangeAspect="1"/>
                     </pic:cNvPicPr>
@@ -26186,7 +26186,7 @@
               <a:graphicData uri="http://schemas.openxmlformats.org/drawingml/2006/picture">
                 <pic:pic>
                   <pic:nvPicPr>
-                    <pic:cNvPr descr="data/qr_codes/365_Newberry_Rd__Palma_Vista_Rd_Ne.png" id="1103" name="Picture"/>
+                    <pic:cNvPr descr="generated/oversize/qr_codes/365_Newberry_Rd__Palma_Vista_Rd_Ne.png" id="1103" name="Picture"/>
                     <pic:cNvPicPr>
                       <a:picLocks noChangeArrowheads="1" noChangeAspect="1"/>
                     </pic:cNvPicPr>
@@ -26260,7 +26260,7 @@
               <a:graphicData uri="http://schemas.openxmlformats.org/drawingml/2006/picture">
                 <pic:pic>
                   <pic:nvPicPr>
-                    <pic:cNvPr descr="data/qr_codes/366_The_Barn_44560_National_Trails.png" id="1106" name="Picture"/>
+                    <pic:cNvPr descr="generated/oversize/qr_codes/366_The_Barn_44560_National_Trails.png" id="1106" name="Picture"/>
                     <pic:cNvPicPr>
                       <a:picLocks noChangeArrowheads="1" noChangeAspect="1"/>
                     </pic:cNvPicPr>
@@ -26334,7 +26334,7 @@
               <a:graphicData uri="http://schemas.openxmlformats.org/drawingml/2006/picture">
                 <pic:pic>
                   <pic:nvPicPr>
-                    <pic:cNvPr descr="data/qr_codes/367_Russian_House_35421_County_Rd_.png" id="1109" name="Picture"/>
+                    <pic:cNvPr descr="generated/oversize/qr_codes/367_Russian_House_35421_County_Rd_.png" id="1109" name="Picture"/>
                     <pic:cNvPicPr>
                       <a:picLocks noChangeArrowheads="1" noChangeAspect="1"/>
                     </pic:cNvPicPr>
@@ -26400,7 +26400,7 @@
               <a:graphicData uri="http://schemas.openxmlformats.org/drawingml/2006/picture">
                 <pic:pic>
                   <pic:nvPicPr>
-                    <pic:cNvPr descr="data/qr_codes/368_Desert_Market_35596_Santa_Fe_S.png" id="1112" name="Picture"/>
+                    <pic:cNvPr descr="generated/oversize/qr_codes/368_Desert_Market_35596_Santa_Fe_S.png" id="1112" name="Picture"/>
                     <pic:cNvPicPr>
                       <a:picLocks noChangeArrowheads="1" noChangeAspect="1"/>
                     </pic:cNvPicPr>
@@ -26466,7 +26466,7 @@
               <a:graphicData uri="http://schemas.openxmlformats.org/drawingml/2006/picture">
                 <pic:pic>
                   <pic:nvPicPr>
-                    <pic:cNvPr descr="data/qr_codes/369_Daggett_Garage_35565_Santa_Fe_.png" id="1115" name="Picture"/>
+                    <pic:cNvPr descr="generated/oversize/qr_codes/369_Daggett_Garage_35565_Santa_Fe_.png" id="1115" name="Picture"/>
                     <pic:cNvPicPr>
                       <a:picLocks noChangeArrowheads="1" noChangeAspect="1"/>
                     </pic:cNvPicPr>
@@ -26532,7 +26532,7 @@
               <a:graphicData uri="http://schemas.openxmlformats.org/drawingml/2006/picture">
                 <pic:pic>
                   <pic:nvPicPr>
-                    <pic:cNvPr descr="data/qr_codes/370_Daggett_Historical_Museum_3370.png" id="1118" name="Picture"/>
+                    <pic:cNvPr descr="generated/oversize/qr_codes/370_Daggett_Historical_Museum_3370.png" id="1118" name="Picture"/>
                     <pic:cNvPicPr>
                       <a:picLocks noChangeArrowheads="1" noChangeAspect="1"/>
                     </pic:cNvPicPr>
@@ -26598,7 +26598,7 @@
               <a:graphicData uri="http://schemas.openxmlformats.org/drawingml/2006/picture">
                 <pic:pic>
                   <pic:nvPicPr>
-                    <pic:cNvPr descr="data/qr_codes/371_Pennys_Diner_35450_Yermo_Rd_Ye.png" id="1121" name="Picture"/>
+                    <pic:cNvPr descr="generated/oversize/qr_codes/371_Pennys_Diner_35450_Yermo_Rd_Ye.png" id="1121" name="Picture"/>
                     <pic:cNvPicPr>
                       <a:picLocks noChangeArrowheads="1" noChangeAspect="1"/>
                     </pic:cNvPicPr>
@@ -26664,7 +26664,7 @@
               <a:graphicData uri="http://schemas.openxmlformats.org/drawingml/2006/picture">
                 <pic:pic>
                   <pic:nvPicPr>
-                    <pic:cNvPr descr="data/qr_codes/372_Peggy_Sues_50s_Diner_35654_Yer.png" id="1124" name="Picture"/>
+                    <pic:cNvPr descr="generated/oversize/qr_codes/372_Peggy_Sues_50s_Diner_35654_Yer.png" id="1124" name="Picture"/>
                     <pic:cNvPicPr>
                       <a:picLocks noChangeArrowheads="1" noChangeAspect="1"/>
                     </pic:cNvPicPr>
@@ -26730,7 +26730,7 @@
               <a:graphicData uri="http://schemas.openxmlformats.org/drawingml/2006/picture">
                 <pic:pic>
                   <pic:nvPicPr>
-                    <pic:cNvPr descr="data/qr_codes/373_Liberty_Sculpture_Park_37570_Y.png" id="1127" name="Picture"/>
+                    <pic:cNvPr descr="generated/oversize/qr_codes/373_Liberty_Sculpture_Park_37570_Y.png" id="1127" name="Picture"/>
                     <pic:cNvPicPr>
                       <a:picLocks noChangeArrowheads="1" noChangeAspect="1"/>
                     </pic:cNvPicPr>
@@ -26804,7 +26804,7 @@
               <a:graphicData uri="http://schemas.openxmlformats.org/drawingml/2006/picture">
                 <pic:pic>
                   <pic:nvPicPr>
-                    <pic:cNvPr descr="data/qr_codes/374_EddieWorld_36017_Calico_Rd_Yer.png" id="1130" name="Picture"/>
+                    <pic:cNvPr descr="generated/oversize/qr_codes/374_EddieWorld_36017_Calico_Rd_Yer.png" id="1130" name="Picture"/>
                     <pic:cNvPicPr>
                       <a:picLocks noChangeArrowheads="1" noChangeAspect="1"/>
                     </pic:cNvPicPr>
@@ -26878,7 +26878,7 @@
               <a:graphicData uri="http://schemas.openxmlformats.org/drawingml/2006/picture">
                 <pic:pic>
                   <pic:nvPicPr>
-                    <pic:cNvPr descr="data/qr_codes/375_Thrift__More_457_W_Yermo_Rd_Ye.png" id="1133" name="Picture"/>
+                    <pic:cNvPr descr="generated/oversize/qr_codes/375_Thrift__More_457_W_Yermo_Rd_Ye.png" id="1133" name="Picture"/>
                     <pic:cNvPicPr>
                       <a:picLocks noChangeArrowheads="1" noChangeAspect="1"/>
                     </pic:cNvPicPr>
@@ -26944,7 +26944,7 @@
               <a:graphicData uri="http://schemas.openxmlformats.org/drawingml/2006/picture">
                 <pic:pic>
                   <pic:nvPicPr>
-                    <pic:cNvPr descr="data/qr_codes/376_Original_Del_Taco_Location_384.png" id="1136" name="Picture"/>
+                    <pic:cNvPr descr="generated/oversize/qr_codes/376_Original_Del_Taco_Location_384.png" id="1136" name="Picture"/>
                     <pic:cNvPicPr>
                       <a:picLocks noChangeArrowheads="1" noChangeAspect="1"/>
                     </pic:cNvPicPr>
@@ -27010,7 +27010,7 @@
               <a:graphicData uri="http://schemas.openxmlformats.org/drawingml/2006/picture">
                 <pic:pic>
                   <pic:nvPicPr>
-                    <pic:cNvPr descr="data/qr_codes/377_Calico_Ghost_Town_Calico_CA.png" id="1139" name="Picture"/>
+                    <pic:cNvPr descr="generated/oversize/qr_codes/377_Calico_Ghost_Town_Calico_CA.png" id="1139" name="Picture"/>
                     <pic:cNvPicPr>
                       <a:picLocks noChangeArrowheads="1" noChangeAspect="1"/>
                     </pic:cNvPicPr>
@@ -27076,7 +27076,7 @@
               <a:graphicData uri="http://schemas.openxmlformats.org/drawingml/2006/picture">
                 <pic:pic>
                   <pic:nvPicPr>
-                    <pic:cNvPr descr="data/qr_codes/378_Skyline_Drive-In_Theater_31175.png" id="1142" name="Picture"/>
+                    <pic:cNvPr descr="generated/oversize/qr_codes/378_Skyline_Drive-In_Theater_31175.png" id="1142" name="Picture"/>
                     <pic:cNvPicPr>
                       <a:picLocks noChangeArrowheads="1" noChangeAspect="1"/>
                     </pic:cNvPicPr>
@@ -27142,7 +27142,7 @@
               <a:graphicData uri="http://schemas.openxmlformats.org/drawingml/2006/picture">
                 <pic:pic>
                   <pic:nvPicPr>
-                    <pic:cNvPr descr="data/qr_codes/379_Barstow_Train_McDonalds_1611_E.png" id="1145" name="Picture"/>
+                    <pic:cNvPr descr="generated/oversize/qr_codes/379_Barstow_Train_McDonalds_1611_E.png" id="1145" name="Picture"/>
                     <pic:cNvPicPr>
                       <a:picLocks noChangeArrowheads="1" noChangeAspect="1"/>
                     </pic:cNvPicPr>
@@ -27216,7 +27216,7 @@
               <a:graphicData uri="http://schemas.openxmlformats.org/drawingml/2006/picture">
                 <pic:pic>
                   <pic:nvPicPr>
-                    <pic:cNvPr descr="data/qr_codes/380_Mojave_River_Valley_Museum_270.png" id="1148" name="Picture"/>
+                    <pic:cNvPr descr="generated/oversize/qr_codes/380_Mojave_River_Valley_Museum_270.png" id="1148" name="Picture"/>
                     <pic:cNvPicPr>
                       <a:picLocks noChangeArrowheads="1" noChangeAspect="1"/>
                     </pic:cNvPicPr>
@@ -27282,7 +27282,7 @@
               <a:graphicData uri="http://schemas.openxmlformats.org/drawingml/2006/picture">
                 <pic:pic>
                   <pic:nvPicPr>
-                    <pic:cNvPr descr="data/qr_codes/381_Route_66_Motel_195_Main_St_Bar.png" id="1151" name="Picture"/>
+                    <pic:cNvPr descr="generated/oversize/qr_codes/381_Route_66_Motel_195_Main_St_Bar.png" id="1151" name="Picture"/>
                     <pic:cNvPicPr>
                       <a:picLocks noChangeArrowheads="1" noChangeAspect="1"/>
                     </pic:cNvPicPr>
@@ -27348,7 +27348,7 @@
               <a:graphicData uri="http://schemas.openxmlformats.org/drawingml/2006/picture">
                 <pic:pic>
                   <pic:nvPicPr>
-                    <pic:cNvPr descr="data/qr_codes/382_Harvey_House_685_N_1st_Ave_Bar.png" id="1154" name="Picture"/>
+                    <pic:cNvPr descr="generated/oversize/qr_codes/382_Harvey_House_685_N_1st_Ave_Bar.png" id="1154" name="Picture"/>
                     <pic:cNvPicPr>
                       <a:picLocks noChangeArrowheads="1" noChangeAspect="1"/>
                     </pic:cNvPicPr>
@@ -27414,7 +27414,7 @@
               <a:graphicData uri="http://schemas.openxmlformats.org/drawingml/2006/picture">
                 <pic:pic>
                   <pic:nvPicPr>
-                    <pic:cNvPr descr="data/qr_codes/383_Elmers_Bottle_Tree_Ranch_24266.png" id="1157" name="Picture"/>
+                    <pic:cNvPr descr="generated/oversize/qr_codes/383_Elmers_Bottle_Tree_Ranch_24266.png" id="1157" name="Picture"/>
                     <pic:cNvPicPr>
                       <a:picLocks noChangeArrowheads="1" noChangeAspect="1"/>
                     </pic:cNvPicPr>
@@ -27480,7 +27480,7 @@
               <a:graphicData uri="http://schemas.openxmlformats.org/drawingml/2006/picture">
                 <pic:pic>
                   <pic:nvPicPr>
-                    <pic:cNvPr descr="data/qr_codes/384_Emma_Jeans_Holland_Burger_Cafe.png" id="1160" name="Picture"/>
+                    <pic:cNvPr descr="generated/oversize/qr_codes/384_Emma_Jeans_Holland_Burger_Cafe.png" id="1160" name="Picture"/>
                     <pic:cNvPicPr>
                       <a:picLocks noChangeArrowheads="1" noChangeAspect="1"/>
                     </pic:cNvPicPr>
@@ -27546,7 +27546,7 @@
               <a:graphicData uri="http://schemas.openxmlformats.org/drawingml/2006/picture">
                 <pic:pic>
                   <pic:nvPicPr>
-                    <pic:cNvPr descr="data/qr_codes/385_California_Route_66_Museum_168.png" id="1163" name="Picture"/>
+                    <pic:cNvPr descr="generated/oversize/qr_codes/385_California_Route_66_Museum_168.png" id="1163" name="Picture"/>
                     <pic:cNvPicPr>
                       <a:picLocks noChangeArrowheads="1" noChangeAspect="1"/>
                     </pic:cNvPicPr>
@@ -27612,7 +27612,7 @@
               <a:graphicData uri="http://schemas.openxmlformats.org/drawingml/2006/picture">
                 <pic:pic>
                   <pic:nvPicPr>
-                    <pic:cNvPr descr="data/qr_codes/386_Santa_Fe_Trading_Company_15464.png" id="1166" name="Picture"/>
+                    <pic:cNvPr descr="generated/oversize/qr_codes/386_Santa_Fe_Trading_Company_15464.png" id="1166" name="Picture"/>
                     <pic:cNvPicPr>
                       <a:picLocks noChangeArrowheads="1" noChangeAspect="1"/>
                     </pic:cNvPicPr>
@@ -27686,7 +27686,7 @@
               <a:graphicData uri="http://schemas.openxmlformats.org/drawingml/2006/picture">
                 <pic:pic>
                   <pic:nvPicPr>
-                    <pic:cNvPr descr="data/qr_codes/387_First_Original_McDonalds_Museu.png" id="1169" name="Picture"/>
+                    <pic:cNvPr descr="generated/oversize/qr_codes/387_First_Original_McDonalds_Museu.png" id="1169" name="Picture"/>
                     <pic:cNvPicPr>
                       <a:picLocks noChangeArrowheads="1" noChangeAspect="1"/>
                     </pic:cNvPicPr>
@@ -27752,7 +27752,7 @@
               <a:graphicData uri="http://schemas.openxmlformats.org/drawingml/2006/picture">
                 <pic:pic>
                   <pic:nvPicPr>
-                    <pic:cNvPr descr="data/qr_codes/388_Mitla_Cafe_602_N_Mt_Vernon_Ave.png" id="1172" name="Picture"/>
+                    <pic:cNvPr descr="generated/oversize/qr_codes/388_Mitla_Cafe_602_N_Mt_Vernon_Ave.png" id="1172" name="Picture"/>
                     <pic:cNvPicPr>
                       <a:picLocks noChangeArrowheads="1" noChangeAspect="1"/>
                     </pic:cNvPicPr>
@@ -27818,7 +27818,7 @@
               <a:graphicData uri="http://schemas.openxmlformats.org/drawingml/2006/picture">
                 <pic:pic>
                   <pic:nvPicPr>
-                    <pic:cNvPr descr="data/qr_codes/389_Wigwam_Village_Motel_2728_Foot.png" id="1175" name="Picture"/>
+                    <pic:cNvPr descr="generated/oversize/qr_codes/389_Wigwam_Village_Motel_2728_Foot.png" id="1175" name="Picture"/>
                     <pic:cNvPicPr>
                       <a:picLocks noChangeArrowheads="1" noChangeAspect="1"/>
                     </pic:cNvPicPr>
@@ -27884,7 +27884,7 @@
               <a:graphicData uri="http://schemas.openxmlformats.org/drawingml/2006/picture">
                 <pic:pic>
                   <pic:nvPicPr>
-                    <pic:cNvPr descr="data/qr_codes/390_Cucamonga_Service_Station_9670.png" id="1178" name="Picture"/>
+                    <pic:cNvPr descr="generated/oversize/qr_codes/390_Cucamonga_Service_Station_9670.png" id="1178" name="Picture"/>
                     <pic:cNvPicPr>
                       <a:picLocks noChangeArrowheads="1" noChangeAspect="1"/>
                     </pic:cNvPicPr>
@@ -27958,7 +27958,7 @@
               <a:graphicData uri="http://schemas.openxmlformats.org/drawingml/2006/picture">
                 <pic:pic>
                   <pic:nvPicPr>
-                    <pic:cNvPr descr="data/qr_codes/391_Sycamore_Inn_8318_Foothill_Blv.png" id="1181" name="Picture"/>
+                    <pic:cNvPr descr="generated/oversize/qr_codes/391_Sycamore_Inn_8318_Foothill_Blv.png" id="1181" name="Picture"/>
                     <pic:cNvPicPr>
                       <a:picLocks noChangeArrowheads="1" noChangeAspect="1"/>
                     </pic:cNvPicPr>
@@ -28024,7 +28024,7 @@
               <a:graphicData uri="http://schemas.openxmlformats.org/drawingml/2006/picture">
                 <pic:pic>
                   <pic:nvPicPr>
-                    <pic:cNvPr descr="data/qr_codes/392_Magic_Lamp_Inn_Restaurant_8189.png" id="1184" name="Picture"/>
+                    <pic:cNvPr descr="generated/oversize/qr_codes/392_Magic_Lamp_Inn_Restaurant_8189.png" id="1184" name="Picture"/>
                     <pic:cNvPicPr>
                       <a:picLocks noChangeArrowheads="1" noChangeAspect="1"/>
                     </pic:cNvPicPr>
@@ -28098,7 +28098,7 @@
               <a:graphicData uri="http://schemas.openxmlformats.org/drawingml/2006/picture">
                 <pic:pic>
                   <pic:nvPicPr>
-                    <pic:cNvPr descr="data/qr_codes/393_Donut_Man_915_E_Rte_66_Glendor.png" id="1187" name="Picture"/>
+                    <pic:cNvPr descr="generated/oversize/qr_codes/393_Donut_Man_915_E_Rte_66_Glendor.png" id="1187" name="Picture"/>
                     <pic:cNvPicPr>
                       <a:picLocks noChangeArrowheads="1" noChangeAspect="1"/>
                     </pic:cNvPicPr>
@@ -28184,7 +28184,7 @@
               <a:graphicData uri="http://schemas.openxmlformats.org/drawingml/2006/picture">
                 <pic:pic>
                   <pic:nvPicPr>
-                    <pic:cNvPr descr="data/qr_codes/394_Windmill_Dennys_7_E_Huntington.png" id="1190" name="Picture"/>
+                    <pic:cNvPr descr="generated/oversize/qr_codes/394_Windmill_Dennys_7_E_Huntington.png" id="1190" name="Picture"/>
                     <pic:cNvPicPr>
                       <a:picLocks noChangeArrowheads="1" noChangeAspect="1"/>
                     </pic:cNvPicPr>
@@ -28270,7 +28270,7 @@
               <a:graphicData uri="http://schemas.openxmlformats.org/drawingml/2006/picture">
                 <pic:pic>
                   <pic:nvPicPr>
-                    <pic:cNvPr descr="data/qr_codes/395_Saga_Motor_Hotel_1633_E_Colora.png" id="1193" name="Picture"/>
+                    <pic:cNvPr descr="generated/oversize/qr_codes/395_Saga_Motor_Hotel_1633_E_Colora.png" id="1193" name="Picture"/>
                     <pic:cNvPicPr>
                       <a:picLocks noChangeArrowheads="1" noChangeAspect="1"/>
                     </pic:cNvPicPr>
@@ -28356,7 +28356,7 @@
               <a:graphicData uri="http://schemas.openxmlformats.org/drawingml/2006/picture">
                 <pic:pic>
                   <pic:nvPicPr>
-                    <pic:cNvPr descr="data/qr_codes/396_Shakers_601_Fair_Oaks_Ave_Sout.png" id="1196" name="Picture"/>
+                    <pic:cNvPr descr="generated/oversize/qr_codes/396_Shakers_601_Fair_Oaks_Ave_Sout.png" id="1196" name="Picture"/>
                     <pic:cNvPicPr>
                       <a:picLocks noChangeArrowheads="1" noChangeAspect="1"/>
                     </pic:cNvPicPr>
@@ -28442,7 +28442,7 @@
               <a:graphicData uri="http://schemas.openxmlformats.org/drawingml/2006/picture">
                 <pic:pic>
                   <pic:nvPicPr>
-                    <pic:cNvPr descr="data/qr_codes/397_Fair_Oaks_Pharmacy__Soda_Fount.png" id="1199" name="Picture"/>
+                    <pic:cNvPr descr="generated/oversize/qr_codes/397_Fair_Oaks_Pharmacy__Soda_Fount.png" id="1199" name="Picture"/>
                     <pic:cNvPicPr>
                       <a:picLocks noChangeArrowheads="1" noChangeAspect="1"/>
                     </pic:cNvPicPr>
@@ -28528,7 +28528,7 @@
               <a:graphicData uri="http://schemas.openxmlformats.org/drawingml/2006/picture">
                 <pic:pic>
                   <pic:nvPicPr>
-                    <pic:cNvPr descr="data/qr_codes/398_Galcos_Old_World_Grocery_5702_.png" id="1202" name="Picture"/>
+                    <pic:cNvPr descr="generated/oversize/qr_codes/398_Galcos_Old_World_Grocery_5702_.png" id="1202" name="Picture"/>
                     <pic:cNvPicPr>
                       <a:picLocks noChangeArrowheads="1" noChangeAspect="1"/>
                     </pic:cNvPicPr>
@@ -28614,7 +28614,7 @@
               <a:graphicData uri="http://schemas.openxmlformats.org/drawingml/2006/picture">
                 <pic:pic>
                   <pic:nvPicPr>
-                    <pic:cNvPr descr="data/qr_codes/399_Highland_Park_Bowl_5621_N_Figu.png" id="1205" name="Picture"/>
+                    <pic:cNvPr descr="generated/oversize/qr_codes/399_Highland_Park_Bowl_5621_N_Figu.png" id="1205" name="Picture"/>
                     <pic:cNvPicPr>
                       <a:picLocks noChangeArrowheads="1" noChangeAspect="1"/>
                     </pic:cNvPicPr>
@@ -28700,7 +28700,7 @@
               <a:graphicData uri="http://schemas.openxmlformats.org/drawingml/2006/picture">
                 <pic:pic>
                   <pic:nvPicPr>
-                    <pic:cNvPr descr="data/qr_codes/400_La_Fuente_Restaurant_5552_N_Fi.png" id="1208" name="Picture"/>
+                    <pic:cNvPr descr="generated/oversize/qr_codes/400_La_Fuente_Restaurant_5552_N_Fi.png" id="1208" name="Picture"/>
                     <pic:cNvPicPr>
                       <a:picLocks noChangeArrowheads="1" noChangeAspect="1"/>
                     </pic:cNvPicPr>
@@ -28810,7 +28810,7 @@
               <a:graphicData uri="http://schemas.openxmlformats.org/drawingml/2006/picture">
                 <pic:pic>
                   <pic:nvPicPr>
-                    <pic:cNvPr descr="data/qr_codes/401_Cielito_Lindo_E-23_Olvera_St_L.png" id="1211" name="Picture"/>
+                    <pic:cNvPr descr="generated/oversize/qr_codes/401_Cielito_Lindo_E-23_Olvera_St_L.png" id="1211" name="Picture"/>
                     <pic:cNvPicPr>
                       <a:picLocks noChangeArrowheads="1" noChangeAspect="1"/>
                     </pic:cNvPicPr>
@@ -28896,7 +28896,7 @@
               <a:graphicData uri="http://schemas.openxmlformats.org/drawingml/2006/picture">
                 <pic:pic>
                   <pic:nvPicPr>
-                    <pic:cNvPr descr="data/qr_codes/402_Million_Dollar_Theater_307_S_B.png" id="1214" name="Picture"/>
+                    <pic:cNvPr descr="generated/oversize/qr_codes/402_Million_Dollar_Theater_307_S_B.png" id="1214" name="Picture"/>
                     <pic:cNvPicPr>
                       <a:picLocks noChangeArrowheads="1" noChangeAspect="1"/>
                     </pic:cNvPicPr>
@@ -28988,7 +28988,7 @@
               <a:graphicData uri="http://schemas.openxmlformats.org/drawingml/2006/picture">
                 <pic:pic>
                   <pic:nvPicPr>
-                    <pic:cNvPr descr="data/qr_codes/403_Cliftons_building_648_S_Broadw.png" id="1217" name="Picture"/>
+                    <pic:cNvPr descr="generated/oversize/qr_codes/403_Cliftons_building_648_S_Broadw.png" id="1217" name="Picture"/>
                     <pic:cNvPicPr>
                       <a:picLocks noChangeArrowheads="1" noChangeAspect="1"/>
                     </pic:cNvPicPr>
@@ -29074,7 +29074,7 @@
               <a:graphicData uri="http://schemas.openxmlformats.org/drawingml/2006/picture">
                 <pic:pic>
                   <pic:nvPicPr>
-                    <pic:cNvPr descr="data/qr_codes/404_Orpheum_Theatre_842_S_Broadway.png" id="1220" name="Picture"/>
+                    <pic:cNvPr descr="generated/oversize/qr_codes/404_Orpheum_Theatre_842_S_Broadway.png" id="1220" name="Picture"/>
                     <pic:cNvPicPr>
                       <a:picLocks noChangeArrowheads="1" noChangeAspect="1"/>
                     </pic:cNvPicPr>
@@ -29140,7 +29140,7 @@
               <a:graphicData uri="http://schemas.openxmlformats.org/drawingml/2006/picture">
                 <pic:pic>
                   <pic:nvPicPr>
-                    <pic:cNvPr descr="data/qr_codes/405_United_Theater_on_Broadway_929.png" id="1223" name="Picture"/>
+                    <pic:cNvPr descr="generated/oversize/qr_codes/405_United_Theater_on_Broadway_929.png" id="1223" name="Picture"/>
                     <pic:cNvPicPr>
                       <a:picLocks noChangeArrowheads="1" noChangeAspect="1"/>
                     </pic:cNvPicPr>
@@ -29206,7 +29206,7 @@
               <a:graphicData uri="http://schemas.openxmlformats.org/drawingml/2006/picture">
                 <pic:pic>
                   <pic:nvPicPr>
-                    <pic:cNvPr descr="data/qr_codes/406_Petersen_Automotive_Museum_606.png" id="1226" name="Picture"/>
+                    <pic:cNvPr descr="generated/oversize/qr_codes/406_Petersen_Automotive_Museum_606.png" id="1226" name="Picture"/>
                     <pic:cNvPicPr>
                       <a:picLocks noChangeArrowheads="1" noChangeAspect="1"/>
                     </pic:cNvPicPr>
@@ -29280,7 +29280,7 @@
               <a:graphicData uri="http://schemas.openxmlformats.org/drawingml/2006/picture">
                 <pic:pic>
                   <pic:nvPicPr>
-                    <pic:cNvPr descr="data/qr_codes/407_Tesla_Diner_7001_Santa_Monica_.png" id="1229" name="Picture"/>
+                    <pic:cNvPr descr="generated/oversize/qr_codes/407_Tesla_Diner_7001_Santa_Monica_.png" id="1229" name="Picture"/>
                     <pic:cNvPicPr>
                       <a:picLocks noChangeArrowheads="1" noChangeAspect="1"/>
                     </pic:cNvPicPr>
@@ -29354,7 +29354,7 @@
               <a:graphicData uri="http://schemas.openxmlformats.org/drawingml/2006/picture">
                 <pic:pic>
                   <pic:nvPicPr>
-                    <pic:cNvPr descr="data/qr_codes/408_The_Formosa_7156_Santa_Monica_.png" id="1232" name="Picture"/>
+                    <pic:cNvPr descr="generated/oversize/qr_codes/408_The_Formosa_7156_Santa_Monica_.png" id="1232" name="Picture"/>
                     <pic:cNvPicPr>
                       <a:picLocks noChangeArrowheads="1" noChangeAspect="1"/>
                     </pic:cNvPicPr>
@@ -29420,7 +29420,7 @@
               <a:graphicData uri="http://schemas.openxmlformats.org/drawingml/2006/picture">
                 <pic:pic>
                   <pic:nvPicPr>
-                    <pic:cNvPr descr="data/qr_codes/409_Irvs_Burgers_7998_Santa_Monica.png" id="1235" name="Picture"/>
+                    <pic:cNvPr descr="generated/oversize/qr_codes/409_Irvs_Burgers_7998_Santa_Monica.png" id="1235" name="Picture"/>
                     <pic:cNvPicPr>
                       <a:picLocks noChangeArrowheads="1" noChangeAspect="1"/>
                     </pic:cNvPicPr>
@@ -29486,7 +29486,7 @@
               <a:graphicData uri="http://schemas.openxmlformats.org/drawingml/2006/picture">
                 <pic:pic>
                   <pic:nvPicPr>
-                    <pic:cNvPr descr="data/qr_codes/410_Barneys_Beanery_8447_Santa_Mon.png" id="1238" name="Picture"/>
+                    <pic:cNvPr descr="generated/oversize/qr_codes/410_Barneys_Beanery_8447_Santa_Mon.png" id="1238" name="Picture"/>
                     <pic:cNvPicPr>
                       <a:picLocks noChangeArrowheads="1" noChangeAspect="1"/>
                     </pic:cNvPicPr>
@@ -29552,7 +29552,7 @@
               <a:graphicData uri="http://schemas.openxmlformats.org/drawingml/2006/picture">
                 <pic:pic>
                   <pic:nvPicPr>
-                    <pic:cNvPr descr="data/qr_codes/411_Tail_O_the_Pup_8512_Santa_Moni.png" id="1241" name="Picture"/>
+                    <pic:cNvPr descr="generated/oversize/qr_codes/411_Tail_O_the_Pup_8512_Santa_Moni.png" id="1241" name="Picture"/>
                     <pic:cNvPicPr>
                       <a:picLocks noChangeArrowheads="1" noChangeAspect="1"/>
                     </pic:cNvPicPr>
@@ -29626,7 +29626,7 @@
               <a:graphicData uri="http://schemas.openxmlformats.org/drawingml/2006/picture">
                 <pic:pic>
                   <pic:nvPicPr>
-                    <pic:cNvPr descr="data/qr_codes/412_NORMS_Restaurant_470_N_La_Cien.png" id="1244" name="Picture"/>
+                    <pic:cNvPr descr="generated/oversize/qr_codes/412_NORMS_Restaurant_470_N_La_Cien.png" id="1244" name="Picture"/>
                     <pic:cNvPicPr>
                       <a:picLocks noChangeArrowheads="1" noChangeAspect="1"/>
                     </pic:cNvPicPr>
@@ -29700,7 +29700,7 @@
               <a:graphicData uri="http://schemas.openxmlformats.org/drawingml/2006/picture">
                 <pic:pic>
                   <pic:nvPicPr>
-                    <pic:cNvPr descr="data/qr_codes/413_Edelweiss_Chocolates_444_N_Can.png" id="1247" name="Picture"/>
+                    <pic:cNvPr descr="generated/oversize/qr_codes/413_Edelweiss_Chocolates_444_N_Can.png" id="1247" name="Picture"/>
                     <pic:cNvPicPr>
                       <a:picLocks noChangeArrowheads="1" noChangeAspect="1"/>
                     </pic:cNvPicPr>
@@ -29774,7 +29774,7 @@
               <a:graphicData uri="http://schemas.openxmlformats.org/drawingml/2006/picture">
                 <pic:pic>
                   <pic:nvPicPr>
-                    <pic:cNvPr descr="data/qr_codes/414_Mels_Drive-In_1670_Lincoln_Blv.png" id="1250" name="Picture"/>
+                    <pic:cNvPr descr="generated/oversize/qr_codes/414_Mels_Drive-In_1670_Lincoln_Blv.png" id="1250" name="Picture"/>
                     <pic:cNvPicPr>
                       <a:picLocks noChangeArrowheads="1" noChangeAspect="1"/>
                     </pic:cNvPicPr>
@@ -29848,7 +29848,7 @@
               <a:graphicData uri="http://schemas.openxmlformats.org/drawingml/2006/picture">
                 <pic:pic>
                   <pic:nvPicPr>
-                    <pic:cNvPr descr="data/qr_codes/415_Cal_Mar_Hotel_Suites_220_Calif.png" id="1253" name="Picture"/>
+                    <pic:cNvPr descr="generated/oversize/qr_codes/415_Cal_Mar_Hotel_Suites_220_Calif.png" id="1253" name="Picture"/>
                     <pic:cNvPicPr>
                       <a:picLocks noChangeArrowheads="1" noChangeAspect="1"/>
                     </pic:cNvPicPr>
@@ -29922,7 +29922,7 @@
               <a:graphicData uri="http://schemas.openxmlformats.org/drawingml/2006/picture">
                 <pic:pic>
                   <pic:nvPicPr>
-                    <pic:cNvPr descr="data/qr_codes/416_Santa_Monica_Pier_Santa_Monica.png" id="1256" name="Picture"/>
+                    <pic:cNvPr descr="generated/oversize/qr_codes/416_Santa_Monica_Pier_Santa_Monica.png" id="1256" name="Picture"/>
                     <pic:cNvPicPr>
                       <a:picLocks noChangeArrowheads="1" noChangeAspect="1"/>
                     </pic:cNvPicPr>
